--- a/DAY-11/Lab Exercise - Deploy Azure Function App using ARM Template.docx
+++ b/DAY-11/Lab Exercise - Deploy Azure Function App using ARM Template.docx
@@ -233,7 +233,7 @@
           <w:color w:val="000000" w:themeColor="text1"/>
         </w:rPr>
         <w:pict w14:anchorId="2EC13FF1">
-          <v:rect id="_x0000_i1136" style="width:0;height:1.5pt" o:hralign="center" o:hrstd="t" o:hr="t" fillcolor="#a0a0a0" stroked="f"/>
+          <v:rect id="_x0000_i1026" style="width:0;height:1.5pt" o:hralign="center" o:hrstd="t" o:hr="t" fillcolor="#a0a0a0" stroked="f"/>
         </w:pict>
       </w:r>
     </w:p>
@@ -557,7 +557,7 @@
           <w:color w:val="000000" w:themeColor="text1"/>
         </w:rPr>
         <w:pict w14:anchorId="46BEC1E3">
-          <v:rect id="_x0000_i1137" style="width:0;height:1.5pt" o:hralign="center" o:hrstd="t" o:hr="t" fillcolor="#a0a0a0" stroked="f"/>
+          <v:rect id="_x0000_i1027" style="width:0;height:1.5pt" o:hralign="center" o:hrstd="t" o:hr="t" fillcolor="#a0a0a0" stroked="f"/>
         </w:pict>
       </w:r>
     </w:p>
@@ -701,7 +701,7 @@
           <w:color w:val="000000" w:themeColor="text1"/>
         </w:rPr>
         <w:pict w14:anchorId="1F210A4B">
-          <v:rect id="_x0000_i1138" style="width:0;height:1.5pt" o:hralign="center" o:hrstd="t" o:hr="t" fillcolor="#a0a0a0" stroked="f"/>
+          <v:rect id="_x0000_i1028" style="width:0;height:1.5pt" o:hralign="center" o:hrstd="t" o:hr="t" fillcolor="#a0a0a0" stroked="f"/>
         </w:pict>
       </w:r>
     </w:p>
@@ -735,6 +735,1986 @@
           <w:color w:val="000000" w:themeColor="text1"/>
         </w:rPr>
       </w:pPr>
+    </w:p>
+    <w:p>
+      <w:pPr>
+        <w:pBdr>
+          <w:top w:val="single" w:sz="4" w:space="1" w:color="auto"/>
+          <w:left w:val="single" w:sz="4" w:space="1" w:color="auto"/>
+          <w:bottom w:val="single" w:sz="4" w:space="1" w:color="auto"/>
+          <w:right w:val="single" w:sz="4" w:space="1" w:color="auto"/>
+        </w:pBdr>
+        <w:shd w:val="clear" w:color="auto" w:fill="F2F2F2" w:themeFill="background1" w:themeFillShade="F2"/>
+        <w:spacing w:after="0" w:line="480" w:lineRule="auto"/>
+        <w:rPr>
+          <w:rFonts w:ascii="Georgia Pro" w:eastAsia="Georgia Pro" w:hAnsi="Georgia Pro" w:cs="Georgia Pro"/>
+          <w:color w:val="000000" w:themeColor="text1"/>
+        </w:rPr>
+      </w:pPr>
+      <w:r>
+        <w:rPr>
+          <w:rFonts w:ascii="Georgia Pro" w:eastAsia="Georgia Pro" w:hAnsi="Georgia Pro" w:cs="Georgia Pro"/>
+          <w:color w:val="000000" w:themeColor="text1"/>
+        </w:rPr>
+        <w:t xml:space="preserve">cat &gt; </w:t>
+      </w:r>
+      <w:proofErr w:type="spellStart"/>
+      <w:proofErr w:type="gramStart"/>
+      <w:r>
+        <w:rPr>
+          <w:rFonts w:ascii="Georgia Pro" w:eastAsia="Georgia Pro" w:hAnsi="Georgia Pro" w:cs="Georgia Pro"/>
+          <w:color w:val="000000" w:themeColor="text1"/>
+        </w:rPr>
+        <w:t>template.json</w:t>
+      </w:r>
+      <w:proofErr w:type="spellEnd"/>
+      <w:proofErr w:type="gramEnd"/>
+      <w:r>
+        <w:rPr>
+          <w:rFonts w:ascii="Georgia Pro" w:eastAsia="Georgia Pro" w:hAnsi="Georgia Pro" w:cs="Georgia Pro"/>
+          <w:color w:val="000000" w:themeColor="text1"/>
+        </w:rPr>
+        <w:t xml:space="preserve"> &lt;&lt;EOF</w:t>
+      </w:r>
+    </w:p>
+    <w:p>
+      <w:pPr>
+        <w:pBdr>
+          <w:top w:val="single" w:sz="4" w:space="1" w:color="auto"/>
+          <w:left w:val="single" w:sz="4" w:space="1" w:color="auto"/>
+          <w:bottom w:val="single" w:sz="4" w:space="1" w:color="auto"/>
+          <w:right w:val="single" w:sz="4" w:space="1" w:color="auto"/>
+        </w:pBdr>
+        <w:shd w:val="clear" w:color="auto" w:fill="F2F2F2" w:themeFill="background1" w:themeFillShade="F2"/>
+        <w:spacing w:after="0" w:line="480" w:lineRule="auto"/>
+        <w:rPr>
+          <w:rFonts w:ascii="Georgia Pro" w:eastAsia="Georgia Pro" w:hAnsi="Georgia Pro" w:cs="Georgia Pro"/>
+          <w:color w:val="000000" w:themeColor="text1"/>
+        </w:rPr>
+      </w:pPr>
+      <w:r>
+        <w:rPr>
+          <w:rFonts w:ascii="Georgia Pro" w:eastAsia="Georgia Pro" w:hAnsi="Georgia Pro" w:cs="Georgia Pro"/>
+          <w:color w:val="000000" w:themeColor="text1"/>
+        </w:rPr>
+        <w:t>{</w:t>
+      </w:r>
+    </w:p>
+    <w:p>
+      <w:pPr>
+        <w:pBdr>
+          <w:top w:val="single" w:sz="4" w:space="1" w:color="auto"/>
+          <w:left w:val="single" w:sz="4" w:space="1" w:color="auto"/>
+          <w:bottom w:val="single" w:sz="4" w:space="1" w:color="auto"/>
+          <w:right w:val="single" w:sz="4" w:space="1" w:color="auto"/>
+        </w:pBdr>
+        <w:shd w:val="clear" w:color="auto" w:fill="F2F2F2" w:themeFill="background1" w:themeFillShade="F2"/>
+        <w:spacing w:after="0" w:line="480" w:lineRule="auto"/>
+        <w:rPr>
+          <w:rFonts w:ascii="Georgia Pro" w:eastAsia="Georgia Pro" w:hAnsi="Georgia Pro" w:cs="Georgia Pro"/>
+          <w:color w:val="000000" w:themeColor="text1"/>
+        </w:rPr>
+      </w:pPr>
+      <w:r>
+        <w:rPr>
+          <w:rFonts w:ascii="Georgia Pro" w:eastAsia="Georgia Pro" w:hAnsi="Georgia Pro" w:cs="Georgia Pro"/>
+          <w:color w:val="000000" w:themeColor="text1"/>
+        </w:rPr>
+        <w:t xml:space="preserve">  "$schema": "https://schema.management.azure.com/schemas/2019-04-01/deploymentTemplate.json#",</w:t>
+      </w:r>
+    </w:p>
+    <w:p>
+      <w:pPr>
+        <w:pBdr>
+          <w:top w:val="single" w:sz="4" w:space="1" w:color="auto"/>
+          <w:left w:val="single" w:sz="4" w:space="1" w:color="auto"/>
+          <w:bottom w:val="single" w:sz="4" w:space="1" w:color="auto"/>
+          <w:right w:val="single" w:sz="4" w:space="1" w:color="auto"/>
+        </w:pBdr>
+        <w:shd w:val="clear" w:color="auto" w:fill="F2F2F2" w:themeFill="background1" w:themeFillShade="F2"/>
+        <w:spacing w:after="0" w:line="480" w:lineRule="auto"/>
+        <w:rPr>
+          <w:rFonts w:ascii="Georgia Pro" w:eastAsia="Georgia Pro" w:hAnsi="Georgia Pro" w:cs="Georgia Pro"/>
+          <w:color w:val="000000" w:themeColor="text1"/>
+        </w:rPr>
+      </w:pPr>
+      <w:r>
+        <w:rPr>
+          <w:rFonts w:ascii="Georgia Pro" w:eastAsia="Georgia Pro" w:hAnsi="Georgia Pro" w:cs="Georgia Pro"/>
+          <w:color w:val="000000" w:themeColor="text1"/>
+        </w:rPr>
+        <w:t xml:space="preserve">  "</w:t>
+      </w:r>
+      <w:proofErr w:type="spellStart"/>
+      <w:r>
+        <w:rPr>
+          <w:rFonts w:ascii="Georgia Pro" w:eastAsia="Georgia Pro" w:hAnsi="Georgia Pro" w:cs="Georgia Pro"/>
+          <w:color w:val="000000" w:themeColor="text1"/>
+        </w:rPr>
+        <w:t>contentVersion</w:t>
+      </w:r>
+      <w:proofErr w:type="spellEnd"/>
+      <w:r>
+        <w:rPr>
+          <w:rFonts w:ascii="Georgia Pro" w:eastAsia="Georgia Pro" w:hAnsi="Georgia Pro" w:cs="Georgia Pro"/>
+          <w:color w:val="000000" w:themeColor="text1"/>
+        </w:rPr>
+        <w:t>": "1.0.0.0",</w:t>
+      </w:r>
+    </w:p>
+    <w:p>
+      <w:pPr>
+        <w:pBdr>
+          <w:top w:val="single" w:sz="4" w:space="1" w:color="auto"/>
+          <w:left w:val="single" w:sz="4" w:space="1" w:color="auto"/>
+          <w:bottom w:val="single" w:sz="4" w:space="1" w:color="auto"/>
+          <w:right w:val="single" w:sz="4" w:space="1" w:color="auto"/>
+        </w:pBdr>
+        <w:shd w:val="clear" w:color="auto" w:fill="F2F2F2" w:themeFill="background1" w:themeFillShade="F2"/>
+        <w:spacing w:after="0" w:line="480" w:lineRule="auto"/>
+        <w:rPr>
+          <w:rFonts w:ascii="Georgia Pro" w:eastAsia="Georgia Pro" w:hAnsi="Georgia Pro" w:cs="Georgia Pro"/>
+          <w:color w:val="000000" w:themeColor="text1"/>
+        </w:rPr>
+      </w:pPr>
+      <w:r>
+        <w:rPr>
+          <w:rFonts w:ascii="Georgia Pro" w:eastAsia="Georgia Pro" w:hAnsi="Georgia Pro" w:cs="Georgia Pro"/>
+          <w:color w:val="000000" w:themeColor="text1"/>
+        </w:rPr>
+        <w:t xml:space="preserve">  "resources": [</w:t>
+      </w:r>
+    </w:p>
+    <w:p>
+      <w:pPr>
+        <w:pBdr>
+          <w:top w:val="single" w:sz="4" w:space="1" w:color="auto"/>
+          <w:left w:val="single" w:sz="4" w:space="1" w:color="auto"/>
+          <w:bottom w:val="single" w:sz="4" w:space="1" w:color="auto"/>
+          <w:right w:val="single" w:sz="4" w:space="1" w:color="auto"/>
+        </w:pBdr>
+        <w:shd w:val="clear" w:color="auto" w:fill="F2F2F2" w:themeFill="background1" w:themeFillShade="F2"/>
+        <w:spacing w:after="0" w:line="480" w:lineRule="auto"/>
+        <w:rPr>
+          <w:rFonts w:ascii="Georgia Pro" w:eastAsia="Georgia Pro" w:hAnsi="Georgia Pro" w:cs="Georgia Pro"/>
+          <w:color w:val="000000" w:themeColor="text1"/>
+        </w:rPr>
+      </w:pPr>
+      <w:r>
+        <w:rPr>
+          <w:rFonts w:ascii="Georgia Pro" w:eastAsia="Georgia Pro" w:hAnsi="Georgia Pro" w:cs="Georgia Pro"/>
+          <w:color w:val="000000" w:themeColor="text1"/>
+        </w:rPr>
+        <w:t xml:space="preserve">    {</w:t>
+      </w:r>
+    </w:p>
+    <w:p>
+      <w:pPr>
+        <w:pBdr>
+          <w:top w:val="single" w:sz="4" w:space="1" w:color="auto"/>
+          <w:left w:val="single" w:sz="4" w:space="1" w:color="auto"/>
+          <w:bottom w:val="single" w:sz="4" w:space="1" w:color="auto"/>
+          <w:right w:val="single" w:sz="4" w:space="1" w:color="auto"/>
+        </w:pBdr>
+        <w:shd w:val="clear" w:color="auto" w:fill="F2F2F2" w:themeFill="background1" w:themeFillShade="F2"/>
+        <w:spacing w:after="0" w:line="480" w:lineRule="auto"/>
+        <w:rPr>
+          <w:rFonts w:ascii="Georgia Pro" w:eastAsia="Georgia Pro" w:hAnsi="Georgia Pro" w:cs="Georgia Pro"/>
+          <w:color w:val="000000" w:themeColor="text1"/>
+        </w:rPr>
+      </w:pPr>
+      <w:r>
+        <w:rPr>
+          <w:rFonts w:ascii="Georgia Pro" w:eastAsia="Georgia Pro" w:hAnsi="Georgia Pro" w:cs="Georgia Pro"/>
+          <w:color w:val="000000" w:themeColor="text1"/>
+        </w:rPr>
+        <w:t xml:space="preserve">      "type": "</w:t>
+      </w:r>
+      <w:proofErr w:type="spellStart"/>
+      <w:r>
+        <w:rPr>
+          <w:rFonts w:ascii="Georgia Pro" w:eastAsia="Georgia Pro" w:hAnsi="Georgia Pro" w:cs="Georgia Pro"/>
+          <w:color w:val="000000" w:themeColor="text1"/>
+        </w:rPr>
+        <w:t>Microsoft.Storage</w:t>
+      </w:r>
+      <w:proofErr w:type="spellEnd"/>
+      <w:r>
+        <w:rPr>
+          <w:rFonts w:ascii="Georgia Pro" w:eastAsia="Georgia Pro" w:hAnsi="Georgia Pro" w:cs="Georgia Pro"/>
+          <w:color w:val="000000" w:themeColor="text1"/>
+        </w:rPr>
+        <w:t>/</w:t>
+      </w:r>
+      <w:proofErr w:type="spellStart"/>
+      <w:r>
+        <w:rPr>
+          <w:rFonts w:ascii="Georgia Pro" w:eastAsia="Georgia Pro" w:hAnsi="Georgia Pro" w:cs="Georgia Pro"/>
+          <w:color w:val="000000" w:themeColor="text1"/>
+        </w:rPr>
+        <w:t>storageAccounts</w:t>
+      </w:r>
+      <w:proofErr w:type="spellEnd"/>
+      <w:r>
+        <w:rPr>
+          <w:rFonts w:ascii="Georgia Pro" w:eastAsia="Georgia Pro" w:hAnsi="Georgia Pro" w:cs="Georgia Pro"/>
+          <w:color w:val="000000" w:themeColor="text1"/>
+        </w:rPr>
+        <w:t>",</w:t>
+      </w:r>
+    </w:p>
+    <w:p>
+      <w:pPr>
+        <w:pBdr>
+          <w:top w:val="single" w:sz="4" w:space="1" w:color="auto"/>
+          <w:left w:val="single" w:sz="4" w:space="1" w:color="auto"/>
+          <w:bottom w:val="single" w:sz="4" w:space="1" w:color="auto"/>
+          <w:right w:val="single" w:sz="4" w:space="1" w:color="auto"/>
+        </w:pBdr>
+        <w:shd w:val="clear" w:color="auto" w:fill="F2F2F2" w:themeFill="background1" w:themeFillShade="F2"/>
+        <w:spacing w:after="0" w:line="480" w:lineRule="auto"/>
+        <w:rPr>
+          <w:rFonts w:ascii="Georgia Pro" w:eastAsia="Georgia Pro" w:hAnsi="Georgia Pro" w:cs="Georgia Pro"/>
+          <w:color w:val="000000" w:themeColor="text1"/>
+        </w:rPr>
+      </w:pPr>
+      <w:r>
+        <w:rPr>
+          <w:rFonts w:ascii="Georgia Pro" w:eastAsia="Georgia Pro" w:hAnsi="Georgia Pro" w:cs="Georgia Pro"/>
+          <w:color w:val="000000" w:themeColor="text1"/>
+        </w:rPr>
+        <w:t xml:space="preserve">      "</w:t>
+      </w:r>
+      <w:proofErr w:type="spellStart"/>
+      <w:r>
+        <w:rPr>
+          <w:rFonts w:ascii="Georgia Pro" w:eastAsia="Georgia Pro" w:hAnsi="Georgia Pro" w:cs="Georgia Pro"/>
+          <w:color w:val="000000" w:themeColor="text1"/>
+        </w:rPr>
+        <w:t>apiVersion</w:t>
+      </w:r>
+      <w:proofErr w:type="spellEnd"/>
+      <w:r>
+        <w:rPr>
+          <w:rFonts w:ascii="Georgia Pro" w:eastAsia="Georgia Pro" w:hAnsi="Georgia Pro" w:cs="Georgia Pro"/>
+          <w:color w:val="000000" w:themeColor="text1"/>
+        </w:rPr>
+        <w:t>": "2022-09-01",</w:t>
+      </w:r>
+    </w:p>
+    <w:p>
+      <w:pPr>
+        <w:pBdr>
+          <w:top w:val="single" w:sz="4" w:space="1" w:color="auto"/>
+          <w:left w:val="single" w:sz="4" w:space="1" w:color="auto"/>
+          <w:bottom w:val="single" w:sz="4" w:space="1" w:color="auto"/>
+          <w:right w:val="single" w:sz="4" w:space="1" w:color="auto"/>
+        </w:pBdr>
+        <w:shd w:val="clear" w:color="auto" w:fill="F2F2F2" w:themeFill="background1" w:themeFillShade="F2"/>
+        <w:spacing w:after="0" w:line="480" w:lineRule="auto"/>
+        <w:rPr>
+          <w:rFonts w:ascii="Georgia Pro" w:eastAsia="Georgia Pro" w:hAnsi="Georgia Pro" w:cs="Georgia Pro"/>
+          <w:color w:val="000000" w:themeColor="text1"/>
+        </w:rPr>
+      </w:pPr>
+      <w:r>
+        <w:rPr>
+          <w:rFonts w:ascii="Georgia Pro" w:eastAsia="Georgia Pro" w:hAnsi="Georgia Pro" w:cs="Georgia Pro"/>
+          <w:color w:val="000000" w:themeColor="text1"/>
+        </w:rPr>
+        <w:t xml:space="preserve">      "name": "$STORE",</w:t>
+      </w:r>
+    </w:p>
+    <w:p>
+      <w:pPr>
+        <w:pBdr>
+          <w:top w:val="single" w:sz="4" w:space="1" w:color="auto"/>
+          <w:left w:val="single" w:sz="4" w:space="1" w:color="auto"/>
+          <w:bottom w:val="single" w:sz="4" w:space="1" w:color="auto"/>
+          <w:right w:val="single" w:sz="4" w:space="1" w:color="auto"/>
+        </w:pBdr>
+        <w:shd w:val="clear" w:color="auto" w:fill="F2F2F2" w:themeFill="background1" w:themeFillShade="F2"/>
+        <w:spacing w:after="0" w:line="480" w:lineRule="auto"/>
+        <w:rPr>
+          <w:rFonts w:ascii="Georgia Pro" w:eastAsia="Georgia Pro" w:hAnsi="Georgia Pro" w:cs="Georgia Pro"/>
+          <w:color w:val="000000" w:themeColor="text1"/>
+        </w:rPr>
+      </w:pPr>
+      <w:r>
+        <w:rPr>
+          <w:rFonts w:ascii="Georgia Pro" w:eastAsia="Georgia Pro" w:hAnsi="Georgia Pro" w:cs="Georgia Pro"/>
+          <w:color w:val="000000" w:themeColor="text1"/>
+        </w:rPr>
+        <w:t xml:space="preserve">      "location": "$LOC",</w:t>
+      </w:r>
+    </w:p>
+    <w:p>
+      <w:pPr>
+        <w:pBdr>
+          <w:top w:val="single" w:sz="4" w:space="1" w:color="auto"/>
+          <w:left w:val="single" w:sz="4" w:space="1" w:color="auto"/>
+          <w:bottom w:val="single" w:sz="4" w:space="1" w:color="auto"/>
+          <w:right w:val="single" w:sz="4" w:space="1" w:color="auto"/>
+        </w:pBdr>
+        <w:shd w:val="clear" w:color="auto" w:fill="F2F2F2" w:themeFill="background1" w:themeFillShade="F2"/>
+        <w:spacing w:after="0" w:line="480" w:lineRule="auto"/>
+        <w:rPr>
+          <w:rFonts w:ascii="Georgia Pro" w:eastAsia="Georgia Pro" w:hAnsi="Georgia Pro" w:cs="Georgia Pro"/>
+          <w:color w:val="000000" w:themeColor="text1"/>
+        </w:rPr>
+      </w:pPr>
+      <w:r>
+        <w:rPr>
+          <w:rFonts w:ascii="Georgia Pro" w:eastAsia="Georgia Pro" w:hAnsi="Georgia Pro" w:cs="Georgia Pro"/>
+          <w:color w:val="000000" w:themeColor="text1"/>
+        </w:rPr>
+        <w:t xml:space="preserve">      "</w:t>
+      </w:r>
+      <w:proofErr w:type="spellStart"/>
+      <w:r>
+        <w:rPr>
+          <w:rFonts w:ascii="Georgia Pro" w:eastAsia="Georgia Pro" w:hAnsi="Georgia Pro" w:cs="Georgia Pro"/>
+          <w:color w:val="000000" w:themeColor="text1"/>
+        </w:rPr>
+        <w:t>sku</w:t>
+      </w:r>
+      <w:proofErr w:type="spellEnd"/>
+      <w:proofErr w:type="gramStart"/>
+      <w:r>
+        <w:rPr>
+          <w:rFonts w:ascii="Georgia Pro" w:eastAsia="Georgia Pro" w:hAnsi="Georgia Pro" w:cs="Georgia Pro"/>
+          <w:color w:val="000000" w:themeColor="text1"/>
+        </w:rPr>
+        <w:t>": {</w:t>
+      </w:r>
+      <w:proofErr w:type="gramEnd"/>
+    </w:p>
+    <w:p>
+      <w:pPr>
+        <w:pBdr>
+          <w:top w:val="single" w:sz="4" w:space="1" w:color="auto"/>
+          <w:left w:val="single" w:sz="4" w:space="1" w:color="auto"/>
+          <w:bottom w:val="single" w:sz="4" w:space="1" w:color="auto"/>
+          <w:right w:val="single" w:sz="4" w:space="1" w:color="auto"/>
+        </w:pBdr>
+        <w:shd w:val="clear" w:color="auto" w:fill="F2F2F2" w:themeFill="background1" w:themeFillShade="F2"/>
+        <w:spacing w:after="0" w:line="480" w:lineRule="auto"/>
+        <w:rPr>
+          <w:rFonts w:ascii="Georgia Pro" w:eastAsia="Georgia Pro" w:hAnsi="Georgia Pro" w:cs="Georgia Pro"/>
+          <w:color w:val="000000" w:themeColor="text1"/>
+        </w:rPr>
+      </w:pPr>
+      <w:r>
+        <w:rPr>
+          <w:rFonts w:ascii="Georgia Pro" w:eastAsia="Georgia Pro" w:hAnsi="Georgia Pro" w:cs="Georgia Pro"/>
+          <w:color w:val="000000" w:themeColor="text1"/>
+        </w:rPr>
+        <w:t xml:space="preserve">        "name": "</w:t>
+      </w:r>
+      <w:proofErr w:type="spellStart"/>
+      <w:r>
+        <w:rPr>
+          <w:rFonts w:ascii="Georgia Pro" w:eastAsia="Georgia Pro" w:hAnsi="Georgia Pro" w:cs="Georgia Pro"/>
+          <w:color w:val="000000" w:themeColor="text1"/>
+        </w:rPr>
+        <w:t>Standard_LRS</w:t>
+      </w:r>
+      <w:proofErr w:type="spellEnd"/>
+      <w:r>
+        <w:rPr>
+          <w:rFonts w:ascii="Georgia Pro" w:eastAsia="Georgia Pro" w:hAnsi="Georgia Pro" w:cs="Georgia Pro"/>
+          <w:color w:val="000000" w:themeColor="text1"/>
+        </w:rPr>
+        <w:t>"</w:t>
+      </w:r>
+    </w:p>
+    <w:p>
+      <w:pPr>
+        <w:pBdr>
+          <w:top w:val="single" w:sz="4" w:space="1" w:color="auto"/>
+          <w:left w:val="single" w:sz="4" w:space="1" w:color="auto"/>
+          <w:bottom w:val="single" w:sz="4" w:space="1" w:color="auto"/>
+          <w:right w:val="single" w:sz="4" w:space="1" w:color="auto"/>
+        </w:pBdr>
+        <w:shd w:val="clear" w:color="auto" w:fill="F2F2F2" w:themeFill="background1" w:themeFillShade="F2"/>
+        <w:spacing w:after="0" w:line="480" w:lineRule="auto"/>
+        <w:rPr>
+          <w:rFonts w:ascii="Georgia Pro" w:eastAsia="Georgia Pro" w:hAnsi="Georgia Pro" w:cs="Georgia Pro"/>
+          <w:color w:val="000000" w:themeColor="text1"/>
+        </w:rPr>
+      </w:pPr>
+      <w:r>
+        <w:rPr>
+          <w:rFonts w:ascii="Georgia Pro" w:eastAsia="Georgia Pro" w:hAnsi="Georgia Pro" w:cs="Georgia Pro"/>
+          <w:color w:val="000000" w:themeColor="text1"/>
+        </w:rPr>
+        <w:t xml:space="preserve">      },</w:t>
+      </w:r>
+    </w:p>
+    <w:p>
+      <w:pPr>
+        <w:pBdr>
+          <w:top w:val="single" w:sz="4" w:space="1" w:color="auto"/>
+          <w:left w:val="single" w:sz="4" w:space="1" w:color="auto"/>
+          <w:bottom w:val="single" w:sz="4" w:space="1" w:color="auto"/>
+          <w:right w:val="single" w:sz="4" w:space="1" w:color="auto"/>
+        </w:pBdr>
+        <w:shd w:val="clear" w:color="auto" w:fill="F2F2F2" w:themeFill="background1" w:themeFillShade="F2"/>
+        <w:spacing w:after="0" w:line="480" w:lineRule="auto"/>
+        <w:rPr>
+          <w:rFonts w:ascii="Georgia Pro" w:eastAsia="Georgia Pro" w:hAnsi="Georgia Pro" w:cs="Georgia Pro"/>
+          <w:color w:val="000000" w:themeColor="text1"/>
+        </w:rPr>
+      </w:pPr>
+      <w:r>
+        <w:rPr>
+          <w:rFonts w:ascii="Georgia Pro" w:eastAsia="Georgia Pro" w:hAnsi="Georgia Pro" w:cs="Georgia Pro"/>
+          <w:color w:val="000000" w:themeColor="text1"/>
+        </w:rPr>
+        <w:t xml:space="preserve">      "kind": "StorageV2",</w:t>
+      </w:r>
+    </w:p>
+    <w:p>
+      <w:pPr>
+        <w:pBdr>
+          <w:top w:val="single" w:sz="4" w:space="1" w:color="auto"/>
+          <w:left w:val="single" w:sz="4" w:space="1" w:color="auto"/>
+          <w:bottom w:val="single" w:sz="4" w:space="1" w:color="auto"/>
+          <w:right w:val="single" w:sz="4" w:space="1" w:color="auto"/>
+        </w:pBdr>
+        <w:shd w:val="clear" w:color="auto" w:fill="F2F2F2" w:themeFill="background1" w:themeFillShade="F2"/>
+        <w:spacing w:after="0" w:line="480" w:lineRule="auto"/>
+        <w:rPr>
+          <w:rFonts w:ascii="Georgia Pro" w:eastAsia="Georgia Pro" w:hAnsi="Georgia Pro" w:cs="Georgia Pro"/>
+          <w:color w:val="000000" w:themeColor="text1"/>
+        </w:rPr>
+      </w:pPr>
+      <w:r>
+        <w:rPr>
+          <w:rFonts w:ascii="Georgia Pro" w:eastAsia="Georgia Pro" w:hAnsi="Georgia Pro" w:cs="Georgia Pro"/>
+          <w:color w:val="000000" w:themeColor="text1"/>
+        </w:rPr>
+        <w:t xml:space="preserve">      "properties</w:t>
+      </w:r>
+      <w:proofErr w:type="gramStart"/>
+      <w:r>
+        <w:rPr>
+          <w:rFonts w:ascii="Georgia Pro" w:eastAsia="Georgia Pro" w:hAnsi="Georgia Pro" w:cs="Georgia Pro"/>
+          <w:color w:val="000000" w:themeColor="text1"/>
+        </w:rPr>
+        <w:t>": {}</w:t>
+      </w:r>
+      <w:proofErr w:type="gramEnd"/>
+    </w:p>
+    <w:p>
+      <w:pPr>
+        <w:pBdr>
+          <w:top w:val="single" w:sz="4" w:space="1" w:color="auto"/>
+          <w:left w:val="single" w:sz="4" w:space="1" w:color="auto"/>
+          <w:bottom w:val="single" w:sz="4" w:space="1" w:color="auto"/>
+          <w:right w:val="single" w:sz="4" w:space="1" w:color="auto"/>
+        </w:pBdr>
+        <w:shd w:val="clear" w:color="auto" w:fill="F2F2F2" w:themeFill="background1" w:themeFillShade="F2"/>
+        <w:spacing w:after="0" w:line="480" w:lineRule="auto"/>
+        <w:rPr>
+          <w:rFonts w:ascii="Georgia Pro" w:eastAsia="Georgia Pro" w:hAnsi="Georgia Pro" w:cs="Georgia Pro"/>
+          <w:color w:val="000000" w:themeColor="text1"/>
+        </w:rPr>
+      </w:pPr>
+      <w:r>
+        <w:rPr>
+          <w:rFonts w:ascii="Georgia Pro" w:eastAsia="Georgia Pro" w:hAnsi="Georgia Pro" w:cs="Georgia Pro"/>
+          <w:color w:val="000000" w:themeColor="text1"/>
+        </w:rPr>
+        <w:lastRenderedPageBreak/>
+        <w:t xml:space="preserve">    },</w:t>
+      </w:r>
+    </w:p>
+    <w:p>
+      <w:pPr>
+        <w:pBdr>
+          <w:top w:val="single" w:sz="4" w:space="1" w:color="auto"/>
+          <w:left w:val="single" w:sz="4" w:space="1" w:color="auto"/>
+          <w:bottom w:val="single" w:sz="4" w:space="1" w:color="auto"/>
+          <w:right w:val="single" w:sz="4" w:space="1" w:color="auto"/>
+        </w:pBdr>
+        <w:shd w:val="clear" w:color="auto" w:fill="F2F2F2" w:themeFill="background1" w:themeFillShade="F2"/>
+        <w:spacing w:after="0" w:line="480" w:lineRule="auto"/>
+        <w:rPr>
+          <w:rFonts w:ascii="Georgia Pro" w:eastAsia="Georgia Pro" w:hAnsi="Georgia Pro" w:cs="Georgia Pro"/>
+          <w:color w:val="000000" w:themeColor="text1"/>
+        </w:rPr>
+      </w:pPr>
+      <w:r>
+        <w:rPr>
+          <w:rFonts w:ascii="Georgia Pro" w:eastAsia="Georgia Pro" w:hAnsi="Georgia Pro" w:cs="Georgia Pro"/>
+          <w:color w:val="000000" w:themeColor="text1"/>
+        </w:rPr>
+        <w:t xml:space="preserve">    {</w:t>
+      </w:r>
+    </w:p>
+    <w:p>
+      <w:pPr>
+        <w:pBdr>
+          <w:top w:val="single" w:sz="4" w:space="1" w:color="auto"/>
+          <w:left w:val="single" w:sz="4" w:space="1" w:color="auto"/>
+          <w:bottom w:val="single" w:sz="4" w:space="1" w:color="auto"/>
+          <w:right w:val="single" w:sz="4" w:space="1" w:color="auto"/>
+        </w:pBdr>
+        <w:shd w:val="clear" w:color="auto" w:fill="F2F2F2" w:themeFill="background1" w:themeFillShade="F2"/>
+        <w:spacing w:after="0" w:line="480" w:lineRule="auto"/>
+        <w:rPr>
+          <w:rFonts w:ascii="Georgia Pro" w:eastAsia="Georgia Pro" w:hAnsi="Georgia Pro" w:cs="Georgia Pro"/>
+          <w:color w:val="000000" w:themeColor="text1"/>
+        </w:rPr>
+      </w:pPr>
+      <w:r>
+        <w:rPr>
+          <w:rFonts w:ascii="Georgia Pro" w:eastAsia="Georgia Pro" w:hAnsi="Georgia Pro" w:cs="Georgia Pro"/>
+          <w:color w:val="000000" w:themeColor="text1"/>
+        </w:rPr>
+        <w:t xml:space="preserve">      "type": "</w:t>
+      </w:r>
+      <w:proofErr w:type="spellStart"/>
+      <w:r>
+        <w:rPr>
+          <w:rFonts w:ascii="Georgia Pro" w:eastAsia="Georgia Pro" w:hAnsi="Georgia Pro" w:cs="Georgia Pro"/>
+          <w:color w:val="000000" w:themeColor="text1"/>
+        </w:rPr>
+        <w:t>Microsoft.Web</w:t>
+      </w:r>
+      <w:proofErr w:type="spellEnd"/>
+      <w:r>
+        <w:rPr>
+          <w:rFonts w:ascii="Georgia Pro" w:eastAsia="Georgia Pro" w:hAnsi="Georgia Pro" w:cs="Georgia Pro"/>
+          <w:color w:val="000000" w:themeColor="text1"/>
+        </w:rPr>
+        <w:t>/</w:t>
+      </w:r>
+      <w:proofErr w:type="spellStart"/>
+      <w:r>
+        <w:rPr>
+          <w:rFonts w:ascii="Georgia Pro" w:eastAsia="Georgia Pro" w:hAnsi="Georgia Pro" w:cs="Georgia Pro"/>
+          <w:color w:val="000000" w:themeColor="text1"/>
+        </w:rPr>
+        <w:t>serverfarms</w:t>
+      </w:r>
+      <w:proofErr w:type="spellEnd"/>
+      <w:r>
+        <w:rPr>
+          <w:rFonts w:ascii="Georgia Pro" w:eastAsia="Georgia Pro" w:hAnsi="Georgia Pro" w:cs="Georgia Pro"/>
+          <w:color w:val="000000" w:themeColor="text1"/>
+        </w:rPr>
+        <w:t>",</w:t>
+      </w:r>
+    </w:p>
+    <w:p>
+      <w:pPr>
+        <w:pBdr>
+          <w:top w:val="single" w:sz="4" w:space="1" w:color="auto"/>
+          <w:left w:val="single" w:sz="4" w:space="1" w:color="auto"/>
+          <w:bottom w:val="single" w:sz="4" w:space="1" w:color="auto"/>
+          <w:right w:val="single" w:sz="4" w:space="1" w:color="auto"/>
+        </w:pBdr>
+        <w:shd w:val="clear" w:color="auto" w:fill="F2F2F2" w:themeFill="background1" w:themeFillShade="F2"/>
+        <w:spacing w:after="0" w:line="480" w:lineRule="auto"/>
+        <w:rPr>
+          <w:rFonts w:ascii="Georgia Pro" w:eastAsia="Georgia Pro" w:hAnsi="Georgia Pro" w:cs="Georgia Pro"/>
+          <w:color w:val="000000" w:themeColor="text1"/>
+        </w:rPr>
+      </w:pPr>
+      <w:r>
+        <w:rPr>
+          <w:rFonts w:ascii="Georgia Pro" w:eastAsia="Georgia Pro" w:hAnsi="Georgia Pro" w:cs="Georgia Pro"/>
+          <w:color w:val="000000" w:themeColor="text1"/>
+        </w:rPr>
+        <w:t xml:space="preserve">      "</w:t>
+      </w:r>
+      <w:proofErr w:type="spellStart"/>
+      <w:r>
+        <w:rPr>
+          <w:rFonts w:ascii="Georgia Pro" w:eastAsia="Georgia Pro" w:hAnsi="Georgia Pro" w:cs="Georgia Pro"/>
+          <w:color w:val="000000" w:themeColor="text1"/>
+        </w:rPr>
+        <w:t>apiVersion</w:t>
+      </w:r>
+      <w:proofErr w:type="spellEnd"/>
+      <w:r>
+        <w:rPr>
+          <w:rFonts w:ascii="Georgia Pro" w:eastAsia="Georgia Pro" w:hAnsi="Georgia Pro" w:cs="Georgia Pro"/>
+          <w:color w:val="000000" w:themeColor="text1"/>
+        </w:rPr>
+        <w:t>": "2022-03-01",</w:t>
+      </w:r>
+    </w:p>
+    <w:p>
+      <w:pPr>
+        <w:pBdr>
+          <w:top w:val="single" w:sz="4" w:space="1" w:color="auto"/>
+          <w:left w:val="single" w:sz="4" w:space="1" w:color="auto"/>
+          <w:bottom w:val="single" w:sz="4" w:space="1" w:color="auto"/>
+          <w:right w:val="single" w:sz="4" w:space="1" w:color="auto"/>
+        </w:pBdr>
+        <w:shd w:val="clear" w:color="auto" w:fill="F2F2F2" w:themeFill="background1" w:themeFillShade="F2"/>
+        <w:spacing w:after="0" w:line="480" w:lineRule="auto"/>
+        <w:rPr>
+          <w:rFonts w:ascii="Georgia Pro" w:eastAsia="Georgia Pro" w:hAnsi="Georgia Pro" w:cs="Georgia Pro"/>
+          <w:color w:val="000000" w:themeColor="text1"/>
+        </w:rPr>
+      </w:pPr>
+      <w:r>
+        <w:rPr>
+          <w:rFonts w:ascii="Georgia Pro" w:eastAsia="Georgia Pro" w:hAnsi="Georgia Pro" w:cs="Georgia Pro"/>
+          <w:color w:val="000000" w:themeColor="text1"/>
+        </w:rPr>
+        <w:t xml:space="preserve">      "name": "$APP-plan",</w:t>
+      </w:r>
+    </w:p>
+    <w:p>
+      <w:pPr>
+        <w:pBdr>
+          <w:top w:val="single" w:sz="4" w:space="1" w:color="auto"/>
+          <w:left w:val="single" w:sz="4" w:space="1" w:color="auto"/>
+          <w:bottom w:val="single" w:sz="4" w:space="1" w:color="auto"/>
+          <w:right w:val="single" w:sz="4" w:space="1" w:color="auto"/>
+        </w:pBdr>
+        <w:shd w:val="clear" w:color="auto" w:fill="F2F2F2" w:themeFill="background1" w:themeFillShade="F2"/>
+        <w:spacing w:after="0" w:line="480" w:lineRule="auto"/>
+        <w:rPr>
+          <w:rFonts w:ascii="Georgia Pro" w:eastAsia="Georgia Pro" w:hAnsi="Georgia Pro" w:cs="Georgia Pro"/>
+          <w:color w:val="000000" w:themeColor="text1"/>
+        </w:rPr>
+      </w:pPr>
+      <w:r>
+        <w:rPr>
+          <w:rFonts w:ascii="Georgia Pro" w:eastAsia="Georgia Pro" w:hAnsi="Georgia Pro" w:cs="Georgia Pro"/>
+          <w:color w:val="000000" w:themeColor="text1"/>
+        </w:rPr>
+        <w:t xml:space="preserve">      "location": "$LOC",</w:t>
+      </w:r>
+    </w:p>
+    <w:p>
+      <w:pPr>
+        <w:pBdr>
+          <w:top w:val="single" w:sz="4" w:space="1" w:color="auto"/>
+          <w:left w:val="single" w:sz="4" w:space="1" w:color="auto"/>
+          <w:bottom w:val="single" w:sz="4" w:space="1" w:color="auto"/>
+          <w:right w:val="single" w:sz="4" w:space="1" w:color="auto"/>
+        </w:pBdr>
+        <w:shd w:val="clear" w:color="auto" w:fill="F2F2F2" w:themeFill="background1" w:themeFillShade="F2"/>
+        <w:spacing w:after="0" w:line="480" w:lineRule="auto"/>
+        <w:rPr>
+          <w:rFonts w:ascii="Georgia Pro" w:eastAsia="Georgia Pro" w:hAnsi="Georgia Pro" w:cs="Georgia Pro"/>
+          <w:color w:val="000000" w:themeColor="text1"/>
+        </w:rPr>
+      </w:pPr>
+      <w:r>
+        <w:rPr>
+          <w:rFonts w:ascii="Georgia Pro" w:eastAsia="Georgia Pro" w:hAnsi="Georgia Pro" w:cs="Georgia Pro"/>
+          <w:color w:val="000000" w:themeColor="text1"/>
+        </w:rPr>
+        <w:t xml:space="preserve">      "</w:t>
+      </w:r>
+      <w:proofErr w:type="spellStart"/>
+      <w:r>
+        <w:rPr>
+          <w:rFonts w:ascii="Georgia Pro" w:eastAsia="Georgia Pro" w:hAnsi="Georgia Pro" w:cs="Georgia Pro"/>
+          <w:color w:val="000000" w:themeColor="text1"/>
+        </w:rPr>
+        <w:t>sku</w:t>
+      </w:r>
+      <w:proofErr w:type="spellEnd"/>
+      <w:proofErr w:type="gramStart"/>
+      <w:r>
+        <w:rPr>
+          <w:rFonts w:ascii="Georgia Pro" w:eastAsia="Georgia Pro" w:hAnsi="Georgia Pro" w:cs="Georgia Pro"/>
+          <w:color w:val="000000" w:themeColor="text1"/>
+        </w:rPr>
+        <w:t>": {</w:t>
+      </w:r>
+      <w:proofErr w:type="gramEnd"/>
+    </w:p>
+    <w:p>
+      <w:pPr>
+        <w:pBdr>
+          <w:top w:val="single" w:sz="4" w:space="1" w:color="auto"/>
+          <w:left w:val="single" w:sz="4" w:space="1" w:color="auto"/>
+          <w:bottom w:val="single" w:sz="4" w:space="1" w:color="auto"/>
+          <w:right w:val="single" w:sz="4" w:space="1" w:color="auto"/>
+        </w:pBdr>
+        <w:shd w:val="clear" w:color="auto" w:fill="F2F2F2" w:themeFill="background1" w:themeFillShade="F2"/>
+        <w:spacing w:after="0" w:line="480" w:lineRule="auto"/>
+        <w:rPr>
+          <w:rFonts w:ascii="Georgia Pro" w:eastAsia="Georgia Pro" w:hAnsi="Georgia Pro" w:cs="Georgia Pro"/>
+          <w:color w:val="000000" w:themeColor="text1"/>
+        </w:rPr>
+      </w:pPr>
+      <w:r>
+        <w:rPr>
+          <w:rFonts w:ascii="Georgia Pro" w:eastAsia="Georgia Pro" w:hAnsi="Georgia Pro" w:cs="Georgia Pro"/>
+          <w:color w:val="000000" w:themeColor="text1"/>
+        </w:rPr>
+        <w:t xml:space="preserve">        "name": "Y1",</w:t>
+      </w:r>
+    </w:p>
+    <w:p>
+      <w:pPr>
+        <w:pBdr>
+          <w:top w:val="single" w:sz="4" w:space="1" w:color="auto"/>
+          <w:left w:val="single" w:sz="4" w:space="1" w:color="auto"/>
+          <w:bottom w:val="single" w:sz="4" w:space="1" w:color="auto"/>
+          <w:right w:val="single" w:sz="4" w:space="1" w:color="auto"/>
+        </w:pBdr>
+        <w:shd w:val="clear" w:color="auto" w:fill="F2F2F2" w:themeFill="background1" w:themeFillShade="F2"/>
+        <w:spacing w:after="0" w:line="480" w:lineRule="auto"/>
+        <w:rPr>
+          <w:rFonts w:ascii="Georgia Pro" w:eastAsia="Georgia Pro" w:hAnsi="Georgia Pro" w:cs="Georgia Pro"/>
+          <w:color w:val="000000" w:themeColor="text1"/>
+        </w:rPr>
+      </w:pPr>
+      <w:r>
+        <w:rPr>
+          <w:rFonts w:ascii="Georgia Pro" w:eastAsia="Georgia Pro" w:hAnsi="Georgia Pro" w:cs="Georgia Pro"/>
+          <w:color w:val="000000" w:themeColor="text1"/>
+        </w:rPr>
+        <w:t xml:space="preserve">        "tier": "Dynamic"</w:t>
+      </w:r>
+    </w:p>
+    <w:p>
+      <w:pPr>
+        <w:pBdr>
+          <w:top w:val="single" w:sz="4" w:space="1" w:color="auto"/>
+          <w:left w:val="single" w:sz="4" w:space="1" w:color="auto"/>
+          <w:bottom w:val="single" w:sz="4" w:space="1" w:color="auto"/>
+          <w:right w:val="single" w:sz="4" w:space="1" w:color="auto"/>
+        </w:pBdr>
+        <w:shd w:val="clear" w:color="auto" w:fill="F2F2F2" w:themeFill="background1" w:themeFillShade="F2"/>
+        <w:spacing w:after="0" w:line="480" w:lineRule="auto"/>
+        <w:rPr>
+          <w:rFonts w:ascii="Georgia Pro" w:eastAsia="Georgia Pro" w:hAnsi="Georgia Pro" w:cs="Georgia Pro"/>
+          <w:color w:val="000000" w:themeColor="text1"/>
+        </w:rPr>
+      </w:pPr>
+      <w:r>
+        <w:rPr>
+          <w:rFonts w:ascii="Georgia Pro" w:eastAsia="Georgia Pro" w:hAnsi="Georgia Pro" w:cs="Georgia Pro"/>
+          <w:color w:val="000000" w:themeColor="text1"/>
+        </w:rPr>
+        <w:t xml:space="preserve">      },</w:t>
+      </w:r>
+    </w:p>
+    <w:p>
+      <w:pPr>
+        <w:pBdr>
+          <w:top w:val="single" w:sz="4" w:space="1" w:color="auto"/>
+          <w:left w:val="single" w:sz="4" w:space="1" w:color="auto"/>
+          <w:bottom w:val="single" w:sz="4" w:space="1" w:color="auto"/>
+          <w:right w:val="single" w:sz="4" w:space="1" w:color="auto"/>
+        </w:pBdr>
+        <w:shd w:val="clear" w:color="auto" w:fill="F2F2F2" w:themeFill="background1" w:themeFillShade="F2"/>
+        <w:spacing w:after="0" w:line="480" w:lineRule="auto"/>
+        <w:rPr>
+          <w:rFonts w:ascii="Georgia Pro" w:eastAsia="Georgia Pro" w:hAnsi="Georgia Pro" w:cs="Georgia Pro"/>
+          <w:color w:val="000000" w:themeColor="text1"/>
+        </w:rPr>
+      </w:pPr>
+      <w:r>
+        <w:rPr>
+          <w:rFonts w:ascii="Georgia Pro" w:eastAsia="Georgia Pro" w:hAnsi="Georgia Pro" w:cs="Georgia Pro"/>
+          <w:color w:val="000000" w:themeColor="text1"/>
+        </w:rPr>
+        <w:t xml:space="preserve">      "properties</w:t>
+      </w:r>
+      <w:proofErr w:type="gramStart"/>
+      <w:r>
+        <w:rPr>
+          <w:rFonts w:ascii="Georgia Pro" w:eastAsia="Georgia Pro" w:hAnsi="Georgia Pro" w:cs="Georgia Pro"/>
+          <w:color w:val="000000" w:themeColor="text1"/>
+        </w:rPr>
+        <w:t>": {}</w:t>
+      </w:r>
+      <w:proofErr w:type="gramEnd"/>
+    </w:p>
+    <w:p>
+      <w:pPr>
+        <w:pBdr>
+          <w:top w:val="single" w:sz="4" w:space="1" w:color="auto"/>
+          <w:left w:val="single" w:sz="4" w:space="1" w:color="auto"/>
+          <w:bottom w:val="single" w:sz="4" w:space="1" w:color="auto"/>
+          <w:right w:val="single" w:sz="4" w:space="1" w:color="auto"/>
+        </w:pBdr>
+        <w:shd w:val="clear" w:color="auto" w:fill="F2F2F2" w:themeFill="background1" w:themeFillShade="F2"/>
+        <w:spacing w:after="0" w:line="480" w:lineRule="auto"/>
+        <w:rPr>
+          <w:rFonts w:ascii="Georgia Pro" w:eastAsia="Georgia Pro" w:hAnsi="Georgia Pro" w:cs="Georgia Pro"/>
+          <w:color w:val="000000" w:themeColor="text1"/>
+        </w:rPr>
+      </w:pPr>
+      <w:r>
+        <w:rPr>
+          <w:rFonts w:ascii="Georgia Pro" w:eastAsia="Georgia Pro" w:hAnsi="Georgia Pro" w:cs="Georgia Pro"/>
+          <w:color w:val="000000" w:themeColor="text1"/>
+        </w:rPr>
+        <w:t xml:space="preserve">    },</w:t>
+      </w:r>
+    </w:p>
+    <w:p>
+      <w:pPr>
+        <w:pBdr>
+          <w:top w:val="single" w:sz="4" w:space="1" w:color="auto"/>
+          <w:left w:val="single" w:sz="4" w:space="1" w:color="auto"/>
+          <w:bottom w:val="single" w:sz="4" w:space="1" w:color="auto"/>
+          <w:right w:val="single" w:sz="4" w:space="1" w:color="auto"/>
+        </w:pBdr>
+        <w:shd w:val="clear" w:color="auto" w:fill="F2F2F2" w:themeFill="background1" w:themeFillShade="F2"/>
+        <w:spacing w:after="0" w:line="480" w:lineRule="auto"/>
+        <w:rPr>
+          <w:rFonts w:ascii="Georgia Pro" w:eastAsia="Georgia Pro" w:hAnsi="Georgia Pro" w:cs="Georgia Pro"/>
+          <w:color w:val="000000" w:themeColor="text1"/>
+        </w:rPr>
+      </w:pPr>
+      <w:r>
+        <w:rPr>
+          <w:rFonts w:ascii="Georgia Pro" w:eastAsia="Georgia Pro" w:hAnsi="Georgia Pro" w:cs="Georgia Pro"/>
+          <w:color w:val="000000" w:themeColor="text1"/>
+        </w:rPr>
+        <w:t xml:space="preserve">    {</w:t>
+      </w:r>
+    </w:p>
+    <w:p>
+      <w:pPr>
+        <w:pBdr>
+          <w:top w:val="single" w:sz="4" w:space="1" w:color="auto"/>
+          <w:left w:val="single" w:sz="4" w:space="1" w:color="auto"/>
+          <w:bottom w:val="single" w:sz="4" w:space="1" w:color="auto"/>
+          <w:right w:val="single" w:sz="4" w:space="1" w:color="auto"/>
+        </w:pBdr>
+        <w:shd w:val="clear" w:color="auto" w:fill="F2F2F2" w:themeFill="background1" w:themeFillShade="F2"/>
+        <w:spacing w:after="0" w:line="480" w:lineRule="auto"/>
+        <w:rPr>
+          <w:rFonts w:ascii="Georgia Pro" w:eastAsia="Georgia Pro" w:hAnsi="Georgia Pro" w:cs="Georgia Pro"/>
+          <w:color w:val="000000" w:themeColor="text1"/>
+        </w:rPr>
+      </w:pPr>
+      <w:r>
+        <w:rPr>
+          <w:rFonts w:ascii="Georgia Pro" w:eastAsia="Georgia Pro" w:hAnsi="Georgia Pro" w:cs="Georgia Pro"/>
+          <w:color w:val="000000" w:themeColor="text1"/>
+        </w:rPr>
+        <w:t xml:space="preserve">      "type": "</w:t>
+      </w:r>
+      <w:proofErr w:type="spellStart"/>
+      <w:r>
+        <w:rPr>
+          <w:rFonts w:ascii="Georgia Pro" w:eastAsia="Georgia Pro" w:hAnsi="Georgia Pro" w:cs="Georgia Pro"/>
+          <w:color w:val="000000" w:themeColor="text1"/>
+        </w:rPr>
+        <w:t>Microsoft.Web</w:t>
+      </w:r>
+      <w:proofErr w:type="spellEnd"/>
+      <w:r>
+        <w:rPr>
+          <w:rFonts w:ascii="Georgia Pro" w:eastAsia="Georgia Pro" w:hAnsi="Georgia Pro" w:cs="Georgia Pro"/>
+          <w:color w:val="000000" w:themeColor="text1"/>
+        </w:rPr>
+        <w:t>/sites",</w:t>
+      </w:r>
+    </w:p>
+    <w:p>
+      <w:pPr>
+        <w:pBdr>
+          <w:top w:val="single" w:sz="4" w:space="1" w:color="auto"/>
+          <w:left w:val="single" w:sz="4" w:space="1" w:color="auto"/>
+          <w:bottom w:val="single" w:sz="4" w:space="1" w:color="auto"/>
+          <w:right w:val="single" w:sz="4" w:space="1" w:color="auto"/>
+        </w:pBdr>
+        <w:shd w:val="clear" w:color="auto" w:fill="F2F2F2" w:themeFill="background1" w:themeFillShade="F2"/>
+        <w:spacing w:after="0" w:line="480" w:lineRule="auto"/>
+        <w:rPr>
+          <w:rFonts w:ascii="Georgia Pro" w:eastAsia="Georgia Pro" w:hAnsi="Georgia Pro" w:cs="Georgia Pro"/>
+          <w:color w:val="000000" w:themeColor="text1"/>
+        </w:rPr>
+      </w:pPr>
+      <w:r>
+        <w:rPr>
+          <w:rFonts w:ascii="Georgia Pro" w:eastAsia="Georgia Pro" w:hAnsi="Georgia Pro" w:cs="Georgia Pro"/>
+          <w:color w:val="000000" w:themeColor="text1"/>
+        </w:rPr>
+        <w:t xml:space="preserve">      "</w:t>
+      </w:r>
+      <w:proofErr w:type="spellStart"/>
+      <w:r>
+        <w:rPr>
+          <w:rFonts w:ascii="Georgia Pro" w:eastAsia="Georgia Pro" w:hAnsi="Georgia Pro" w:cs="Georgia Pro"/>
+          <w:color w:val="000000" w:themeColor="text1"/>
+        </w:rPr>
+        <w:t>apiVersion</w:t>
+      </w:r>
+      <w:proofErr w:type="spellEnd"/>
+      <w:r>
+        <w:rPr>
+          <w:rFonts w:ascii="Georgia Pro" w:eastAsia="Georgia Pro" w:hAnsi="Georgia Pro" w:cs="Georgia Pro"/>
+          <w:color w:val="000000" w:themeColor="text1"/>
+        </w:rPr>
+        <w:t>": "2022-03-01",</w:t>
+      </w:r>
+    </w:p>
+    <w:p>
+      <w:pPr>
+        <w:pBdr>
+          <w:top w:val="single" w:sz="4" w:space="1" w:color="auto"/>
+          <w:left w:val="single" w:sz="4" w:space="1" w:color="auto"/>
+          <w:bottom w:val="single" w:sz="4" w:space="1" w:color="auto"/>
+          <w:right w:val="single" w:sz="4" w:space="1" w:color="auto"/>
+        </w:pBdr>
+        <w:shd w:val="clear" w:color="auto" w:fill="F2F2F2" w:themeFill="background1" w:themeFillShade="F2"/>
+        <w:spacing w:after="0" w:line="480" w:lineRule="auto"/>
+        <w:rPr>
+          <w:rFonts w:ascii="Georgia Pro" w:eastAsia="Georgia Pro" w:hAnsi="Georgia Pro" w:cs="Georgia Pro"/>
+          <w:color w:val="000000" w:themeColor="text1"/>
+        </w:rPr>
+      </w:pPr>
+      <w:r>
+        <w:rPr>
+          <w:rFonts w:ascii="Georgia Pro" w:eastAsia="Georgia Pro" w:hAnsi="Georgia Pro" w:cs="Georgia Pro"/>
+          <w:color w:val="000000" w:themeColor="text1"/>
+        </w:rPr>
+        <w:t xml:space="preserve">      "name": "$APP",</w:t>
+      </w:r>
+    </w:p>
+    <w:p>
+      <w:pPr>
+        <w:pBdr>
+          <w:top w:val="single" w:sz="4" w:space="1" w:color="auto"/>
+          <w:left w:val="single" w:sz="4" w:space="1" w:color="auto"/>
+          <w:bottom w:val="single" w:sz="4" w:space="1" w:color="auto"/>
+          <w:right w:val="single" w:sz="4" w:space="1" w:color="auto"/>
+        </w:pBdr>
+        <w:shd w:val="clear" w:color="auto" w:fill="F2F2F2" w:themeFill="background1" w:themeFillShade="F2"/>
+        <w:spacing w:after="0" w:line="480" w:lineRule="auto"/>
+        <w:rPr>
+          <w:rFonts w:ascii="Georgia Pro" w:eastAsia="Georgia Pro" w:hAnsi="Georgia Pro" w:cs="Georgia Pro"/>
+          <w:color w:val="000000" w:themeColor="text1"/>
+        </w:rPr>
+      </w:pPr>
+      <w:r>
+        <w:rPr>
+          <w:rFonts w:ascii="Georgia Pro" w:eastAsia="Georgia Pro" w:hAnsi="Georgia Pro" w:cs="Georgia Pro"/>
+          <w:color w:val="000000" w:themeColor="text1"/>
+        </w:rPr>
+        <w:t xml:space="preserve">      "location": "$LOC",</w:t>
+      </w:r>
+    </w:p>
+    <w:p>
+      <w:pPr>
+        <w:pBdr>
+          <w:top w:val="single" w:sz="4" w:space="1" w:color="auto"/>
+          <w:left w:val="single" w:sz="4" w:space="1" w:color="auto"/>
+          <w:bottom w:val="single" w:sz="4" w:space="1" w:color="auto"/>
+          <w:right w:val="single" w:sz="4" w:space="1" w:color="auto"/>
+        </w:pBdr>
+        <w:shd w:val="clear" w:color="auto" w:fill="F2F2F2" w:themeFill="background1" w:themeFillShade="F2"/>
+        <w:spacing w:after="0" w:line="480" w:lineRule="auto"/>
+        <w:rPr>
+          <w:rFonts w:ascii="Georgia Pro" w:eastAsia="Georgia Pro" w:hAnsi="Georgia Pro" w:cs="Georgia Pro"/>
+          <w:color w:val="000000" w:themeColor="text1"/>
+        </w:rPr>
+      </w:pPr>
+      <w:r>
+        <w:rPr>
+          <w:rFonts w:ascii="Georgia Pro" w:eastAsia="Georgia Pro" w:hAnsi="Georgia Pro" w:cs="Georgia Pro"/>
+          <w:color w:val="000000" w:themeColor="text1"/>
+        </w:rPr>
+        <w:t xml:space="preserve">      "kind": "</w:t>
+      </w:r>
+      <w:proofErr w:type="spellStart"/>
+      <w:r>
+        <w:rPr>
+          <w:rFonts w:ascii="Georgia Pro" w:eastAsia="Georgia Pro" w:hAnsi="Georgia Pro" w:cs="Georgia Pro"/>
+          <w:color w:val="000000" w:themeColor="text1"/>
+        </w:rPr>
+        <w:t>functionapp</w:t>
+      </w:r>
+      <w:proofErr w:type="spellEnd"/>
+      <w:r>
+        <w:rPr>
+          <w:rFonts w:ascii="Georgia Pro" w:eastAsia="Georgia Pro" w:hAnsi="Georgia Pro" w:cs="Georgia Pro"/>
+          <w:color w:val="000000" w:themeColor="text1"/>
+        </w:rPr>
+        <w:t>",</w:t>
+      </w:r>
+    </w:p>
+    <w:p>
+      <w:pPr>
+        <w:pBdr>
+          <w:top w:val="single" w:sz="4" w:space="1" w:color="auto"/>
+          <w:left w:val="single" w:sz="4" w:space="1" w:color="auto"/>
+          <w:bottom w:val="single" w:sz="4" w:space="1" w:color="auto"/>
+          <w:right w:val="single" w:sz="4" w:space="1" w:color="auto"/>
+        </w:pBdr>
+        <w:shd w:val="clear" w:color="auto" w:fill="F2F2F2" w:themeFill="background1" w:themeFillShade="F2"/>
+        <w:spacing w:after="0" w:line="480" w:lineRule="auto"/>
+        <w:rPr>
+          <w:rFonts w:ascii="Georgia Pro" w:eastAsia="Georgia Pro" w:hAnsi="Georgia Pro" w:cs="Georgia Pro"/>
+          <w:color w:val="000000" w:themeColor="text1"/>
+        </w:rPr>
+      </w:pPr>
+      <w:r>
+        <w:rPr>
+          <w:rFonts w:ascii="Georgia Pro" w:eastAsia="Georgia Pro" w:hAnsi="Georgia Pro" w:cs="Georgia Pro"/>
+          <w:color w:val="000000" w:themeColor="text1"/>
+        </w:rPr>
+        <w:t xml:space="preserve">      "</w:t>
+      </w:r>
+      <w:proofErr w:type="spellStart"/>
+      <w:r>
+        <w:rPr>
+          <w:rFonts w:ascii="Georgia Pro" w:eastAsia="Georgia Pro" w:hAnsi="Georgia Pro" w:cs="Georgia Pro"/>
+          <w:color w:val="000000" w:themeColor="text1"/>
+        </w:rPr>
+        <w:t>dependsOn</w:t>
+      </w:r>
+      <w:proofErr w:type="spellEnd"/>
+      <w:r>
+        <w:rPr>
+          <w:rFonts w:ascii="Georgia Pro" w:eastAsia="Georgia Pro" w:hAnsi="Georgia Pro" w:cs="Georgia Pro"/>
+          <w:color w:val="000000" w:themeColor="text1"/>
+        </w:rPr>
+        <w:t>": [</w:t>
+      </w:r>
+    </w:p>
+    <w:p>
+      <w:pPr>
+        <w:pBdr>
+          <w:top w:val="single" w:sz="4" w:space="1" w:color="auto"/>
+          <w:left w:val="single" w:sz="4" w:space="1" w:color="auto"/>
+          <w:bottom w:val="single" w:sz="4" w:space="1" w:color="auto"/>
+          <w:right w:val="single" w:sz="4" w:space="1" w:color="auto"/>
+        </w:pBdr>
+        <w:shd w:val="clear" w:color="auto" w:fill="F2F2F2" w:themeFill="background1" w:themeFillShade="F2"/>
+        <w:spacing w:after="0" w:line="480" w:lineRule="auto"/>
+        <w:rPr>
+          <w:rFonts w:ascii="Georgia Pro" w:eastAsia="Georgia Pro" w:hAnsi="Georgia Pro" w:cs="Georgia Pro"/>
+          <w:color w:val="000000" w:themeColor="text1"/>
+        </w:rPr>
+      </w:pPr>
+      <w:r>
+        <w:rPr>
+          <w:rFonts w:ascii="Georgia Pro" w:eastAsia="Georgia Pro" w:hAnsi="Georgia Pro" w:cs="Georgia Pro"/>
+          <w:color w:val="000000" w:themeColor="text1"/>
+        </w:rPr>
+        <w:t xml:space="preserve">        "$STORE",</w:t>
+      </w:r>
+    </w:p>
+    <w:p>
+      <w:pPr>
+        <w:pBdr>
+          <w:top w:val="single" w:sz="4" w:space="1" w:color="auto"/>
+          <w:left w:val="single" w:sz="4" w:space="1" w:color="auto"/>
+          <w:bottom w:val="single" w:sz="4" w:space="1" w:color="auto"/>
+          <w:right w:val="single" w:sz="4" w:space="1" w:color="auto"/>
+        </w:pBdr>
+        <w:shd w:val="clear" w:color="auto" w:fill="F2F2F2" w:themeFill="background1" w:themeFillShade="F2"/>
+        <w:spacing w:after="0" w:line="480" w:lineRule="auto"/>
+        <w:rPr>
+          <w:rFonts w:ascii="Georgia Pro" w:eastAsia="Georgia Pro" w:hAnsi="Georgia Pro" w:cs="Georgia Pro"/>
+          <w:color w:val="000000" w:themeColor="text1"/>
+        </w:rPr>
+      </w:pPr>
+      <w:r>
+        <w:rPr>
+          <w:rFonts w:ascii="Georgia Pro" w:eastAsia="Georgia Pro" w:hAnsi="Georgia Pro" w:cs="Georgia Pro"/>
+          <w:color w:val="000000" w:themeColor="text1"/>
+        </w:rPr>
+        <w:t xml:space="preserve">        "$APP-plan"</w:t>
+      </w:r>
+    </w:p>
+    <w:p>
+      <w:pPr>
+        <w:pBdr>
+          <w:top w:val="single" w:sz="4" w:space="1" w:color="auto"/>
+          <w:left w:val="single" w:sz="4" w:space="1" w:color="auto"/>
+          <w:bottom w:val="single" w:sz="4" w:space="1" w:color="auto"/>
+          <w:right w:val="single" w:sz="4" w:space="1" w:color="auto"/>
+        </w:pBdr>
+        <w:shd w:val="clear" w:color="auto" w:fill="F2F2F2" w:themeFill="background1" w:themeFillShade="F2"/>
+        <w:spacing w:after="0" w:line="480" w:lineRule="auto"/>
+        <w:rPr>
+          <w:rFonts w:ascii="Georgia Pro" w:eastAsia="Georgia Pro" w:hAnsi="Georgia Pro" w:cs="Georgia Pro"/>
+          <w:color w:val="000000" w:themeColor="text1"/>
+        </w:rPr>
+      </w:pPr>
+      <w:r>
+        <w:rPr>
+          <w:rFonts w:ascii="Georgia Pro" w:eastAsia="Georgia Pro" w:hAnsi="Georgia Pro" w:cs="Georgia Pro"/>
+          <w:color w:val="000000" w:themeColor="text1"/>
+        </w:rPr>
+        <w:t xml:space="preserve">      ],</w:t>
+      </w:r>
+    </w:p>
+    <w:p>
+      <w:pPr>
+        <w:pBdr>
+          <w:top w:val="single" w:sz="4" w:space="1" w:color="auto"/>
+          <w:left w:val="single" w:sz="4" w:space="1" w:color="auto"/>
+          <w:bottom w:val="single" w:sz="4" w:space="1" w:color="auto"/>
+          <w:right w:val="single" w:sz="4" w:space="1" w:color="auto"/>
+        </w:pBdr>
+        <w:shd w:val="clear" w:color="auto" w:fill="F2F2F2" w:themeFill="background1" w:themeFillShade="F2"/>
+        <w:spacing w:after="0" w:line="480" w:lineRule="auto"/>
+        <w:rPr>
+          <w:rFonts w:ascii="Georgia Pro" w:eastAsia="Georgia Pro" w:hAnsi="Georgia Pro" w:cs="Georgia Pro"/>
+          <w:color w:val="000000" w:themeColor="text1"/>
+        </w:rPr>
+      </w:pPr>
+      <w:r>
+        <w:rPr>
+          <w:rFonts w:ascii="Georgia Pro" w:eastAsia="Georgia Pro" w:hAnsi="Georgia Pro" w:cs="Georgia Pro"/>
+          <w:color w:val="000000" w:themeColor="text1"/>
+        </w:rPr>
+        <w:t xml:space="preserve">      "properties</w:t>
+      </w:r>
+      <w:proofErr w:type="gramStart"/>
+      <w:r>
+        <w:rPr>
+          <w:rFonts w:ascii="Georgia Pro" w:eastAsia="Georgia Pro" w:hAnsi="Georgia Pro" w:cs="Georgia Pro"/>
+          <w:color w:val="000000" w:themeColor="text1"/>
+        </w:rPr>
+        <w:t>": {</w:t>
+      </w:r>
+      <w:proofErr w:type="gramEnd"/>
+    </w:p>
+    <w:p>
+      <w:pPr>
+        <w:pBdr>
+          <w:top w:val="single" w:sz="4" w:space="1" w:color="auto"/>
+          <w:left w:val="single" w:sz="4" w:space="1" w:color="auto"/>
+          <w:bottom w:val="single" w:sz="4" w:space="1" w:color="auto"/>
+          <w:right w:val="single" w:sz="4" w:space="1" w:color="auto"/>
+        </w:pBdr>
+        <w:shd w:val="clear" w:color="auto" w:fill="F2F2F2" w:themeFill="background1" w:themeFillShade="F2"/>
+        <w:spacing w:after="0" w:line="480" w:lineRule="auto"/>
+        <w:rPr>
+          <w:rFonts w:ascii="Georgia Pro" w:eastAsia="Georgia Pro" w:hAnsi="Georgia Pro" w:cs="Georgia Pro"/>
+          <w:color w:val="000000" w:themeColor="text1"/>
+        </w:rPr>
+      </w:pPr>
+      <w:r>
+        <w:rPr>
+          <w:rFonts w:ascii="Georgia Pro" w:eastAsia="Georgia Pro" w:hAnsi="Georgia Pro" w:cs="Georgia Pro"/>
+          <w:color w:val="000000" w:themeColor="text1"/>
+        </w:rPr>
+        <w:t xml:space="preserve">        "</w:t>
+      </w:r>
+      <w:proofErr w:type="spellStart"/>
+      <w:r>
+        <w:rPr>
+          <w:rFonts w:ascii="Georgia Pro" w:eastAsia="Georgia Pro" w:hAnsi="Georgia Pro" w:cs="Georgia Pro"/>
+          <w:color w:val="000000" w:themeColor="text1"/>
+        </w:rPr>
+        <w:t>serverFarmId</w:t>
+      </w:r>
+      <w:proofErr w:type="spellEnd"/>
+      <w:r>
+        <w:rPr>
+          <w:rFonts w:ascii="Georgia Pro" w:eastAsia="Georgia Pro" w:hAnsi="Georgia Pro" w:cs="Georgia Pro"/>
+          <w:color w:val="000000" w:themeColor="text1"/>
+        </w:rPr>
+        <w:t>": "$APP-plan",</w:t>
+      </w:r>
+    </w:p>
+    <w:p>
+      <w:pPr>
+        <w:pBdr>
+          <w:top w:val="single" w:sz="4" w:space="1" w:color="auto"/>
+          <w:left w:val="single" w:sz="4" w:space="1" w:color="auto"/>
+          <w:bottom w:val="single" w:sz="4" w:space="1" w:color="auto"/>
+          <w:right w:val="single" w:sz="4" w:space="1" w:color="auto"/>
+        </w:pBdr>
+        <w:shd w:val="clear" w:color="auto" w:fill="F2F2F2" w:themeFill="background1" w:themeFillShade="F2"/>
+        <w:spacing w:after="0" w:line="480" w:lineRule="auto"/>
+        <w:rPr>
+          <w:rFonts w:ascii="Georgia Pro" w:eastAsia="Georgia Pro" w:hAnsi="Georgia Pro" w:cs="Georgia Pro"/>
+          <w:color w:val="000000" w:themeColor="text1"/>
+        </w:rPr>
+      </w:pPr>
+      <w:r>
+        <w:rPr>
+          <w:rFonts w:ascii="Georgia Pro" w:eastAsia="Georgia Pro" w:hAnsi="Georgia Pro" w:cs="Georgia Pro"/>
+          <w:color w:val="000000" w:themeColor="text1"/>
+        </w:rPr>
+        <w:t xml:space="preserve">        "</w:t>
+      </w:r>
+      <w:proofErr w:type="spellStart"/>
+      <w:r>
+        <w:rPr>
+          <w:rFonts w:ascii="Georgia Pro" w:eastAsia="Georgia Pro" w:hAnsi="Georgia Pro" w:cs="Georgia Pro"/>
+          <w:color w:val="000000" w:themeColor="text1"/>
+        </w:rPr>
+        <w:t>siteConfig</w:t>
+      </w:r>
+      <w:proofErr w:type="spellEnd"/>
+      <w:proofErr w:type="gramStart"/>
+      <w:r>
+        <w:rPr>
+          <w:rFonts w:ascii="Georgia Pro" w:eastAsia="Georgia Pro" w:hAnsi="Georgia Pro" w:cs="Georgia Pro"/>
+          <w:color w:val="000000" w:themeColor="text1"/>
+        </w:rPr>
+        <w:t>": {</w:t>
+      </w:r>
+      <w:proofErr w:type="gramEnd"/>
+    </w:p>
+    <w:p>
+      <w:pPr>
+        <w:pBdr>
+          <w:top w:val="single" w:sz="4" w:space="1" w:color="auto"/>
+          <w:left w:val="single" w:sz="4" w:space="1" w:color="auto"/>
+          <w:bottom w:val="single" w:sz="4" w:space="1" w:color="auto"/>
+          <w:right w:val="single" w:sz="4" w:space="1" w:color="auto"/>
+        </w:pBdr>
+        <w:shd w:val="clear" w:color="auto" w:fill="F2F2F2" w:themeFill="background1" w:themeFillShade="F2"/>
+        <w:spacing w:after="0" w:line="480" w:lineRule="auto"/>
+        <w:rPr>
+          <w:rFonts w:ascii="Georgia Pro" w:eastAsia="Georgia Pro" w:hAnsi="Georgia Pro" w:cs="Georgia Pro"/>
+          <w:color w:val="000000" w:themeColor="text1"/>
+        </w:rPr>
+      </w:pPr>
+      <w:r>
+        <w:rPr>
+          <w:rFonts w:ascii="Georgia Pro" w:eastAsia="Georgia Pro" w:hAnsi="Georgia Pro" w:cs="Georgia Pro"/>
+          <w:color w:val="000000" w:themeColor="text1"/>
+        </w:rPr>
+        <w:t xml:space="preserve">          "</w:t>
+      </w:r>
+      <w:proofErr w:type="spellStart"/>
+      <w:r>
+        <w:rPr>
+          <w:rFonts w:ascii="Georgia Pro" w:eastAsia="Georgia Pro" w:hAnsi="Georgia Pro" w:cs="Georgia Pro"/>
+          <w:color w:val="000000" w:themeColor="text1"/>
+        </w:rPr>
+        <w:t>appSettings</w:t>
+      </w:r>
+      <w:proofErr w:type="spellEnd"/>
+      <w:r>
+        <w:rPr>
+          <w:rFonts w:ascii="Georgia Pro" w:eastAsia="Georgia Pro" w:hAnsi="Georgia Pro" w:cs="Georgia Pro"/>
+          <w:color w:val="000000" w:themeColor="text1"/>
+        </w:rPr>
+        <w:t>": [</w:t>
+      </w:r>
+    </w:p>
+    <w:p>
+      <w:pPr>
+        <w:pBdr>
+          <w:top w:val="single" w:sz="4" w:space="1" w:color="auto"/>
+          <w:left w:val="single" w:sz="4" w:space="1" w:color="auto"/>
+          <w:bottom w:val="single" w:sz="4" w:space="1" w:color="auto"/>
+          <w:right w:val="single" w:sz="4" w:space="1" w:color="auto"/>
+        </w:pBdr>
+        <w:shd w:val="clear" w:color="auto" w:fill="F2F2F2" w:themeFill="background1" w:themeFillShade="F2"/>
+        <w:spacing w:after="0" w:line="480" w:lineRule="auto"/>
+        <w:rPr>
+          <w:rFonts w:ascii="Georgia Pro" w:eastAsia="Georgia Pro" w:hAnsi="Georgia Pro" w:cs="Georgia Pro"/>
+          <w:color w:val="000000" w:themeColor="text1"/>
+        </w:rPr>
+      </w:pPr>
+      <w:r>
+        <w:rPr>
+          <w:rFonts w:ascii="Georgia Pro" w:eastAsia="Georgia Pro" w:hAnsi="Georgia Pro" w:cs="Georgia Pro"/>
+          <w:color w:val="000000" w:themeColor="text1"/>
+        </w:rPr>
+        <w:t xml:space="preserve">            {</w:t>
+      </w:r>
+    </w:p>
+    <w:p>
+      <w:pPr>
+        <w:pBdr>
+          <w:top w:val="single" w:sz="4" w:space="1" w:color="auto"/>
+          <w:left w:val="single" w:sz="4" w:space="1" w:color="auto"/>
+          <w:bottom w:val="single" w:sz="4" w:space="1" w:color="auto"/>
+          <w:right w:val="single" w:sz="4" w:space="1" w:color="auto"/>
+        </w:pBdr>
+        <w:shd w:val="clear" w:color="auto" w:fill="F2F2F2" w:themeFill="background1" w:themeFillShade="F2"/>
+        <w:spacing w:after="0" w:line="480" w:lineRule="auto"/>
+        <w:rPr>
+          <w:rFonts w:ascii="Georgia Pro" w:eastAsia="Georgia Pro" w:hAnsi="Georgia Pro" w:cs="Georgia Pro"/>
+          <w:color w:val="000000" w:themeColor="text1"/>
+        </w:rPr>
+      </w:pPr>
+      <w:r>
+        <w:rPr>
+          <w:rFonts w:ascii="Georgia Pro" w:eastAsia="Georgia Pro" w:hAnsi="Georgia Pro" w:cs="Georgia Pro"/>
+          <w:color w:val="000000" w:themeColor="text1"/>
+        </w:rPr>
+        <w:t xml:space="preserve">              "name": "</w:t>
+      </w:r>
+      <w:proofErr w:type="spellStart"/>
+      <w:r>
+        <w:rPr>
+          <w:rFonts w:ascii="Georgia Pro" w:eastAsia="Georgia Pro" w:hAnsi="Georgia Pro" w:cs="Georgia Pro"/>
+          <w:color w:val="000000" w:themeColor="text1"/>
+        </w:rPr>
+        <w:t>AzureWebJobsStorage</w:t>
+      </w:r>
+      <w:proofErr w:type="spellEnd"/>
+      <w:r>
+        <w:rPr>
+          <w:rFonts w:ascii="Georgia Pro" w:eastAsia="Georgia Pro" w:hAnsi="Georgia Pro" w:cs="Georgia Pro"/>
+          <w:color w:val="000000" w:themeColor="text1"/>
+        </w:rPr>
+        <w:t>",</w:t>
+      </w:r>
+    </w:p>
+    <w:p>
+      <w:pPr>
+        <w:pBdr>
+          <w:top w:val="single" w:sz="4" w:space="1" w:color="auto"/>
+          <w:left w:val="single" w:sz="4" w:space="1" w:color="auto"/>
+          <w:bottom w:val="single" w:sz="4" w:space="1" w:color="auto"/>
+          <w:right w:val="single" w:sz="4" w:space="1" w:color="auto"/>
+        </w:pBdr>
+        <w:shd w:val="clear" w:color="auto" w:fill="F2F2F2" w:themeFill="background1" w:themeFillShade="F2"/>
+        <w:spacing w:after="0" w:line="480" w:lineRule="auto"/>
+        <w:rPr>
+          <w:rFonts w:ascii="Georgia Pro" w:eastAsia="Georgia Pro" w:hAnsi="Georgia Pro" w:cs="Georgia Pro"/>
+          <w:color w:val="000000" w:themeColor="text1"/>
+        </w:rPr>
+      </w:pPr>
+      <w:r>
+        <w:rPr>
+          <w:rFonts w:ascii="Georgia Pro" w:eastAsia="Georgia Pro" w:hAnsi="Georgia Pro" w:cs="Georgia Pro"/>
+          <w:color w:val="000000" w:themeColor="text1"/>
+        </w:rPr>
+        <w:lastRenderedPageBreak/>
+        <w:t xml:space="preserve">              "value": "</w:t>
+      </w:r>
+      <w:proofErr w:type="spellStart"/>
+      <w:r>
+        <w:rPr>
+          <w:rFonts w:ascii="Georgia Pro" w:eastAsia="Georgia Pro" w:hAnsi="Georgia Pro" w:cs="Georgia Pro"/>
+          <w:color w:val="000000" w:themeColor="text1"/>
+        </w:rPr>
+        <w:t>DefaultEndpointsProtocol</w:t>
+      </w:r>
+      <w:proofErr w:type="spellEnd"/>
+      <w:r>
+        <w:rPr>
+          <w:rFonts w:ascii="Georgia Pro" w:eastAsia="Georgia Pro" w:hAnsi="Georgia Pro" w:cs="Georgia Pro"/>
+          <w:color w:val="000000" w:themeColor="text1"/>
+        </w:rPr>
+        <w:t>=</w:t>
+      </w:r>
+      <w:proofErr w:type="spellStart"/>
+      <w:proofErr w:type="gramStart"/>
+      <w:r>
+        <w:rPr>
+          <w:rFonts w:ascii="Georgia Pro" w:eastAsia="Georgia Pro" w:hAnsi="Georgia Pro" w:cs="Georgia Pro"/>
+          <w:color w:val="000000" w:themeColor="text1"/>
+        </w:rPr>
+        <w:t>https;AccountName</w:t>
+      </w:r>
+      <w:proofErr w:type="spellEnd"/>
+      <w:proofErr w:type="gramEnd"/>
+      <w:r>
+        <w:rPr>
+          <w:rFonts w:ascii="Georgia Pro" w:eastAsia="Georgia Pro" w:hAnsi="Georgia Pro" w:cs="Georgia Pro"/>
+          <w:color w:val="000000" w:themeColor="text1"/>
+        </w:rPr>
+        <w:t>=$STORE"</w:t>
+      </w:r>
+    </w:p>
+    <w:p>
+      <w:pPr>
+        <w:pBdr>
+          <w:top w:val="single" w:sz="4" w:space="1" w:color="auto"/>
+          <w:left w:val="single" w:sz="4" w:space="1" w:color="auto"/>
+          <w:bottom w:val="single" w:sz="4" w:space="1" w:color="auto"/>
+          <w:right w:val="single" w:sz="4" w:space="1" w:color="auto"/>
+        </w:pBdr>
+        <w:shd w:val="clear" w:color="auto" w:fill="F2F2F2" w:themeFill="background1" w:themeFillShade="F2"/>
+        <w:spacing w:after="0" w:line="480" w:lineRule="auto"/>
+        <w:rPr>
+          <w:rFonts w:ascii="Georgia Pro" w:eastAsia="Georgia Pro" w:hAnsi="Georgia Pro" w:cs="Georgia Pro"/>
+          <w:color w:val="000000" w:themeColor="text1"/>
+        </w:rPr>
+      </w:pPr>
+      <w:r>
+        <w:rPr>
+          <w:rFonts w:ascii="Georgia Pro" w:eastAsia="Georgia Pro" w:hAnsi="Georgia Pro" w:cs="Georgia Pro"/>
+          <w:color w:val="000000" w:themeColor="text1"/>
+        </w:rPr>
+        <w:t xml:space="preserve">            },</w:t>
+      </w:r>
+    </w:p>
+    <w:p>
+      <w:pPr>
+        <w:pBdr>
+          <w:top w:val="single" w:sz="4" w:space="1" w:color="auto"/>
+          <w:left w:val="single" w:sz="4" w:space="1" w:color="auto"/>
+          <w:bottom w:val="single" w:sz="4" w:space="1" w:color="auto"/>
+          <w:right w:val="single" w:sz="4" w:space="1" w:color="auto"/>
+        </w:pBdr>
+        <w:shd w:val="clear" w:color="auto" w:fill="F2F2F2" w:themeFill="background1" w:themeFillShade="F2"/>
+        <w:spacing w:after="0" w:line="480" w:lineRule="auto"/>
+        <w:rPr>
+          <w:rFonts w:ascii="Georgia Pro" w:eastAsia="Georgia Pro" w:hAnsi="Georgia Pro" w:cs="Georgia Pro"/>
+          <w:color w:val="000000" w:themeColor="text1"/>
+        </w:rPr>
+      </w:pPr>
+      <w:r>
+        <w:rPr>
+          <w:rFonts w:ascii="Georgia Pro" w:eastAsia="Georgia Pro" w:hAnsi="Georgia Pro" w:cs="Georgia Pro"/>
+          <w:color w:val="000000" w:themeColor="text1"/>
+        </w:rPr>
+        <w:t xml:space="preserve">            {</w:t>
+      </w:r>
+    </w:p>
+    <w:p>
+      <w:pPr>
+        <w:pBdr>
+          <w:top w:val="single" w:sz="4" w:space="1" w:color="auto"/>
+          <w:left w:val="single" w:sz="4" w:space="1" w:color="auto"/>
+          <w:bottom w:val="single" w:sz="4" w:space="1" w:color="auto"/>
+          <w:right w:val="single" w:sz="4" w:space="1" w:color="auto"/>
+        </w:pBdr>
+        <w:shd w:val="clear" w:color="auto" w:fill="F2F2F2" w:themeFill="background1" w:themeFillShade="F2"/>
+        <w:spacing w:after="0" w:line="480" w:lineRule="auto"/>
+        <w:rPr>
+          <w:rFonts w:ascii="Georgia Pro" w:eastAsia="Georgia Pro" w:hAnsi="Georgia Pro" w:cs="Georgia Pro"/>
+          <w:color w:val="000000" w:themeColor="text1"/>
+        </w:rPr>
+      </w:pPr>
+      <w:r>
+        <w:rPr>
+          <w:rFonts w:ascii="Georgia Pro" w:eastAsia="Georgia Pro" w:hAnsi="Georgia Pro" w:cs="Georgia Pro"/>
+          <w:color w:val="000000" w:themeColor="text1"/>
+        </w:rPr>
+        <w:t xml:space="preserve">              "name": "FUNCTIONS_WORKER_RUNTIME",</w:t>
+      </w:r>
+    </w:p>
+    <w:p>
+      <w:pPr>
+        <w:pBdr>
+          <w:top w:val="single" w:sz="4" w:space="1" w:color="auto"/>
+          <w:left w:val="single" w:sz="4" w:space="1" w:color="auto"/>
+          <w:bottom w:val="single" w:sz="4" w:space="1" w:color="auto"/>
+          <w:right w:val="single" w:sz="4" w:space="1" w:color="auto"/>
+        </w:pBdr>
+        <w:shd w:val="clear" w:color="auto" w:fill="F2F2F2" w:themeFill="background1" w:themeFillShade="F2"/>
+        <w:spacing w:after="0" w:line="480" w:lineRule="auto"/>
+        <w:rPr>
+          <w:rFonts w:ascii="Georgia Pro" w:eastAsia="Georgia Pro" w:hAnsi="Georgia Pro" w:cs="Georgia Pro"/>
+          <w:color w:val="000000" w:themeColor="text1"/>
+        </w:rPr>
+      </w:pPr>
+      <w:r>
+        <w:rPr>
+          <w:rFonts w:ascii="Georgia Pro" w:eastAsia="Georgia Pro" w:hAnsi="Georgia Pro" w:cs="Georgia Pro"/>
+          <w:color w:val="000000" w:themeColor="text1"/>
+        </w:rPr>
+        <w:t xml:space="preserve">              "value": "node"</w:t>
+      </w:r>
+    </w:p>
+    <w:p>
+      <w:pPr>
+        <w:pBdr>
+          <w:top w:val="single" w:sz="4" w:space="1" w:color="auto"/>
+          <w:left w:val="single" w:sz="4" w:space="1" w:color="auto"/>
+          <w:bottom w:val="single" w:sz="4" w:space="1" w:color="auto"/>
+          <w:right w:val="single" w:sz="4" w:space="1" w:color="auto"/>
+        </w:pBdr>
+        <w:shd w:val="clear" w:color="auto" w:fill="F2F2F2" w:themeFill="background1" w:themeFillShade="F2"/>
+        <w:spacing w:after="0" w:line="480" w:lineRule="auto"/>
+        <w:rPr>
+          <w:rFonts w:ascii="Georgia Pro" w:eastAsia="Georgia Pro" w:hAnsi="Georgia Pro" w:cs="Georgia Pro"/>
+          <w:color w:val="000000" w:themeColor="text1"/>
+        </w:rPr>
+      </w:pPr>
+      <w:r>
+        <w:rPr>
+          <w:rFonts w:ascii="Georgia Pro" w:eastAsia="Georgia Pro" w:hAnsi="Georgia Pro" w:cs="Georgia Pro"/>
+          <w:color w:val="000000" w:themeColor="text1"/>
+        </w:rPr>
+        <w:t xml:space="preserve">            }</w:t>
+      </w:r>
+    </w:p>
+    <w:p>
+      <w:pPr>
+        <w:pBdr>
+          <w:top w:val="single" w:sz="4" w:space="1" w:color="auto"/>
+          <w:left w:val="single" w:sz="4" w:space="1" w:color="auto"/>
+          <w:bottom w:val="single" w:sz="4" w:space="1" w:color="auto"/>
+          <w:right w:val="single" w:sz="4" w:space="1" w:color="auto"/>
+        </w:pBdr>
+        <w:shd w:val="clear" w:color="auto" w:fill="F2F2F2" w:themeFill="background1" w:themeFillShade="F2"/>
+        <w:spacing w:after="0" w:line="480" w:lineRule="auto"/>
+        <w:rPr>
+          <w:rFonts w:ascii="Georgia Pro" w:eastAsia="Georgia Pro" w:hAnsi="Georgia Pro" w:cs="Georgia Pro"/>
+          <w:color w:val="000000" w:themeColor="text1"/>
+        </w:rPr>
+      </w:pPr>
+      <w:r>
+        <w:rPr>
+          <w:rFonts w:ascii="Georgia Pro" w:eastAsia="Georgia Pro" w:hAnsi="Georgia Pro" w:cs="Georgia Pro"/>
+          <w:color w:val="000000" w:themeColor="text1"/>
+        </w:rPr>
+        <w:t xml:space="preserve">          ]</w:t>
+      </w:r>
+    </w:p>
+    <w:p>
+      <w:pPr>
+        <w:pBdr>
+          <w:top w:val="single" w:sz="4" w:space="1" w:color="auto"/>
+          <w:left w:val="single" w:sz="4" w:space="1" w:color="auto"/>
+          <w:bottom w:val="single" w:sz="4" w:space="1" w:color="auto"/>
+          <w:right w:val="single" w:sz="4" w:space="1" w:color="auto"/>
+        </w:pBdr>
+        <w:shd w:val="clear" w:color="auto" w:fill="F2F2F2" w:themeFill="background1" w:themeFillShade="F2"/>
+        <w:spacing w:after="0" w:line="480" w:lineRule="auto"/>
+        <w:rPr>
+          <w:rFonts w:ascii="Georgia Pro" w:eastAsia="Georgia Pro" w:hAnsi="Georgia Pro" w:cs="Georgia Pro"/>
+          <w:color w:val="000000" w:themeColor="text1"/>
+        </w:rPr>
+      </w:pPr>
+      <w:r>
+        <w:rPr>
+          <w:rFonts w:ascii="Georgia Pro" w:eastAsia="Georgia Pro" w:hAnsi="Georgia Pro" w:cs="Georgia Pro"/>
+          <w:color w:val="000000" w:themeColor="text1"/>
+        </w:rPr>
+        <w:t xml:space="preserve">        }</w:t>
+      </w:r>
+    </w:p>
+    <w:p>
+      <w:pPr>
+        <w:pBdr>
+          <w:top w:val="single" w:sz="4" w:space="1" w:color="auto"/>
+          <w:left w:val="single" w:sz="4" w:space="1" w:color="auto"/>
+          <w:bottom w:val="single" w:sz="4" w:space="1" w:color="auto"/>
+          <w:right w:val="single" w:sz="4" w:space="1" w:color="auto"/>
+        </w:pBdr>
+        <w:shd w:val="clear" w:color="auto" w:fill="F2F2F2" w:themeFill="background1" w:themeFillShade="F2"/>
+        <w:spacing w:after="0" w:line="480" w:lineRule="auto"/>
+        <w:rPr>
+          <w:rFonts w:ascii="Georgia Pro" w:eastAsia="Georgia Pro" w:hAnsi="Georgia Pro" w:cs="Georgia Pro"/>
+          <w:color w:val="000000" w:themeColor="text1"/>
+        </w:rPr>
+      </w:pPr>
+      <w:r>
+        <w:rPr>
+          <w:rFonts w:ascii="Georgia Pro" w:eastAsia="Georgia Pro" w:hAnsi="Georgia Pro" w:cs="Georgia Pro"/>
+          <w:color w:val="000000" w:themeColor="text1"/>
+        </w:rPr>
+        <w:t xml:space="preserve">      }</w:t>
+      </w:r>
+    </w:p>
+    <w:p>
+      <w:pPr>
+        <w:pBdr>
+          <w:top w:val="single" w:sz="4" w:space="1" w:color="auto"/>
+          <w:left w:val="single" w:sz="4" w:space="1" w:color="auto"/>
+          <w:bottom w:val="single" w:sz="4" w:space="1" w:color="auto"/>
+          <w:right w:val="single" w:sz="4" w:space="1" w:color="auto"/>
+        </w:pBdr>
+        <w:shd w:val="clear" w:color="auto" w:fill="F2F2F2" w:themeFill="background1" w:themeFillShade="F2"/>
+        <w:spacing w:after="0" w:line="480" w:lineRule="auto"/>
+        <w:rPr>
+          <w:rFonts w:ascii="Georgia Pro" w:eastAsia="Georgia Pro" w:hAnsi="Georgia Pro" w:cs="Georgia Pro"/>
+          <w:color w:val="000000" w:themeColor="text1"/>
+        </w:rPr>
+      </w:pPr>
+      <w:r>
+        <w:rPr>
+          <w:rFonts w:ascii="Georgia Pro" w:eastAsia="Georgia Pro" w:hAnsi="Georgia Pro" w:cs="Georgia Pro"/>
+          <w:color w:val="000000" w:themeColor="text1"/>
+        </w:rPr>
+        <w:t xml:space="preserve">    }</w:t>
+      </w:r>
+    </w:p>
+    <w:p>
+      <w:pPr>
+        <w:pBdr>
+          <w:top w:val="single" w:sz="4" w:space="1" w:color="auto"/>
+          <w:left w:val="single" w:sz="4" w:space="1" w:color="auto"/>
+          <w:bottom w:val="single" w:sz="4" w:space="1" w:color="auto"/>
+          <w:right w:val="single" w:sz="4" w:space="1" w:color="auto"/>
+        </w:pBdr>
+        <w:shd w:val="clear" w:color="auto" w:fill="F2F2F2" w:themeFill="background1" w:themeFillShade="F2"/>
+        <w:spacing w:after="0" w:line="480" w:lineRule="auto"/>
+        <w:rPr>
+          <w:rFonts w:ascii="Georgia Pro" w:eastAsia="Georgia Pro" w:hAnsi="Georgia Pro" w:cs="Georgia Pro"/>
+          <w:color w:val="000000" w:themeColor="text1"/>
+        </w:rPr>
+      </w:pPr>
+      <w:r>
+        <w:rPr>
+          <w:rFonts w:ascii="Georgia Pro" w:eastAsia="Georgia Pro" w:hAnsi="Georgia Pro" w:cs="Georgia Pro"/>
+          <w:color w:val="000000" w:themeColor="text1"/>
+        </w:rPr>
+        <w:t xml:space="preserve">  ]</w:t>
+      </w:r>
+    </w:p>
+    <w:p>
+      <w:pPr>
+        <w:pBdr>
+          <w:top w:val="single" w:sz="4" w:space="1" w:color="auto"/>
+          <w:left w:val="single" w:sz="4" w:space="1" w:color="auto"/>
+          <w:bottom w:val="single" w:sz="4" w:space="1" w:color="auto"/>
+          <w:right w:val="single" w:sz="4" w:space="1" w:color="auto"/>
+        </w:pBdr>
+        <w:shd w:val="clear" w:color="auto" w:fill="F2F2F2" w:themeFill="background1" w:themeFillShade="F2"/>
+        <w:spacing w:after="0" w:line="480" w:lineRule="auto"/>
+        <w:rPr>
+          <w:rFonts w:ascii="Georgia Pro" w:eastAsia="Georgia Pro" w:hAnsi="Georgia Pro" w:cs="Georgia Pro"/>
+          <w:color w:val="000000" w:themeColor="text1"/>
+        </w:rPr>
+      </w:pPr>
+      <w:r>
+        <w:rPr>
+          <w:rFonts w:ascii="Georgia Pro" w:eastAsia="Georgia Pro" w:hAnsi="Georgia Pro" w:cs="Georgia Pro"/>
+          <w:color w:val="000000" w:themeColor="text1"/>
+        </w:rPr>
+        <w:t>}</w:t>
+      </w:r>
+    </w:p>
+    <w:p>
+      <w:pPr>
+        <w:pBdr>
+          <w:top w:val="single" w:sz="4" w:space="1" w:color="auto"/>
+          <w:left w:val="single" w:sz="4" w:space="1" w:color="auto"/>
+          <w:bottom w:val="single" w:sz="4" w:space="1" w:color="auto"/>
+          <w:right w:val="single" w:sz="4" w:space="1" w:color="auto"/>
+        </w:pBdr>
+        <w:shd w:val="clear" w:color="auto" w:fill="F2F2F2" w:themeFill="background1" w:themeFillShade="F2"/>
+        <w:spacing w:after="0" w:line="480" w:lineRule="auto"/>
+        <w:rPr>
+          <w:rFonts w:ascii="Georgia Pro" w:eastAsia="Georgia Pro" w:hAnsi="Georgia Pro" w:cs="Georgia Pro"/>
+          <w:b/>
+          <w:bCs/>
+          <w:color w:val="000000" w:themeColor="text1"/>
+        </w:rPr>
+      </w:pPr>
+      <w:r>
+        <w:rPr>
+          <w:rFonts w:ascii="Georgia Pro" w:eastAsia="Georgia Pro" w:hAnsi="Georgia Pro" w:cs="Georgia Pro"/>
+          <w:color w:val="000000" w:themeColor="text1"/>
+        </w:rPr>
+        <w:t>EOF</w:t>
+      </w:r>
+    </w:p>
+    <w:p>
+      <w:pPr>
+        <w:spacing w:after="0" w:line="480" w:lineRule="auto"/>
+        <w:rPr>
+          <w:rFonts w:ascii="Georgia Pro" w:eastAsia="Georgia Pro" w:hAnsi="Georgia Pro" w:cs="Georgia Pro"/>
+          <w:b/>
+          <w:bCs/>
+          <w:color w:val="000000" w:themeColor="text1"/>
+        </w:rPr>
+      </w:pPr>
+      <w:r>
+        <w:rPr>
+          <w:rFonts w:ascii="Georgia Pro" w:eastAsia="Georgia Pro" w:hAnsi="Georgia Pro" w:cs="Georgia Pro"/>
+          <w:b/>
+          <w:bCs/>
+          <w:color w:val="000000" w:themeColor="text1"/>
+        </w:rPr>
+        <w:t xml:space="preserve">What </w:t>
+      </w:r>
+      <w:proofErr w:type="gramStart"/>
+      <w:r>
+        <w:rPr>
+          <w:rFonts w:ascii="Georgia Pro" w:eastAsia="Georgia Pro" w:hAnsi="Georgia Pro" w:cs="Georgia Pro"/>
+          <w:b/>
+          <w:bCs/>
+          <w:color w:val="000000" w:themeColor="text1"/>
+        </w:rPr>
+        <w:t>this does</w:t>
+      </w:r>
+      <w:proofErr w:type="gramEnd"/>
+    </w:p>
+    <w:p>
+      <w:pPr>
+        <w:spacing w:after="0" w:line="480" w:lineRule="auto"/>
+        <w:rPr>
+          <w:rFonts w:ascii="Georgia Pro" w:eastAsia="Georgia Pro" w:hAnsi="Georgia Pro" w:cs="Georgia Pro"/>
+          <w:color w:val="000000" w:themeColor="text1"/>
+        </w:rPr>
+      </w:pPr>
+      <w:r>
+        <w:rPr>
+          <w:rFonts w:ascii="Georgia Pro" w:eastAsia="Georgia Pro" w:hAnsi="Georgia Pro" w:cs="Georgia Pro"/>
+          <w:color w:val="000000" w:themeColor="text1"/>
+        </w:rPr>
+        <w:t>Creates an ARM template locally in Cloud Shell.</w:t>
+      </w:r>
+    </w:p>
+    <w:p>
+      <w:pPr>
+        <w:spacing w:after="0" w:line="480" w:lineRule="auto"/>
+        <w:rPr>
+          <w:rFonts w:ascii="Georgia Pro" w:eastAsia="Georgia Pro" w:hAnsi="Georgia Pro" w:cs="Georgia Pro"/>
+          <w:color w:val="000000" w:themeColor="text1"/>
+        </w:rPr>
+      </w:pPr>
+      <w:r>
+        <w:rPr>
+          <w:rFonts w:ascii="Georgia Pro" w:eastAsia="Georgia Pro" w:hAnsi="Georgia Pro" w:cs="Georgia Pro"/>
+          <w:color w:val="000000" w:themeColor="text1"/>
+        </w:rPr>
+        <w:t>Template deploys:</w:t>
+      </w:r>
+    </w:p>
+    <w:p>
+      <w:pPr>
+        <w:numPr>
+          <w:ilvl w:val="0"/>
+          <w:numId w:val="24"/>
+        </w:numPr>
+        <w:spacing w:after="0" w:line="480" w:lineRule="auto"/>
+        <w:rPr>
+          <w:rFonts w:ascii="Georgia Pro" w:eastAsia="Georgia Pro" w:hAnsi="Georgia Pro" w:cs="Georgia Pro"/>
+          <w:color w:val="000000" w:themeColor="text1"/>
+        </w:rPr>
+      </w:pPr>
+      <w:r>
+        <w:rPr>
+          <w:rFonts w:ascii="Georgia Pro" w:eastAsia="Georgia Pro" w:hAnsi="Georgia Pro" w:cs="Georgia Pro"/>
+          <w:color w:val="000000" w:themeColor="text1"/>
+        </w:rPr>
+        <w:t xml:space="preserve">Storage Account </w:t>
+      </w:r>
+    </w:p>
+    <w:p>
+      <w:pPr>
+        <w:numPr>
+          <w:ilvl w:val="0"/>
+          <w:numId w:val="24"/>
+        </w:numPr>
+        <w:spacing w:after="0" w:line="480" w:lineRule="auto"/>
+        <w:rPr>
+          <w:rFonts w:ascii="Georgia Pro" w:eastAsia="Georgia Pro" w:hAnsi="Georgia Pro" w:cs="Georgia Pro"/>
+          <w:color w:val="000000" w:themeColor="text1"/>
+        </w:rPr>
+      </w:pPr>
+      <w:r>
+        <w:rPr>
+          <w:rFonts w:ascii="Georgia Pro" w:eastAsia="Georgia Pro" w:hAnsi="Georgia Pro" w:cs="Georgia Pro"/>
+          <w:color w:val="000000" w:themeColor="text1"/>
+        </w:rPr>
+        <w:t xml:space="preserve">Consumption plan </w:t>
+      </w:r>
+    </w:p>
+    <w:p>
+      <w:pPr>
+        <w:numPr>
+          <w:ilvl w:val="0"/>
+          <w:numId w:val="24"/>
+        </w:numPr>
+        <w:spacing w:after="0" w:line="480" w:lineRule="auto"/>
+        <w:rPr>
+          <w:rFonts w:ascii="Georgia Pro" w:eastAsia="Georgia Pro" w:hAnsi="Georgia Pro" w:cs="Georgia Pro"/>
+          <w:color w:val="000000" w:themeColor="text1"/>
+        </w:rPr>
+      </w:pPr>
+      <w:r>
+        <w:rPr>
+          <w:rFonts w:ascii="Georgia Pro" w:eastAsia="Georgia Pro" w:hAnsi="Georgia Pro" w:cs="Georgia Pro"/>
+          <w:color w:val="000000" w:themeColor="text1"/>
+        </w:rPr>
+        <w:t xml:space="preserve">Azure Function App </w:t>
+      </w:r>
+    </w:p>
+    <w:p>
+      <w:pPr>
+        <w:spacing w:after="0" w:line="480" w:lineRule="auto"/>
+        <w:rPr>
+          <w:rFonts w:ascii="Georgia Pro" w:eastAsia="Georgia Pro" w:hAnsi="Georgia Pro" w:cs="Georgia Pro"/>
+          <w:color w:val="000000" w:themeColor="text1"/>
+        </w:rPr>
+      </w:pPr>
+      <w:r>
+        <w:rPr>
+          <w:rFonts w:ascii="Georgia Pro" w:eastAsia="Georgia Pro" w:hAnsi="Georgia Pro" w:cs="Georgia Pro"/>
+          <w:color w:val="000000" w:themeColor="text1"/>
+        </w:rPr>
+        <w:pict w14:anchorId="51949724">
+          <v:rect id="_x0000_i1029" style="width:0;height:1.5pt" o:hralign="center" o:hrstd="t" o:hr="t" fillcolor="#a0a0a0" stroked="f"/>
+        </w:pict>
+      </w:r>
+    </w:p>
+    <w:p>
+      <w:pPr>
+        <w:spacing w:after="0" w:line="480" w:lineRule="auto"/>
+        <w:rPr>
+          <w:rFonts w:ascii="Georgia Pro" w:eastAsia="Georgia Pro" w:hAnsi="Georgia Pro" w:cs="Georgia Pro"/>
+          <w:b/>
+          <w:bCs/>
+          <w:color w:val="000000" w:themeColor="text1"/>
+        </w:rPr>
+      </w:pPr>
+      <w:r>
+        <w:rPr>
+          <w:rFonts w:ascii="Georgia Pro" w:eastAsia="Georgia Pro" w:hAnsi="Georgia Pro" w:cs="Georgia Pro"/>
+          <w:b/>
+          <w:bCs/>
+          <w:color w:val="000000" w:themeColor="text1"/>
+        </w:rPr>
+        <w:t>Step 4 – Deploy ARM template</w:t>
+      </w:r>
+    </w:p>
+    <w:p>
+      <w:pPr>
+        <w:spacing w:after="0" w:line="480" w:lineRule="auto"/>
+        <w:rPr>
+          <w:rFonts w:ascii="Georgia Pro" w:eastAsia="Georgia Pro" w:hAnsi="Georgia Pro" w:cs="Georgia Pro"/>
+          <w:color w:val="000000" w:themeColor="text1"/>
+        </w:rPr>
+      </w:pPr>
+      <w:proofErr w:type="spellStart"/>
+      <w:r>
+        <w:rPr>
+          <w:rFonts w:ascii="Georgia Pro" w:eastAsia="Georgia Pro" w:hAnsi="Georgia Pro" w:cs="Georgia Pro"/>
+          <w:color w:val="000000" w:themeColor="text1"/>
+        </w:rPr>
+        <w:t>az</w:t>
+      </w:r>
+      <w:proofErr w:type="spellEnd"/>
+      <w:r>
+        <w:rPr>
+          <w:rFonts w:ascii="Georgia Pro" w:eastAsia="Georgia Pro" w:hAnsi="Georgia Pro" w:cs="Georgia Pro"/>
+          <w:color w:val="000000" w:themeColor="text1"/>
+        </w:rPr>
+        <w:t xml:space="preserve"> deployment group create \</w:t>
+      </w:r>
+      <w:r>
+        <w:rPr>
+          <w:rFonts w:ascii="Georgia Pro" w:eastAsia="Georgia Pro" w:hAnsi="Georgia Pro" w:cs="Georgia Pro"/>
+          <w:color w:val="000000" w:themeColor="text1"/>
+        </w:rPr>
+        <w:br/>
+        <w:t xml:space="preserve">  --resource-group $RG \</w:t>
+      </w:r>
+      <w:r>
+        <w:rPr>
+          <w:rFonts w:ascii="Georgia Pro" w:eastAsia="Georgia Pro" w:hAnsi="Georgia Pro" w:cs="Georgia Pro"/>
+          <w:color w:val="000000" w:themeColor="text1"/>
+        </w:rPr>
+        <w:br/>
+        <w:t xml:space="preserve">  --template-file </w:t>
+      </w:r>
+      <w:proofErr w:type="spellStart"/>
+      <w:proofErr w:type="gramStart"/>
+      <w:r>
+        <w:rPr>
+          <w:rFonts w:ascii="Georgia Pro" w:eastAsia="Georgia Pro" w:hAnsi="Georgia Pro" w:cs="Georgia Pro"/>
+          <w:color w:val="000000" w:themeColor="text1"/>
+        </w:rPr>
+        <w:t>template.json</w:t>
+      </w:r>
+      <w:proofErr w:type="spellEnd"/>
+      <w:proofErr w:type="gramEnd"/>
+    </w:p>
+    <w:p>
+      <w:pPr>
+        <w:spacing w:after="0" w:line="480" w:lineRule="auto"/>
+        <w:rPr>
+          <w:rFonts w:ascii="Georgia Pro" w:eastAsia="Georgia Pro" w:hAnsi="Georgia Pro" w:cs="Georgia Pro"/>
+          <w:b/>
+          <w:bCs/>
+          <w:color w:val="000000" w:themeColor="text1"/>
+        </w:rPr>
+      </w:pPr>
+      <w:r>
+        <w:rPr>
+          <w:rFonts w:ascii="Georgia Pro" w:eastAsia="Georgia Pro" w:hAnsi="Georgia Pro" w:cs="Georgia Pro"/>
+          <w:b/>
+          <w:bCs/>
+          <w:color w:val="000000" w:themeColor="text1"/>
+        </w:rPr>
+        <w:t xml:space="preserve">What </w:t>
+      </w:r>
+      <w:proofErr w:type="gramStart"/>
+      <w:r>
+        <w:rPr>
+          <w:rFonts w:ascii="Georgia Pro" w:eastAsia="Georgia Pro" w:hAnsi="Georgia Pro" w:cs="Georgia Pro"/>
+          <w:b/>
+          <w:bCs/>
+          <w:color w:val="000000" w:themeColor="text1"/>
+        </w:rPr>
+        <w:t>this does</w:t>
+      </w:r>
+      <w:proofErr w:type="gramEnd"/>
+    </w:p>
+    <w:p>
+      <w:pPr>
+        <w:spacing w:after="0" w:line="480" w:lineRule="auto"/>
+        <w:rPr>
+          <w:rFonts w:ascii="Georgia Pro" w:eastAsia="Georgia Pro" w:hAnsi="Georgia Pro" w:cs="Georgia Pro"/>
+          <w:color w:val="000000" w:themeColor="text1"/>
+        </w:rPr>
+      </w:pPr>
+      <w:r>
+        <w:rPr>
+          <w:rFonts w:ascii="Georgia Pro" w:eastAsia="Georgia Pro" w:hAnsi="Georgia Pro" w:cs="Georgia Pro"/>
+          <w:color w:val="000000" w:themeColor="text1"/>
+        </w:rPr>
+        <w:t>Deploys all resources from the ARM template into Azure.</w:t>
+      </w:r>
+    </w:p>
+    <w:p>
+      <w:pPr>
+        <w:spacing w:after="0" w:line="480" w:lineRule="auto"/>
+        <w:rPr>
+          <w:rFonts w:ascii="Georgia Pro" w:eastAsia="Georgia Pro" w:hAnsi="Georgia Pro" w:cs="Georgia Pro"/>
+          <w:color w:val="000000" w:themeColor="text1"/>
+        </w:rPr>
+      </w:pPr>
+      <w:r>
+        <w:rPr>
+          <w:rFonts w:ascii="Georgia Pro" w:eastAsia="Georgia Pro" w:hAnsi="Georgia Pro" w:cs="Georgia Pro"/>
+          <w:color w:val="000000" w:themeColor="text1"/>
+        </w:rPr>
+        <w:t>Azure reads the JSON file and creates the infrastructure.</w:t>
+      </w:r>
+    </w:p>
+    <w:p>
+      <w:pPr>
+        <w:spacing w:after="0" w:line="480" w:lineRule="auto"/>
+        <w:rPr>
+          <w:rFonts w:ascii="Georgia Pro" w:eastAsia="Georgia Pro" w:hAnsi="Georgia Pro" w:cs="Georgia Pro"/>
+          <w:color w:val="000000" w:themeColor="text1"/>
+        </w:rPr>
+      </w:pPr>
+      <w:r>
+        <w:rPr>
+          <w:rFonts w:ascii="Georgia Pro" w:eastAsia="Georgia Pro" w:hAnsi="Georgia Pro" w:cs="Georgia Pro"/>
+          <w:color w:val="000000" w:themeColor="text1"/>
+        </w:rPr>
+        <w:pict w14:anchorId="4C772D40">
+          <v:rect id="_x0000_i1030" style="width:0;height:1.5pt" o:hralign="center" o:hrstd="t" o:hr="t" fillcolor="#a0a0a0" stroked="f"/>
+        </w:pict>
+      </w:r>
+    </w:p>
+    <w:p>
+      <w:pPr>
+        <w:spacing w:after="0" w:line="480" w:lineRule="auto"/>
+        <w:rPr>
+          <w:rFonts w:ascii="Georgia Pro" w:eastAsia="Georgia Pro" w:hAnsi="Georgia Pro" w:cs="Georgia Pro"/>
+          <w:b/>
+          <w:bCs/>
+          <w:color w:val="000000" w:themeColor="text1"/>
+        </w:rPr>
+      </w:pPr>
+      <w:r>
+        <w:rPr>
+          <w:rFonts w:ascii="Georgia Pro" w:eastAsia="Georgia Pro" w:hAnsi="Georgia Pro" w:cs="Georgia Pro"/>
+          <w:b/>
+          <w:bCs/>
+          <w:color w:val="000000" w:themeColor="text1"/>
+        </w:rPr>
+        <w:lastRenderedPageBreak/>
+        <w:t>Step 5 – Verify deployment</w:t>
+      </w:r>
     </w:p>
     <w:p>
       <w:pPr>
@@ -751,20 +2731,13 @@
           <w:color w:val="000000" w:themeColor="text1"/>
         </w:rPr>
       </w:pPr>
-      <w:r>
-        <w:rPr>
-          <w:rFonts w:ascii="Georgia Pro" w:eastAsia="Georgia Pro" w:hAnsi="Georgia Pro" w:cs="Georgia Pro"/>
-          <w:color w:val="000000" w:themeColor="text1"/>
-        </w:rPr>
-        <w:t xml:space="preserve">cat &gt; </w:t>
-      </w:r>
       <w:proofErr w:type="spellStart"/>
       <w:r>
         <w:rPr>
           <w:rFonts w:ascii="Georgia Pro" w:eastAsia="Georgia Pro" w:hAnsi="Georgia Pro" w:cs="Georgia Pro"/>
           <w:color w:val="000000" w:themeColor="text1"/>
         </w:rPr>
-        <w:t>template.json</w:t>
+        <w:t>az</w:t>
       </w:r>
       <w:proofErr w:type="spellEnd"/>
       <w:r>
@@ -772,7 +2745,23 @@
           <w:rFonts w:ascii="Georgia Pro" w:eastAsia="Georgia Pro" w:hAnsi="Georgia Pro" w:cs="Georgia Pro"/>
           <w:color w:val="000000" w:themeColor="text1"/>
         </w:rPr>
-        <w:t xml:space="preserve"> &lt;&lt;EOF</w:t>
+        <w:t xml:space="preserve"> </w:t>
+      </w:r>
+      <w:proofErr w:type="spellStart"/>
+      <w:r>
+        <w:rPr>
+          <w:rFonts w:ascii="Georgia Pro" w:eastAsia="Georgia Pro" w:hAnsi="Georgia Pro" w:cs="Georgia Pro"/>
+          <w:color w:val="000000" w:themeColor="text1"/>
+        </w:rPr>
+        <w:t>functionapp</w:t>
+      </w:r>
+      <w:proofErr w:type="spellEnd"/>
+      <w:r>
+        <w:rPr>
+          <w:rFonts w:ascii="Georgia Pro" w:eastAsia="Georgia Pro" w:hAnsi="Georgia Pro" w:cs="Georgia Pro"/>
+          <w:color w:val="000000" w:themeColor="text1"/>
+        </w:rPr>
+        <w:t xml:space="preserve"> list \</w:t>
       </w:r>
       <w:r>
         <w:rPr>
@@ -780,7 +2769,7 @@
           <w:color w:val="000000" w:themeColor="text1"/>
         </w:rPr>
         <w:br/>
-        <w:t>{</w:t>
+        <w:t xml:space="preserve">  --resource-group $RG \</w:t>
       </w:r>
       <w:r>
         <w:rPr>
@@ -788,2158 +2777,7 @@
           <w:color w:val="000000" w:themeColor="text1"/>
         </w:rPr>
         <w:br/>
-        <w:t xml:space="preserve">  </w:t>
-      </w:r>
-      <w:r>
-        <w:rPr>
-          <w:rFonts w:ascii="Georgia Pro" w:eastAsia="Georgia Pro" w:hAnsi="Georgia Pro" w:cs="Georgia Pro"/>
-          <w:color w:val="000000" w:themeColor="text1"/>
-        </w:rPr>
-        <w:t>“</w:t>
-      </w:r>
-      <w:r>
-        <w:rPr>
-          <w:rFonts w:ascii="Georgia Pro" w:eastAsia="Georgia Pro" w:hAnsi="Georgia Pro" w:cs="Georgia Pro"/>
-          <w:color w:val="000000" w:themeColor="text1"/>
-        </w:rPr>
-        <w:t>$schema</w:t>
-      </w:r>
-      <w:r>
-        <w:rPr>
-          <w:rFonts w:ascii="Georgia Pro" w:eastAsia="Georgia Pro" w:hAnsi="Georgia Pro" w:cs="Georgia Pro"/>
-          <w:color w:val="000000" w:themeColor="text1"/>
-        </w:rPr>
-        <w:t>”</w:t>
-      </w:r>
-      <w:r>
-        <w:rPr>
-          <w:rFonts w:ascii="Georgia Pro" w:eastAsia="Georgia Pro" w:hAnsi="Georgia Pro" w:cs="Georgia Pro"/>
-          <w:color w:val="000000" w:themeColor="text1"/>
-        </w:rPr>
-        <w:t xml:space="preserve">: </w:t>
-      </w:r>
-      <w:r>
-        <w:rPr>
-          <w:rFonts w:ascii="Georgia Pro" w:eastAsia="Georgia Pro" w:hAnsi="Georgia Pro" w:cs="Georgia Pro"/>
-          <w:color w:val="000000" w:themeColor="text1"/>
-        </w:rPr>
-        <w:t>“</w:t>
-      </w:r>
-      <w:r>
-        <w:rPr>
-          <w:rFonts w:ascii="Georgia Pro" w:eastAsia="Georgia Pro" w:hAnsi="Georgia Pro" w:cs="Georgia Pro"/>
-          <w:color w:val="000000" w:themeColor="text1"/>
-        </w:rPr>
-        <w:t>https://schema.management.azure.com/schemas/2019-04-01/deploymentTemplate.json#</w:t>
-      </w:r>
-      <w:r>
-        <w:rPr>
-          <w:rFonts w:ascii="Georgia Pro" w:eastAsia="Georgia Pro" w:hAnsi="Georgia Pro" w:cs="Georgia Pro"/>
-          <w:color w:val="000000" w:themeColor="text1"/>
-        </w:rPr>
-        <w:t>”</w:t>
-      </w:r>
-      <w:r>
-        <w:rPr>
-          <w:rFonts w:ascii="Georgia Pro" w:eastAsia="Georgia Pro" w:hAnsi="Georgia Pro" w:cs="Georgia Pro"/>
-          <w:color w:val="000000" w:themeColor="text1"/>
-        </w:rPr>
-        <w:t>,</w:t>
-      </w:r>
-      <w:r>
-        <w:rPr>
-          <w:rFonts w:ascii="Georgia Pro" w:eastAsia="Georgia Pro" w:hAnsi="Georgia Pro" w:cs="Georgia Pro"/>
-          <w:color w:val="000000" w:themeColor="text1"/>
-        </w:rPr>
-        <w:br/>
-        <w:t xml:space="preserve">  </w:t>
-      </w:r>
-      <w:r>
-        <w:rPr>
-          <w:rFonts w:ascii="Georgia Pro" w:eastAsia="Georgia Pro" w:hAnsi="Georgia Pro" w:cs="Georgia Pro"/>
-          <w:color w:val="000000" w:themeColor="text1"/>
-        </w:rPr>
-        <w:t>“</w:t>
-      </w:r>
-      <w:proofErr w:type="spellStart"/>
-      <w:r>
-        <w:rPr>
-          <w:rFonts w:ascii="Georgia Pro" w:eastAsia="Georgia Pro" w:hAnsi="Georgia Pro" w:cs="Georgia Pro"/>
-          <w:color w:val="000000" w:themeColor="text1"/>
-        </w:rPr>
-        <w:t>contentVersion</w:t>
-      </w:r>
-      <w:proofErr w:type="spellEnd"/>
-      <w:r>
-        <w:rPr>
-          <w:rFonts w:ascii="Georgia Pro" w:eastAsia="Georgia Pro" w:hAnsi="Georgia Pro" w:cs="Georgia Pro"/>
-          <w:color w:val="000000" w:themeColor="text1"/>
-        </w:rPr>
-        <w:t>”</w:t>
-      </w:r>
-      <w:r>
-        <w:rPr>
-          <w:rFonts w:ascii="Georgia Pro" w:eastAsia="Georgia Pro" w:hAnsi="Georgia Pro" w:cs="Georgia Pro"/>
-          <w:color w:val="000000" w:themeColor="text1"/>
-        </w:rPr>
-        <w:t xml:space="preserve">: </w:t>
-      </w:r>
-      <w:r>
-        <w:rPr>
-          <w:rFonts w:ascii="Georgia Pro" w:eastAsia="Georgia Pro" w:hAnsi="Georgia Pro" w:cs="Georgia Pro"/>
-          <w:color w:val="000000" w:themeColor="text1"/>
-        </w:rPr>
-        <w:t>“</w:t>
-      </w:r>
-      <w:r>
-        <w:rPr>
-          <w:rFonts w:ascii="Georgia Pro" w:eastAsia="Georgia Pro" w:hAnsi="Georgia Pro" w:cs="Georgia Pro"/>
-          <w:color w:val="000000" w:themeColor="text1"/>
-        </w:rPr>
-        <w:t>1.0.0.0</w:t>
-      </w:r>
-      <w:r>
-        <w:rPr>
-          <w:rFonts w:ascii="Georgia Pro" w:eastAsia="Georgia Pro" w:hAnsi="Georgia Pro" w:cs="Georgia Pro"/>
-          <w:color w:val="000000" w:themeColor="text1"/>
-        </w:rPr>
-        <w:t>”</w:t>
-      </w:r>
-      <w:r>
-        <w:rPr>
-          <w:rFonts w:ascii="Georgia Pro" w:eastAsia="Georgia Pro" w:hAnsi="Georgia Pro" w:cs="Georgia Pro"/>
-          <w:color w:val="000000" w:themeColor="text1"/>
-        </w:rPr>
-        <w:t>,</w:t>
-      </w:r>
-      <w:r>
-        <w:rPr>
-          <w:rFonts w:ascii="Georgia Pro" w:eastAsia="Georgia Pro" w:hAnsi="Georgia Pro" w:cs="Georgia Pro"/>
-          <w:color w:val="000000" w:themeColor="text1"/>
-        </w:rPr>
-        <w:br/>
-        <w:t xml:space="preserve">  </w:t>
-      </w:r>
-      <w:r>
-        <w:rPr>
-          <w:rFonts w:ascii="Georgia Pro" w:eastAsia="Georgia Pro" w:hAnsi="Georgia Pro" w:cs="Georgia Pro"/>
-          <w:color w:val="000000" w:themeColor="text1"/>
-        </w:rPr>
-        <w:t>“</w:t>
-      </w:r>
-      <w:r>
-        <w:rPr>
-          <w:rFonts w:ascii="Georgia Pro" w:eastAsia="Georgia Pro" w:hAnsi="Georgia Pro" w:cs="Georgia Pro"/>
-          <w:color w:val="000000" w:themeColor="text1"/>
-        </w:rPr>
-        <w:t>resources</w:t>
-      </w:r>
-      <w:r>
-        <w:rPr>
-          <w:rFonts w:ascii="Georgia Pro" w:eastAsia="Georgia Pro" w:hAnsi="Georgia Pro" w:cs="Georgia Pro"/>
-          <w:color w:val="000000" w:themeColor="text1"/>
-        </w:rPr>
-        <w:t>”</w:t>
-      </w:r>
-      <w:r>
-        <w:rPr>
-          <w:rFonts w:ascii="Georgia Pro" w:eastAsia="Georgia Pro" w:hAnsi="Georgia Pro" w:cs="Georgia Pro"/>
-          <w:color w:val="000000" w:themeColor="text1"/>
-        </w:rPr>
-        <w:t>: [</w:t>
-      </w:r>
-      <w:r>
-        <w:rPr>
-          <w:rFonts w:ascii="Georgia Pro" w:eastAsia="Georgia Pro" w:hAnsi="Georgia Pro" w:cs="Georgia Pro"/>
-          <w:color w:val="000000" w:themeColor="text1"/>
-        </w:rPr>
-        <w:br/>
-        <w:t xml:space="preserve">    {</w:t>
-      </w:r>
-      <w:r>
-        <w:rPr>
-          <w:rFonts w:ascii="Georgia Pro" w:eastAsia="Georgia Pro" w:hAnsi="Georgia Pro" w:cs="Georgia Pro"/>
-          <w:color w:val="000000" w:themeColor="text1"/>
-        </w:rPr>
-        <w:br/>
-        <w:t xml:space="preserve">      </w:t>
-      </w:r>
-      <w:r>
-        <w:rPr>
-          <w:rFonts w:ascii="Georgia Pro" w:eastAsia="Georgia Pro" w:hAnsi="Georgia Pro" w:cs="Georgia Pro"/>
-          <w:color w:val="000000" w:themeColor="text1"/>
-        </w:rPr>
-        <w:t>“</w:t>
-      </w:r>
-      <w:r>
-        <w:rPr>
-          <w:rFonts w:ascii="Georgia Pro" w:eastAsia="Georgia Pro" w:hAnsi="Georgia Pro" w:cs="Georgia Pro"/>
-          <w:color w:val="000000" w:themeColor="text1"/>
-        </w:rPr>
-        <w:t>type</w:t>
-      </w:r>
-      <w:r>
-        <w:rPr>
-          <w:rFonts w:ascii="Georgia Pro" w:eastAsia="Georgia Pro" w:hAnsi="Georgia Pro" w:cs="Georgia Pro"/>
-          <w:color w:val="000000" w:themeColor="text1"/>
-        </w:rPr>
-        <w:t>”</w:t>
-      </w:r>
-      <w:r>
-        <w:rPr>
-          <w:rFonts w:ascii="Georgia Pro" w:eastAsia="Georgia Pro" w:hAnsi="Georgia Pro" w:cs="Georgia Pro"/>
-          <w:color w:val="000000" w:themeColor="text1"/>
-        </w:rPr>
-        <w:t xml:space="preserve">: </w:t>
-      </w:r>
-      <w:r>
-        <w:rPr>
-          <w:rFonts w:ascii="Georgia Pro" w:eastAsia="Georgia Pro" w:hAnsi="Georgia Pro" w:cs="Georgia Pro"/>
-          <w:color w:val="000000" w:themeColor="text1"/>
-        </w:rPr>
-        <w:t>“</w:t>
-      </w:r>
-      <w:proofErr w:type="spellStart"/>
-      <w:r>
-        <w:rPr>
-          <w:rFonts w:ascii="Georgia Pro" w:eastAsia="Georgia Pro" w:hAnsi="Georgia Pro" w:cs="Georgia Pro"/>
-          <w:color w:val="000000" w:themeColor="text1"/>
-        </w:rPr>
-        <w:t>Microsoft.Storage</w:t>
-      </w:r>
-      <w:proofErr w:type="spellEnd"/>
-      <w:r>
-        <w:rPr>
-          <w:rFonts w:ascii="Georgia Pro" w:eastAsia="Georgia Pro" w:hAnsi="Georgia Pro" w:cs="Georgia Pro"/>
-          <w:color w:val="000000" w:themeColor="text1"/>
-        </w:rPr>
-        <w:t>/</w:t>
-      </w:r>
-      <w:proofErr w:type="spellStart"/>
-      <w:r>
-        <w:rPr>
-          <w:rFonts w:ascii="Georgia Pro" w:eastAsia="Georgia Pro" w:hAnsi="Georgia Pro" w:cs="Georgia Pro"/>
-          <w:color w:val="000000" w:themeColor="text1"/>
-        </w:rPr>
-        <w:t>storageAccounts</w:t>
-      </w:r>
-      <w:proofErr w:type="spellEnd"/>
-      <w:r>
-        <w:rPr>
-          <w:rFonts w:ascii="Georgia Pro" w:eastAsia="Georgia Pro" w:hAnsi="Georgia Pro" w:cs="Georgia Pro"/>
-          <w:color w:val="000000" w:themeColor="text1"/>
-        </w:rPr>
-        <w:t>”</w:t>
-      </w:r>
-      <w:r>
-        <w:rPr>
-          <w:rFonts w:ascii="Georgia Pro" w:eastAsia="Georgia Pro" w:hAnsi="Georgia Pro" w:cs="Georgia Pro"/>
-          <w:color w:val="000000" w:themeColor="text1"/>
-        </w:rPr>
-        <w:t>,</w:t>
-      </w:r>
-      <w:r>
-        <w:rPr>
-          <w:rFonts w:ascii="Georgia Pro" w:eastAsia="Georgia Pro" w:hAnsi="Georgia Pro" w:cs="Georgia Pro"/>
-          <w:color w:val="000000" w:themeColor="text1"/>
-        </w:rPr>
-        <w:br/>
-        <w:t xml:space="preserve">      </w:t>
-      </w:r>
-      <w:r>
-        <w:rPr>
-          <w:rFonts w:ascii="Georgia Pro" w:eastAsia="Georgia Pro" w:hAnsi="Georgia Pro" w:cs="Georgia Pro"/>
-          <w:color w:val="000000" w:themeColor="text1"/>
-        </w:rPr>
-        <w:t>“</w:t>
-      </w:r>
-      <w:proofErr w:type="spellStart"/>
-      <w:r>
-        <w:rPr>
-          <w:rFonts w:ascii="Georgia Pro" w:eastAsia="Georgia Pro" w:hAnsi="Georgia Pro" w:cs="Georgia Pro"/>
-          <w:color w:val="000000" w:themeColor="text1"/>
-        </w:rPr>
-        <w:t>apiVersion</w:t>
-      </w:r>
-      <w:proofErr w:type="spellEnd"/>
-      <w:r>
-        <w:rPr>
-          <w:rFonts w:ascii="Georgia Pro" w:eastAsia="Georgia Pro" w:hAnsi="Georgia Pro" w:cs="Georgia Pro"/>
-          <w:color w:val="000000" w:themeColor="text1"/>
-        </w:rPr>
-        <w:t>”</w:t>
-      </w:r>
-      <w:r>
-        <w:rPr>
-          <w:rFonts w:ascii="Georgia Pro" w:eastAsia="Georgia Pro" w:hAnsi="Georgia Pro" w:cs="Georgia Pro"/>
-          <w:color w:val="000000" w:themeColor="text1"/>
-        </w:rPr>
-        <w:t xml:space="preserve">: </w:t>
-      </w:r>
-      <w:r>
-        <w:rPr>
-          <w:rFonts w:ascii="Georgia Pro" w:eastAsia="Georgia Pro" w:hAnsi="Georgia Pro" w:cs="Georgia Pro"/>
-          <w:color w:val="000000" w:themeColor="text1"/>
-        </w:rPr>
-        <w:t>“</w:t>
-      </w:r>
-      <w:r>
-        <w:rPr>
-          <w:rFonts w:ascii="Georgia Pro" w:eastAsia="Georgia Pro" w:hAnsi="Georgia Pro" w:cs="Georgia Pro"/>
-          <w:color w:val="000000" w:themeColor="text1"/>
-        </w:rPr>
-        <w:t>2022-09-01</w:t>
-      </w:r>
-      <w:r>
-        <w:rPr>
-          <w:rFonts w:ascii="Georgia Pro" w:eastAsia="Georgia Pro" w:hAnsi="Georgia Pro" w:cs="Georgia Pro"/>
-          <w:color w:val="000000" w:themeColor="text1"/>
-        </w:rPr>
-        <w:t>”</w:t>
-      </w:r>
-      <w:r>
-        <w:rPr>
-          <w:rFonts w:ascii="Georgia Pro" w:eastAsia="Georgia Pro" w:hAnsi="Georgia Pro" w:cs="Georgia Pro"/>
-          <w:color w:val="000000" w:themeColor="text1"/>
-        </w:rPr>
-        <w:t>,</w:t>
-      </w:r>
-      <w:r>
-        <w:rPr>
-          <w:rFonts w:ascii="Georgia Pro" w:eastAsia="Georgia Pro" w:hAnsi="Georgia Pro" w:cs="Georgia Pro"/>
-          <w:color w:val="000000" w:themeColor="text1"/>
-        </w:rPr>
-        <w:br/>
-        <w:t xml:space="preserve">      </w:t>
-      </w:r>
-      <w:r>
-        <w:rPr>
-          <w:rFonts w:ascii="Georgia Pro" w:eastAsia="Georgia Pro" w:hAnsi="Georgia Pro" w:cs="Georgia Pro"/>
-          <w:color w:val="000000" w:themeColor="text1"/>
-        </w:rPr>
-        <w:t>“</w:t>
-      </w:r>
-      <w:r>
-        <w:rPr>
-          <w:rFonts w:ascii="Georgia Pro" w:eastAsia="Georgia Pro" w:hAnsi="Georgia Pro" w:cs="Georgia Pro"/>
-          <w:color w:val="000000" w:themeColor="text1"/>
-        </w:rPr>
-        <w:t>name</w:t>
-      </w:r>
-      <w:r>
-        <w:rPr>
-          <w:rFonts w:ascii="Georgia Pro" w:eastAsia="Georgia Pro" w:hAnsi="Georgia Pro" w:cs="Georgia Pro"/>
-          <w:color w:val="000000" w:themeColor="text1"/>
-        </w:rPr>
-        <w:t>”</w:t>
-      </w:r>
-      <w:r>
-        <w:rPr>
-          <w:rFonts w:ascii="Georgia Pro" w:eastAsia="Georgia Pro" w:hAnsi="Georgia Pro" w:cs="Georgia Pro"/>
-          <w:color w:val="000000" w:themeColor="text1"/>
-        </w:rPr>
-        <w:t xml:space="preserve">: </w:t>
-      </w:r>
-      <w:r>
-        <w:rPr>
-          <w:rFonts w:ascii="Georgia Pro" w:eastAsia="Georgia Pro" w:hAnsi="Georgia Pro" w:cs="Georgia Pro"/>
-          <w:color w:val="000000" w:themeColor="text1"/>
-        </w:rPr>
-        <w:t>“</w:t>
-      </w:r>
-      <w:r>
-        <w:rPr>
-          <w:rFonts w:ascii="Georgia Pro" w:eastAsia="Georgia Pro" w:hAnsi="Georgia Pro" w:cs="Georgia Pro"/>
-          <w:color w:val="000000" w:themeColor="text1"/>
-        </w:rPr>
-        <w:t>$STORE</w:t>
-      </w:r>
-      <w:r>
-        <w:rPr>
-          <w:rFonts w:ascii="Georgia Pro" w:eastAsia="Georgia Pro" w:hAnsi="Georgia Pro" w:cs="Georgia Pro"/>
-          <w:color w:val="000000" w:themeColor="text1"/>
-        </w:rPr>
-        <w:t>”</w:t>
-      </w:r>
-      <w:r>
-        <w:rPr>
-          <w:rFonts w:ascii="Georgia Pro" w:eastAsia="Georgia Pro" w:hAnsi="Georgia Pro" w:cs="Georgia Pro"/>
-          <w:color w:val="000000" w:themeColor="text1"/>
-        </w:rPr>
-        <w:t>,</w:t>
-      </w:r>
-      <w:r>
-        <w:rPr>
-          <w:rFonts w:ascii="Georgia Pro" w:eastAsia="Georgia Pro" w:hAnsi="Georgia Pro" w:cs="Georgia Pro"/>
-          <w:color w:val="000000" w:themeColor="text1"/>
-        </w:rPr>
-        <w:br/>
-        <w:t xml:space="preserve">      </w:t>
-      </w:r>
-      <w:r>
-        <w:rPr>
-          <w:rFonts w:ascii="Georgia Pro" w:eastAsia="Georgia Pro" w:hAnsi="Georgia Pro" w:cs="Georgia Pro"/>
-          <w:color w:val="000000" w:themeColor="text1"/>
-        </w:rPr>
-        <w:t>“</w:t>
-      </w:r>
-      <w:r>
-        <w:rPr>
-          <w:rFonts w:ascii="Georgia Pro" w:eastAsia="Georgia Pro" w:hAnsi="Georgia Pro" w:cs="Georgia Pro"/>
-          <w:color w:val="000000" w:themeColor="text1"/>
-        </w:rPr>
-        <w:t>location</w:t>
-      </w:r>
-      <w:r>
-        <w:rPr>
-          <w:rFonts w:ascii="Georgia Pro" w:eastAsia="Georgia Pro" w:hAnsi="Georgia Pro" w:cs="Georgia Pro"/>
-          <w:color w:val="000000" w:themeColor="text1"/>
-        </w:rPr>
-        <w:t>”</w:t>
-      </w:r>
-      <w:r>
-        <w:rPr>
-          <w:rFonts w:ascii="Georgia Pro" w:eastAsia="Georgia Pro" w:hAnsi="Georgia Pro" w:cs="Georgia Pro"/>
-          <w:color w:val="000000" w:themeColor="text1"/>
-        </w:rPr>
-        <w:t xml:space="preserve">: </w:t>
-      </w:r>
-      <w:r>
-        <w:rPr>
-          <w:rFonts w:ascii="Georgia Pro" w:eastAsia="Georgia Pro" w:hAnsi="Georgia Pro" w:cs="Georgia Pro"/>
-          <w:color w:val="000000" w:themeColor="text1"/>
-        </w:rPr>
-        <w:t>“</w:t>
-      </w:r>
-      <w:r>
-        <w:rPr>
-          <w:rFonts w:ascii="Georgia Pro" w:eastAsia="Georgia Pro" w:hAnsi="Georgia Pro" w:cs="Georgia Pro"/>
-          <w:color w:val="000000" w:themeColor="text1"/>
-        </w:rPr>
-        <w:t>$LOC</w:t>
-      </w:r>
-      <w:r>
-        <w:rPr>
-          <w:rFonts w:ascii="Georgia Pro" w:eastAsia="Georgia Pro" w:hAnsi="Georgia Pro" w:cs="Georgia Pro"/>
-          <w:color w:val="000000" w:themeColor="text1"/>
-        </w:rPr>
-        <w:t>”</w:t>
-      </w:r>
-      <w:r>
-        <w:rPr>
-          <w:rFonts w:ascii="Georgia Pro" w:eastAsia="Georgia Pro" w:hAnsi="Georgia Pro" w:cs="Georgia Pro"/>
-          <w:color w:val="000000" w:themeColor="text1"/>
-        </w:rPr>
-        <w:t>,</w:t>
-      </w:r>
-      <w:r>
-        <w:rPr>
-          <w:rFonts w:ascii="Georgia Pro" w:eastAsia="Georgia Pro" w:hAnsi="Georgia Pro" w:cs="Georgia Pro"/>
-          <w:color w:val="000000" w:themeColor="text1"/>
-        </w:rPr>
-        <w:br/>
-        <w:t xml:space="preserve">      </w:t>
-      </w:r>
-      <w:r>
-        <w:rPr>
-          <w:rFonts w:ascii="Georgia Pro" w:eastAsia="Georgia Pro" w:hAnsi="Georgia Pro" w:cs="Georgia Pro"/>
-          <w:color w:val="000000" w:themeColor="text1"/>
-        </w:rPr>
-        <w:t>“</w:t>
-      </w:r>
-      <w:proofErr w:type="spellStart"/>
-      <w:r>
-        <w:rPr>
-          <w:rFonts w:ascii="Georgia Pro" w:eastAsia="Georgia Pro" w:hAnsi="Georgia Pro" w:cs="Georgia Pro"/>
-          <w:color w:val="000000" w:themeColor="text1"/>
-        </w:rPr>
-        <w:t>sku</w:t>
-      </w:r>
-      <w:proofErr w:type="spellEnd"/>
-      <w:r>
-        <w:rPr>
-          <w:rFonts w:ascii="Georgia Pro" w:eastAsia="Georgia Pro" w:hAnsi="Georgia Pro" w:cs="Georgia Pro"/>
-          <w:color w:val="000000" w:themeColor="text1"/>
-        </w:rPr>
-        <w:t>”</w:t>
-      </w:r>
-      <w:r>
-        <w:rPr>
-          <w:rFonts w:ascii="Georgia Pro" w:eastAsia="Georgia Pro" w:hAnsi="Georgia Pro" w:cs="Georgia Pro"/>
-          <w:color w:val="000000" w:themeColor="text1"/>
-        </w:rPr>
-        <w:t>: {</w:t>
-      </w:r>
-      <w:r>
-        <w:rPr>
-          <w:rFonts w:ascii="Georgia Pro" w:eastAsia="Georgia Pro" w:hAnsi="Georgia Pro" w:cs="Georgia Pro"/>
-          <w:color w:val="000000" w:themeColor="text1"/>
-        </w:rPr>
-        <w:br/>
-        <w:t xml:space="preserve">        </w:t>
-      </w:r>
-      <w:r>
-        <w:rPr>
-          <w:rFonts w:ascii="Georgia Pro" w:eastAsia="Georgia Pro" w:hAnsi="Georgia Pro" w:cs="Georgia Pro"/>
-          <w:color w:val="000000" w:themeColor="text1"/>
-        </w:rPr>
-        <w:t>“</w:t>
-      </w:r>
-      <w:r>
-        <w:rPr>
-          <w:rFonts w:ascii="Georgia Pro" w:eastAsia="Georgia Pro" w:hAnsi="Georgia Pro" w:cs="Georgia Pro"/>
-          <w:color w:val="000000" w:themeColor="text1"/>
-        </w:rPr>
-        <w:t>name</w:t>
-      </w:r>
-      <w:r>
-        <w:rPr>
-          <w:rFonts w:ascii="Georgia Pro" w:eastAsia="Georgia Pro" w:hAnsi="Georgia Pro" w:cs="Georgia Pro"/>
-          <w:color w:val="000000" w:themeColor="text1"/>
-        </w:rPr>
-        <w:t>”</w:t>
-      </w:r>
-      <w:r>
-        <w:rPr>
-          <w:rFonts w:ascii="Georgia Pro" w:eastAsia="Georgia Pro" w:hAnsi="Georgia Pro" w:cs="Georgia Pro"/>
-          <w:color w:val="000000" w:themeColor="text1"/>
-        </w:rPr>
-        <w:t xml:space="preserve">: </w:t>
-      </w:r>
-      <w:r>
-        <w:rPr>
-          <w:rFonts w:ascii="Georgia Pro" w:eastAsia="Georgia Pro" w:hAnsi="Georgia Pro" w:cs="Georgia Pro"/>
-          <w:color w:val="000000" w:themeColor="text1"/>
-        </w:rPr>
-        <w:t>“</w:t>
-      </w:r>
-      <w:proofErr w:type="spellStart"/>
-      <w:r>
-        <w:rPr>
-          <w:rFonts w:ascii="Georgia Pro" w:eastAsia="Georgia Pro" w:hAnsi="Georgia Pro" w:cs="Georgia Pro"/>
-          <w:color w:val="000000" w:themeColor="text1"/>
-        </w:rPr>
-        <w:t>Standard_LRS</w:t>
-      </w:r>
-      <w:proofErr w:type="spellEnd"/>
-      <w:r>
-        <w:rPr>
-          <w:rFonts w:ascii="Georgia Pro" w:eastAsia="Georgia Pro" w:hAnsi="Georgia Pro" w:cs="Georgia Pro"/>
-          <w:color w:val="000000" w:themeColor="text1"/>
-        </w:rPr>
-        <w:t>”</w:t>
-      </w:r>
-      <w:r>
-        <w:rPr>
-          <w:rFonts w:ascii="Georgia Pro" w:eastAsia="Georgia Pro" w:hAnsi="Georgia Pro" w:cs="Georgia Pro"/>
-          <w:color w:val="000000" w:themeColor="text1"/>
-        </w:rPr>
-        <w:br/>
-        <w:t xml:space="preserve">      },</w:t>
-      </w:r>
-      <w:r>
-        <w:rPr>
-          <w:rFonts w:ascii="Georgia Pro" w:eastAsia="Georgia Pro" w:hAnsi="Georgia Pro" w:cs="Georgia Pro"/>
-          <w:color w:val="000000" w:themeColor="text1"/>
-        </w:rPr>
-        <w:br/>
-        <w:t xml:space="preserve">      </w:t>
-      </w:r>
-      <w:r>
-        <w:rPr>
-          <w:rFonts w:ascii="Georgia Pro" w:eastAsia="Georgia Pro" w:hAnsi="Georgia Pro" w:cs="Georgia Pro"/>
-          <w:color w:val="000000" w:themeColor="text1"/>
-        </w:rPr>
-        <w:t>“</w:t>
-      </w:r>
-      <w:r>
-        <w:rPr>
-          <w:rFonts w:ascii="Georgia Pro" w:eastAsia="Georgia Pro" w:hAnsi="Georgia Pro" w:cs="Georgia Pro"/>
-          <w:color w:val="000000" w:themeColor="text1"/>
-        </w:rPr>
-        <w:t>kind</w:t>
-      </w:r>
-      <w:r>
-        <w:rPr>
-          <w:rFonts w:ascii="Georgia Pro" w:eastAsia="Georgia Pro" w:hAnsi="Georgia Pro" w:cs="Georgia Pro"/>
-          <w:color w:val="000000" w:themeColor="text1"/>
-        </w:rPr>
-        <w:t>”</w:t>
-      </w:r>
-      <w:r>
-        <w:rPr>
-          <w:rFonts w:ascii="Georgia Pro" w:eastAsia="Georgia Pro" w:hAnsi="Georgia Pro" w:cs="Georgia Pro"/>
-          <w:color w:val="000000" w:themeColor="text1"/>
-        </w:rPr>
-        <w:t xml:space="preserve">: </w:t>
-      </w:r>
-      <w:r>
-        <w:rPr>
-          <w:rFonts w:ascii="Georgia Pro" w:eastAsia="Georgia Pro" w:hAnsi="Georgia Pro" w:cs="Georgia Pro"/>
-          <w:color w:val="000000" w:themeColor="text1"/>
-        </w:rPr>
-        <w:t>“</w:t>
-      </w:r>
-      <w:r>
-        <w:rPr>
-          <w:rFonts w:ascii="Georgia Pro" w:eastAsia="Georgia Pro" w:hAnsi="Georgia Pro" w:cs="Georgia Pro"/>
-          <w:color w:val="000000" w:themeColor="text1"/>
-        </w:rPr>
-        <w:t>StorageV2</w:t>
-      </w:r>
-      <w:r>
-        <w:rPr>
-          <w:rFonts w:ascii="Georgia Pro" w:eastAsia="Georgia Pro" w:hAnsi="Georgia Pro" w:cs="Georgia Pro"/>
-          <w:color w:val="000000" w:themeColor="text1"/>
-        </w:rPr>
-        <w:t>”</w:t>
-      </w:r>
-      <w:r>
-        <w:rPr>
-          <w:rFonts w:ascii="Georgia Pro" w:eastAsia="Georgia Pro" w:hAnsi="Georgia Pro" w:cs="Georgia Pro"/>
-          <w:color w:val="000000" w:themeColor="text1"/>
-        </w:rPr>
-        <w:t>,</w:t>
-      </w:r>
-      <w:r>
-        <w:rPr>
-          <w:rFonts w:ascii="Georgia Pro" w:eastAsia="Georgia Pro" w:hAnsi="Georgia Pro" w:cs="Georgia Pro"/>
-          <w:color w:val="000000" w:themeColor="text1"/>
-        </w:rPr>
-        <w:br/>
-      </w:r>
-      <w:r>
-        <w:rPr>
-          <w:rFonts w:ascii="Georgia Pro" w:eastAsia="Georgia Pro" w:hAnsi="Georgia Pro" w:cs="Georgia Pro"/>
-          <w:color w:val="000000" w:themeColor="text1"/>
-        </w:rPr>
-        <w:lastRenderedPageBreak/>
-        <w:t xml:space="preserve">      </w:t>
-      </w:r>
-      <w:r>
-        <w:rPr>
-          <w:rFonts w:ascii="Georgia Pro" w:eastAsia="Georgia Pro" w:hAnsi="Georgia Pro" w:cs="Georgia Pro"/>
-          <w:color w:val="000000" w:themeColor="text1"/>
-        </w:rPr>
-        <w:t>“</w:t>
-      </w:r>
-      <w:r>
-        <w:rPr>
-          <w:rFonts w:ascii="Georgia Pro" w:eastAsia="Georgia Pro" w:hAnsi="Georgia Pro" w:cs="Georgia Pro"/>
-          <w:color w:val="000000" w:themeColor="text1"/>
-        </w:rPr>
-        <w:t>properties</w:t>
-      </w:r>
-      <w:r>
-        <w:rPr>
-          <w:rFonts w:ascii="Georgia Pro" w:eastAsia="Georgia Pro" w:hAnsi="Georgia Pro" w:cs="Georgia Pro"/>
-          <w:color w:val="000000" w:themeColor="text1"/>
-        </w:rPr>
-        <w:t>”</w:t>
-      </w:r>
-      <w:r>
-        <w:rPr>
-          <w:rFonts w:ascii="Georgia Pro" w:eastAsia="Georgia Pro" w:hAnsi="Georgia Pro" w:cs="Georgia Pro"/>
-          <w:color w:val="000000" w:themeColor="text1"/>
-        </w:rPr>
-        <w:t>: {}</w:t>
-      </w:r>
-      <w:r>
-        <w:rPr>
-          <w:rFonts w:ascii="Georgia Pro" w:eastAsia="Georgia Pro" w:hAnsi="Georgia Pro" w:cs="Georgia Pro"/>
-          <w:color w:val="000000" w:themeColor="text1"/>
-        </w:rPr>
-        <w:br/>
-        <w:t xml:space="preserve">    },</w:t>
-      </w:r>
-      <w:r>
-        <w:rPr>
-          <w:rFonts w:ascii="Georgia Pro" w:eastAsia="Georgia Pro" w:hAnsi="Georgia Pro" w:cs="Georgia Pro"/>
-          <w:color w:val="000000" w:themeColor="text1"/>
-        </w:rPr>
-        <w:br/>
-        <w:t xml:space="preserve">    {</w:t>
-      </w:r>
-      <w:r>
-        <w:rPr>
-          <w:rFonts w:ascii="Georgia Pro" w:eastAsia="Georgia Pro" w:hAnsi="Georgia Pro" w:cs="Georgia Pro"/>
-          <w:color w:val="000000" w:themeColor="text1"/>
-        </w:rPr>
-        <w:br/>
-        <w:t xml:space="preserve">      </w:t>
-      </w:r>
-      <w:r>
-        <w:rPr>
-          <w:rFonts w:ascii="Georgia Pro" w:eastAsia="Georgia Pro" w:hAnsi="Georgia Pro" w:cs="Georgia Pro"/>
-          <w:color w:val="000000" w:themeColor="text1"/>
-        </w:rPr>
-        <w:t>“</w:t>
-      </w:r>
-      <w:r>
-        <w:rPr>
-          <w:rFonts w:ascii="Georgia Pro" w:eastAsia="Georgia Pro" w:hAnsi="Georgia Pro" w:cs="Georgia Pro"/>
-          <w:color w:val="000000" w:themeColor="text1"/>
-        </w:rPr>
-        <w:t>type</w:t>
-      </w:r>
-      <w:r>
-        <w:rPr>
-          <w:rFonts w:ascii="Georgia Pro" w:eastAsia="Georgia Pro" w:hAnsi="Georgia Pro" w:cs="Georgia Pro"/>
-          <w:color w:val="000000" w:themeColor="text1"/>
-        </w:rPr>
-        <w:t>”</w:t>
-      </w:r>
-      <w:r>
-        <w:rPr>
-          <w:rFonts w:ascii="Georgia Pro" w:eastAsia="Georgia Pro" w:hAnsi="Georgia Pro" w:cs="Georgia Pro"/>
-          <w:color w:val="000000" w:themeColor="text1"/>
-        </w:rPr>
-        <w:t xml:space="preserve">: </w:t>
-      </w:r>
-      <w:r>
-        <w:rPr>
-          <w:rFonts w:ascii="Georgia Pro" w:eastAsia="Georgia Pro" w:hAnsi="Georgia Pro" w:cs="Georgia Pro"/>
-          <w:color w:val="000000" w:themeColor="text1"/>
-        </w:rPr>
-        <w:t>“</w:t>
-      </w:r>
-      <w:proofErr w:type="spellStart"/>
-      <w:r>
-        <w:rPr>
-          <w:rFonts w:ascii="Georgia Pro" w:eastAsia="Georgia Pro" w:hAnsi="Georgia Pro" w:cs="Georgia Pro"/>
-          <w:color w:val="000000" w:themeColor="text1"/>
-        </w:rPr>
-        <w:t>Microsoft.Web</w:t>
-      </w:r>
-      <w:proofErr w:type="spellEnd"/>
-      <w:r>
-        <w:rPr>
-          <w:rFonts w:ascii="Georgia Pro" w:eastAsia="Georgia Pro" w:hAnsi="Georgia Pro" w:cs="Georgia Pro"/>
-          <w:color w:val="000000" w:themeColor="text1"/>
-        </w:rPr>
-        <w:t>/</w:t>
-      </w:r>
-      <w:proofErr w:type="spellStart"/>
-      <w:r>
-        <w:rPr>
-          <w:rFonts w:ascii="Georgia Pro" w:eastAsia="Georgia Pro" w:hAnsi="Georgia Pro" w:cs="Georgia Pro"/>
-          <w:color w:val="000000" w:themeColor="text1"/>
-        </w:rPr>
-        <w:t>serverfarms</w:t>
-      </w:r>
-      <w:proofErr w:type="spellEnd"/>
-      <w:r>
-        <w:rPr>
-          <w:rFonts w:ascii="Georgia Pro" w:eastAsia="Georgia Pro" w:hAnsi="Georgia Pro" w:cs="Georgia Pro"/>
-          <w:color w:val="000000" w:themeColor="text1"/>
-        </w:rPr>
-        <w:t>”</w:t>
-      </w:r>
-      <w:r>
-        <w:rPr>
-          <w:rFonts w:ascii="Georgia Pro" w:eastAsia="Georgia Pro" w:hAnsi="Georgia Pro" w:cs="Georgia Pro"/>
-          <w:color w:val="000000" w:themeColor="text1"/>
-        </w:rPr>
-        <w:t>,</w:t>
-      </w:r>
-      <w:r>
-        <w:rPr>
-          <w:rFonts w:ascii="Georgia Pro" w:eastAsia="Georgia Pro" w:hAnsi="Georgia Pro" w:cs="Georgia Pro"/>
-          <w:color w:val="000000" w:themeColor="text1"/>
-        </w:rPr>
-        <w:br/>
-        <w:t xml:space="preserve">      </w:t>
-      </w:r>
-      <w:r>
-        <w:rPr>
-          <w:rFonts w:ascii="Georgia Pro" w:eastAsia="Georgia Pro" w:hAnsi="Georgia Pro" w:cs="Georgia Pro"/>
-          <w:color w:val="000000" w:themeColor="text1"/>
-        </w:rPr>
-        <w:t>“</w:t>
-      </w:r>
-      <w:proofErr w:type="spellStart"/>
-      <w:r>
-        <w:rPr>
-          <w:rFonts w:ascii="Georgia Pro" w:eastAsia="Georgia Pro" w:hAnsi="Georgia Pro" w:cs="Georgia Pro"/>
-          <w:color w:val="000000" w:themeColor="text1"/>
-        </w:rPr>
-        <w:t>apiVersion</w:t>
-      </w:r>
-      <w:proofErr w:type="spellEnd"/>
-      <w:r>
-        <w:rPr>
-          <w:rFonts w:ascii="Georgia Pro" w:eastAsia="Georgia Pro" w:hAnsi="Georgia Pro" w:cs="Georgia Pro"/>
-          <w:color w:val="000000" w:themeColor="text1"/>
-        </w:rPr>
-        <w:t>”</w:t>
-      </w:r>
-      <w:r>
-        <w:rPr>
-          <w:rFonts w:ascii="Georgia Pro" w:eastAsia="Georgia Pro" w:hAnsi="Georgia Pro" w:cs="Georgia Pro"/>
-          <w:color w:val="000000" w:themeColor="text1"/>
-        </w:rPr>
-        <w:t xml:space="preserve">: </w:t>
-      </w:r>
-      <w:r>
-        <w:rPr>
-          <w:rFonts w:ascii="Georgia Pro" w:eastAsia="Georgia Pro" w:hAnsi="Georgia Pro" w:cs="Georgia Pro"/>
-          <w:color w:val="000000" w:themeColor="text1"/>
-        </w:rPr>
-        <w:t>“</w:t>
-      </w:r>
-      <w:r>
-        <w:rPr>
-          <w:rFonts w:ascii="Georgia Pro" w:eastAsia="Georgia Pro" w:hAnsi="Georgia Pro" w:cs="Georgia Pro"/>
-          <w:color w:val="000000" w:themeColor="text1"/>
-        </w:rPr>
-        <w:t>2022-03-01</w:t>
-      </w:r>
-      <w:r>
-        <w:rPr>
-          <w:rFonts w:ascii="Georgia Pro" w:eastAsia="Georgia Pro" w:hAnsi="Georgia Pro" w:cs="Georgia Pro"/>
-          <w:color w:val="000000" w:themeColor="text1"/>
-        </w:rPr>
-        <w:t>”</w:t>
-      </w:r>
-      <w:r>
-        <w:rPr>
-          <w:rFonts w:ascii="Georgia Pro" w:eastAsia="Georgia Pro" w:hAnsi="Georgia Pro" w:cs="Georgia Pro"/>
-          <w:color w:val="000000" w:themeColor="text1"/>
-        </w:rPr>
-        <w:t>,</w:t>
-      </w:r>
-      <w:r>
-        <w:rPr>
-          <w:rFonts w:ascii="Georgia Pro" w:eastAsia="Georgia Pro" w:hAnsi="Georgia Pro" w:cs="Georgia Pro"/>
-          <w:color w:val="000000" w:themeColor="text1"/>
-        </w:rPr>
-        <w:br/>
-        <w:t xml:space="preserve">      </w:t>
-      </w:r>
-      <w:r>
-        <w:rPr>
-          <w:rFonts w:ascii="Georgia Pro" w:eastAsia="Georgia Pro" w:hAnsi="Georgia Pro" w:cs="Georgia Pro"/>
-          <w:color w:val="000000" w:themeColor="text1"/>
-        </w:rPr>
-        <w:t>“</w:t>
-      </w:r>
-      <w:r>
-        <w:rPr>
-          <w:rFonts w:ascii="Georgia Pro" w:eastAsia="Georgia Pro" w:hAnsi="Georgia Pro" w:cs="Georgia Pro"/>
-          <w:color w:val="000000" w:themeColor="text1"/>
-        </w:rPr>
-        <w:t>name</w:t>
-      </w:r>
-      <w:r>
-        <w:rPr>
-          <w:rFonts w:ascii="Georgia Pro" w:eastAsia="Georgia Pro" w:hAnsi="Georgia Pro" w:cs="Georgia Pro"/>
-          <w:color w:val="000000" w:themeColor="text1"/>
-        </w:rPr>
-        <w:t>”</w:t>
-      </w:r>
-      <w:r>
-        <w:rPr>
-          <w:rFonts w:ascii="Georgia Pro" w:eastAsia="Georgia Pro" w:hAnsi="Georgia Pro" w:cs="Georgia Pro"/>
-          <w:color w:val="000000" w:themeColor="text1"/>
-        </w:rPr>
-        <w:t xml:space="preserve">: </w:t>
-      </w:r>
-      <w:r>
-        <w:rPr>
-          <w:rFonts w:ascii="Georgia Pro" w:eastAsia="Georgia Pro" w:hAnsi="Georgia Pro" w:cs="Georgia Pro"/>
-          <w:color w:val="000000" w:themeColor="text1"/>
-        </w:rPr>
-        <w:t>“</w:t>
-      </w:r>
-      <w:r>
-        <w:rPr>
-          <w:rFonts w:ascii="Georgia Pro" w:eastAsia="Georgia Pro" w:hAnsi="Georgia Pro" w:cs="Georgia Pro"/>
-          <w:color w:val="000000" w:themeColor="text1"/>
-        </w:rPr>
-        <w:t>$APP-plan</w:t>
-      </w:r>
-      <w:r>
-        <w:rPr>
-          <w:rFonts w:ascii="Georgia Pro" w:eastAsia="Georgia Pro" w:hAnsi="Georgia Pro" w:cs="Georgia Pro"/>
-          <w:color w:val="000000" w:themeColor="text1"/>
-        </w:rPr>
-        <w:t>”</w:t>
-      </w:r>
-      <w:r>
-        <w:rPr>
-          <w:rFonts w:ascii="Georgia Pro" w:eastAsia="Georgia Pro" w:hAnsi="Georgia Pro" w:cs="Georgia Pro"/>
-          <w:color w:val="000000" w:themeColor="text1"/>
-        </w:rPr>
-        <w:t>,</w:t>
-      </w:r>
-      <w:r>
-        <w:rPr>
-          <w:rFonts w:ascii="Georgia Pro" w:eastAsia="Georgia Pro" w:hAnsi="Georgia Pro" w:cs="Georgia Pro"/>
-          <w:color w:val="000000" w:themeColor="text1"/>
-        </w:rPr>
-        <w:br/>
-        <w:t xml:space="preserve">      </w:t>
-      </w:r>
-      <w:r>
-        <w:rPr>
-          <w:rFonts w:ascii="Georgia Pro" w:eastAsia="Georgia Pro" w:hAnsi="Georgia Pro" w:cs="Georgia Pro"/>
-          <w:color w:val="000000" w:themeColor="text1"/>
-        </w:rPr>
-        <w:t>“</w:t>
-      </w:r>
-      <w:r>
-        <w:rPr>
-          <w:rFonts w:ascii="Georgia Pro" w:eastAsia="Georgia Pro" w:hAnsi="Georgia Pro" w:cs="Georgia Pro"/>
-          <w:color w:val="000000" w:themeColor="text1"/>
-        </w:rPr>
-        <w:t>location</w:t>
-      </w:r>
-      <w:r>
-        <w:rPr>
-          <w:rFonts w:ascii="Georgia Pro" w:eastAsia="Georgia Pro" w:hAnsi="Georgia Pro" w:cs="Georgia Pro"/>
-          <w:color w:val="000000" w:themeColor="text1"/>
-        </w:rPr>
-        <w:t>”</w:t>
-      </w:r>
-      <w:r>
-        <w:rPr>
-          <w:rFonts w:ascii="Georgia Pro" w:eastAsia="Georgia Pro" w:hAnsi="Georgia Pro" w:cs="Georgia Pro"/>
-          <w:color w:val="000000" w:themeColor="text1"/>
-        </w:rPr>
-        <w:t xml:space="preserve">: </w:t>
-      </w:r>
-      <w:r>
-        <w:rPr>
-          <w:rFonts w:ascii="Georgia Pro" w:eastAsia="Georgia Pro" w:hAnsi="Georgia Pro" w:cs="Georgia Pro"/>
-          <w:color w:val="000000" w:themeColor="text1"/>
-        </w:rPr>
-        <w:t>“</w:t>
-      </w:r>
-      <w:r>
-        <w:rPr>
-          <w:rFonts w:ascii="Georgia Pro" w:eastAsia="Georgia Pro" w:hAnsi="Georgia Pro" w:cs="Georgia Pro"/>
-          <w:color w:val="000000" w:themeColor="text1"/>
-        </w:rPr>
-        <w:t>$LOC</w:t>
-      </w:r>
-      <w:r>
-        <w:rPr>
-          <w:rFonts w:ascii="Georgia Pro" w:eastAsia="Georgia Pro" w:hAnsi="Georgia Pro" w:cs="Georgia Pro"/>
-          <w:color w:val="000000" w:themeColor="text1"/>
-        </w:rPr>
-        <w:t>”</w:t>
-      </w:r>
-      <w:r>
-        <w:rPr>
-          <w:rFonts w:ascii="Georgia Pro" w:eastAsia="Georgia Pro" w:hAnsi="Georgia Pro" w:cs="Georgia Pro"/>
-          <w:color w:val="000000" w:themeColor="text1"/>
-        </w:rPr>
-        <w:t>,</w:t>
-      </w:r>
-      <w:r>
-        <w:rPr>
-          <w:rFonts w:ascii="Georgia Pro" w:eastAsia="Georgia Pro" w:hAnsi="Georgia Pro" w:cs="Georgia Pro"/>
-          <w:color w:val="000000" w:themeColor="text1"/>
-        </w:rPr>
-        <w:br/>
-        <w:t xml:space="preserve">      </w:t>
-      </w:r>
-      <w:r>
-        <w:rPr>
-          <w:rFonts w:ascii="Georgia Pro" w:eastAsia="Georgia Pro" w:hAnsi="Georgia Pro" w:cs="Georgia Pro"/>
-          <w:color w:val="000000" w:themeColor="text1"/>
-        </w:rPr>
-        <w:t>“</w:t>
-      </w:r>
-      <w:proofErr w:type="spellStart"/>
-      <w:r>
-        <w:rPr>
-          <w:rFonts w:ascii="Georgia Pro" w:eastAsia="Georgia Pro" w:hAnsi="Georgia Pro" w:cs="Georgia Pro"/>
-          <w:color w:val="000000" w:themeColor="text1"/>
-        </w:rPr>
-        <w:t>sku</w:t>
-      </w:r>
-      <w:proofErr w:type="spellEnd"/>
-      <w:r>
-        <w:rPr>
-          <w:rFonts w:ascii="Georgia Pro" w:eastAsia="Georgia Pro" w:hAnsi="Georgia Pro" w:cs="Georgia Pro"/>
-          <w:color w:val="000000" w:themeColor="text1"/>
-        </w:rPr>
-        <w:t>”</w:t>
-      </w:r>
-      <w:r>
-        <w:rPr>
-          <w:rFonts w:ascii="Georgia Pro" w:eastAsia="Georgia Pro" w:hAnsi="Georgia Pro" w:cs="Georgia Pro"/>
-          <w:color w:val="000000" w:themeColor="text1"/>
-        </w:rPr>
-        <w:t>: {</w:t>
-      </w:r>
-      <w:r>
-        <w:rPr>
-          <w:rFonts w:ascii="Georgia Pro" w:eastAsia="Georgia Pro" w:hAnsi="Georgia Pro" w:cs="Georgia Pro"/>
-          <w:color w:val="000000" w:themeColor="text1"/>
-        </w:rPr>
-        <w:br/>
-        <w:t xml:space="preserve">        </w:t>
-      </w:r>
-      <w:r>
-        <w:rPr>
-          <w:rFonts w:ascii="Georgia Pro" w:eastAsia="Georgia Pro" w:hAnsi="Georgia Pro" w:cs="Georgia Pro"/>
-          <w:color w:val="000000" w:themeColor="text1"/>
-        </w:rPr>
-        <w:t>“</w:t>
-      </w:r>
-      <w:r>
-        <w:rPr>
-          <w:rFonts w:ascii="Georgia Pro" w:eastAsia="Georgia Pro" w:hAnsi="Georgia Pro" w:cs="Georgia Pro"/>
-          <w:color w:val="000000" w:themeColor="text1"/>
-        </w:rPr>
-        <w:t>name</w:t>
-      </w:r>
-      <w:r>
-        <w:rPr>
-          <w:rFonts w:ascii="Georgia Pro" w:eastAsia="Georgia Pro" w:hAnsi="Georgia Pro" w:cs="Georgia Pro"/>
-          <w:color w:val="000000" w:themeColor="text1"/>
-        </w:rPr>
-        <w:t>”</w:t>
-      </w:r>
-      <w:r>
-        <w:rPr>
-          <w:rFonts w:ascii="Georgia Pro" w:eastAsia="Georgia Pro" w:hAnsi="Georgia Pro" w:cs="Georgia Pro"/>
-          <w:color w:val="000000" w:themeColor="text1"/>
-        </w:rPr>
-        <w:t xml:space="preserve">: </w:t>
-      </w:r>
-      <w:r>
-        <w:rPr>
-          <w:rFonts w:ascii="Georgia Pro" w:eastAsia="Georgia Pro" w:hAnsi="Georgia Pro" w:cs="Georgia Pro"/>
-          <w:color w:val="000000" w:themeColor="text1"/>
-        </w:rPr>
-        <w:t>“</w:t>
-      </w:r>
-      <w:r>
-        <w:rPr>
-          <w:rFonts w:ascii="Georgia Pro" w:eastAsia="Georgia Pro" w:hAnsi="Georgia Pro" w:cs="Georgia Pro"/>
-          <w:color w:val="000000" w:themeColor="text1"/>
-        </w:rPr>
-        <w:t>Y1</w:t>
-      </w:r>
-      <w:r>
-        <w:rPr>
-          <w:rFonts w:ascii="Georgia Pro" w:eastAsia="Georgia Pro" w:hAnsi="Georgia Pro" w:cs="Georgia Pro"/>
-          <w:color w:val="000000" w:themeColor="text1"/>
-        </w:rPr>
-        <w:t>”</w:t>
-      </w:r>
-      <w:r>
-        <w:rPr>
-          <w:rFonts w:ascii="Georgia Pro" w:eastAsia="Georgia Pro" w:hAnsi="Georgia Pro" w:cs="Georgia Pro"/>
-          <w:color w:val="000000" w:themeColor="text1"/>
-        </w:rPr>
-        <w:t>,</w:t>
-      </w:r>
-      <w:r>
-        <w:rPr>
-          <w:rFonts w:ascii="Georgia Pro" w:eastAsia="Georgia Pro" w:hAnsi="Georgia Pro" w:cs="Georgia Pro"/>
-          <w:color w:val="000000" w:themeColor="text1"/>
-        </w:rPr>
-        <w:br/>
-        <w:t xml:space="preserve">        </w:t>
-      </w:r>
-      <w:r>
-        <w:rPr>
-          <w:rFonts w:ascii="Georgia Pro" w:eastAsia="Georgia Pro" w:hAnsi="Georgia Pro" w:cs="Georgia Pro"/>
-          <w:color w:val="000000" w:themeColor="text1"/>
-        </w:rPr>
-        <w:t>“</w:t>
-      </w:r>
-      <w:r>
-        <w:rPr>
-          <w:rFonts w:ascii="Georgia Pro" w:eastAsia="Georgia Pro" w:hAnsi="Georgia Pro" w:cs="Georgia Pro"/>
-          <w:color w:val="000000" w:themeColor="text1"/>
-        </w:rPr>
-        <w:t>tier</w:t>
-      </w:r>
-      <w:r>
-        <w:rPr>
-          <w:rFonts w:ascii="Georgia Pro" w:eastAsia="Georgia Pro" w:hAnsi="Georgia Pro" w:cs="Georgia Pro"/>
-          <w:color w:val="000000" w:themeColor="text1"/>
-        </w:rPr>
-        <w:t>”</w:t>
-      </w:r>
-      <w:r>
-        <w:rPr>
-          <w:rFonts w:ascii="Georgia Pro" w:eastAsia="Georgia Pro" w:hAnsi="Georgia Pro" w:cs="Georgia Pro"/>
-          <w:color w:val="000000" w:themeColor="text1"/>
-        </w:rPr>
-        <w:t xml:space="preserve">: </w:t>
-      </w:r>
-      <w:r>
-        <w:rPr>
-          <w:rFonts w:ascii="Georgia Pro" w:eastAsia="Georgia Pro" w:hAnsi="Georgia Pro" w:cs="Georgia Pro"/>
-          <w:color w:val="000000" w:themeColor="text1"/>
-        </w:rPr>
-        <w:t>“</w:t>
-      </w:r>
-      <w:r>
-        <w:rPr>
-          <w:rFonts w:ascii="Georgia Pro" w:eastAsia="Georgia Pro" w:hAnsi="Georgia Pro" w:cs="Georgia Pro"/>
-          <w:color w:val="000000" w:themeColor="text1"/>
-        </w:rPr>
-        <w:t>Dynamic</w:t>
-      </w:r>
-      <w:r>
-        <w:rPr>
-          <w:rFonts w:ascii="Georgia Pro" w:eastAsia="Georgia Pro" w:hAnsi="Georgia Pro" w:cs="Georgia Pro"/>
-          <w:color w:val="000000" w:themeColor="text1"/>
-        </w:rPr>
-        <w:t>”</w:t>
-      </w:r>
-      <w:r>
-        <w:rPr>
-          <w:rFonts w:ascii="Georgia Pro" w:eastAsia="Georgia Pro" w:hAnsi="Georgia Pro" w:cs="Georgia Pro"/>
-          <w:color w:val="000000" w:themeColor="text1"/>
-        </w:rPr>
-        <w:br/>
-        <w:t xml:space="preserve">      },</w:t>
-      </w:r>
-      <w:r>
-        <w:rPr>
-          <w:rFonts w:ascii="Georgia Pro" w:eastAsia="Georgia Pro" w:hAnsi="Georgia Pro" w:cs="Georgia Pro"/>
-          <w:color w:val="000000" w:themeColor="text1"/>
-        </w:rPr>
-        <w:br/>
-        <w:t xml:space="preserve">      </w:t>
-      </w:r>
-      <w:r>
-        <w:rPr>
-          <w:rFonts w:ascii="Georgia Pro" w:eastAsia="Georgia Pro" w:hAnsi="Georgia Pro" w:cs="Georgia Pro"/>
-          <w:color w:val="000000" w:themeColor="text1"/>
-        </w:rPr>
-        <w:t>“</w:t>
-      </w:r>
-      <w:r>
-        <w:rPr>
-          <w:rFonts w:ascii="Georgia Pro" w:eastAsia="Georgia Pro" w:hAnsi="Georgia Pro" w:cs="Georgia Pro"/>
-          <w:color w:val="000000" w:themeColor="text1"/>
-        </w:rPr>
-        <w:t>properties</w:t>
-      </w:r>
-      <w:r>
-        <w:rPr>
-          <w:rFonts w:ascii="Georgia Pro" w:eastAsia="Georgia Pro" w:hAnsi="Georgia Pro" w:cs="Georgia Pro"/>
-          <w:color w:val="000000" w:themeColor="text1"/>
-        </w:rPr>
-        <w:t>”</w:t>
-      </w:r>
-      <w:r>
-        <w:rPr>
-          <w:rFonts w:ascii="Georgia Pro" w:eastAsia="Georgia Pro" w:hAnsi="Georgia Pro" w:cs="Georgia Pro"/>
-          <w:color w:val="000000" w:themeColor="text1"/>
-        </w:rPr>
-        <w:t>: {}</w:t>
-      </w:r>
-      <w:r>
-        <w:rPr>
-          <w:rFonts w:ascii="Georgia Pro" w:eastAsia="Georgia Pro" w:hAnsi="Georgia Pro" w:cs="Georgia Pro"/>
-          <w:color w:val="000000" w:themeColor="text1"/>
-        </w:rPr>
-        <w:br/>
-        <w:t xml:space="preserve">    },</w:t>
-      </w:r>
-      <w:r>
-        <w:rPr>
-          <w:rFonts w:ascii="Georgia Pro" w:eastAsia="Georgia Pro" w:hAnsi="Georgia Pro" w:cs="Georgia Pro"/>
-          <w:color w:val="000000" w:themeColor="text1"/>
-        </w:rPr>
-        <w:br/>
-        <w:t xml:space="preserve">    {</w:t>
-      </w:r>
-      <w:r>
-        <w:rPr>
-          <w:rFonts w:ascii="Georgia Pro" w:eastAsia="Georgia Pro" w:hAnsi="Georgia Pro" w:cs="Georgia Pro"/>
-          <w:color w:val="000000" w:themeColor="text1"/>
-        </w:rPr>
-        <w:br/>
-        <w:t xml:space="preserve">      </w:t>
-      </w:r>
-      <w:r>
-        <w:rPr>
-          <w:rFonts w:ascii="Georgia Pro" w:eastAsia="Georgia Pro" w:hAnsi="Georgia Pro" w:cs="Georgia Pro"/>
-          <w:color w:val="000000" w:themeColor="text1"/>
-        </w:rPr>
-        <w:t>“</w:t>
-      </w:r>
-      <w:r>
-        <w:rPr>
-          <w:rFonts w:ascii="Georgia Pro" w:eastAsia="Georgia Pro" w:hAnsi="Georgia Pro" w:cs="Georgia Pro"/>
-          <w:color w:val="000000" w:themeColor="text1"/>
-        </w:rPr>
-        <w:t>type</w:t>
-      </w:r>
-      <w:r>
-        <w:rPr>
-          <w:rFonts w:ascii="Georgia Pro" w:eastAsia="Georgia Pro" w:hAnsi="Georgia Pro" w:cs="Georgia Pro"/>
-          <w:color w:val="000000" w:themeColor="text1"/>
-        </w:rPr>
-        <w:t>”</w:t>
-      </w:r>
-      <w:r>
-        <w:rPr>
-          <w:rFonts w:ascii="Georgia Pro" w:eastAsia="Georgia Pro" w:hAnsi="Georgia Pro" w:cs="Georgia Pro"/>
-          <w:color w:val="000000" w:themeColor="text1"/>
-        </w:rPr>
-        <w:t xml:space="preserve">: </w:t>
-      </w:r>
-      <w:r>
-        <w:rPr>
-          <w:rFonts w:ascii="Georgia Pro" w:eastAsia="Georgia Pro" w:hAnsi="Georgia Pro" w:cs="Georgia Pro"/>
-          <w:color w:val="000000" w:themeColor="text1"/>
-        </w:rPr>
-        <w:t>“</w:t>
-      </w:r>
-      <w:proofErr w:type="spellStart"/>
-      <w:r>
-        <w:rPr>
-          <w:rFonts w:ascii="Georgia Pro" w:eastAsia="Georgia Pro" w:hAnsi="Georgia Pro" w:cs="Georgia Pro"/>
-          <w:color w:val="000000" w:themeColor="text1"/>
-        </w:rPr>
-        <w:t>Microsoft.Web</w:t>
-      </w:r>
-      <w:proofErr w:type="spellEnd"/>
-      <w:r>
-        <w:rPr>
-          <w:rFonts w:ascii="Georgia Pro" w:eastAsia="Georgia Pro" w:hAnsi="Georgia Pro" w:cs="Georgia Pro"/>
-          <w:color w:val="000000" w:themeColor="text1"/>
-        </w:rPr>
-        <w:t>/sites</w:t>
-      </w:r>
-      <w:r>
-        <w:rPr>
-          <w:rFonts w:ascii="Georgia Pro" w:eastAsia="Georgia Pro" w:hAnsi="Georgia Pro" w:cs="Georgia Pro"/>
-          <w:color w:val="000000" w:themeColor="text1"/>
-        </w:rPr>
-        <w:t>”</w:t>
-      </w:r>
-      <w:r>
-        <w:rPr>
-          <w:rFonts w:ascii="Georgia Pro" w:eastAsia="Georgia Pro" w:hAnsi="Georgia Pro" w:cs="Georgia Pro"/>
-          <w:color w:val="000000" w:themeColor="text1"/>
-        </w:rPr>
-        <w:t>,</w:t>
-      </w:r>
-      <w:r>
-        <w:rPr>
-          <w:rFonts w:ascii="Georgia Pro" w:eastAsia="Georgia Pro" w:hAnsi="Georgia Pro" w:cs="Georgia Pro"/>
-          <w:color w:val="000000" w:themeColor="text1"/>
-        </w:rPr>
-        <w:br/>
-        <w:t xml:space="preserve">      </w:t>
-      </w:r>
-      <w:r>
-        <w:rPr>
-          <w:rFonts w:ascii="Georgia Pro" w:eastAsia="Georgia Pro" w:hAnsi="Georgia Pro" w:cs="Georgia Pro"/>
-          <w:color w:val="000000" w:themeColor="text1"/>
-        </w:rPr>
-        <w:t>“</w:t>
-      </w:r>
-      <w:proofErr w:type="spellStart"/>
-      <w:r>
-        <w:rPr>
-          <w:rFonts w:ascii="Georgia Pro" w:eastAsia="Georgia Pro" w:hAnsi="Georgia Pro" w:cs="Georgia Pro"/>
-          <w:color w:val="000000" w:themeColor="text1"/>
-        </w:rPr>
-        <w:t>apiVersion</w:t>
-      </w:r>
-      <w:proofErr w:type="spellEnd"/>
-      <w:r>
-        <w:rPr>
-          <w:rFonts w:ascii="Georgia Pro" w:eastAsia="Georgia Pro" w:hAnsi="Georgia Pro" w:cs="Georgia Pro"/>
-          <w:color w:val="000000" w:themeColor="text1"/>
-        </w:rPr>
-        <w:t>”</w:t>
-      </w:r>
-      <w:r>
-        <w:rPr>
-          <w:rFonts w:ascii="Georgia Pro" w:eastAsia="Georgia Pro" w:hAnsi="Georgia Pro" w:cs="Georgia Pro"/>
-          <w:color w:val="000000" w:themeColor="text1"/>
-        </w:rPr>
-        <w:t xml:space="preserve">: </w:t>
-      </w:r>
-      <w:r>
-        <w:rPr>
-          <w:rFonts w:ascii="Georgia Pro" w:eastAsia="Georgia Pro" w:hAnsi="Georgia Pro" w:cs="Georgia Pro"/>
-          <w:color w:val="000000" w:themeColor="text1"/>
-        </w:rPr>
-        <w:t>“</w:t>
-      </w:r>
-      <w:r>
-        <w:rPr>
-          <w:rFonts w:ascii="Georgia Pro" w:eastAsia="Georgia Pro" w:hAnsi="Georgia Pro" w:cs="Georgia Pro"/>
-          <w:color w:val="000000" w:themeColor="text1"/>
-        </w:rPr>
-        <w:t>2022-03-01</w:t>
-      </w:r>
-      <w:r>
-        <w:rPr>
-          <w:rFonts w:ascii="Georgia Pro" w:eastAsia="Georgia Pro" w:hAnsi="Georgia Pro" w:cs="Georgia Pro"/>
-          <w:color w:val="000000" w:themeColor="text1"/>
-        </w:rPr>
-        <w:t>”</w:t>
-      </w:r>
-      <w:r>
-        <w:rPr>
-          <w:rFonts w:ascii="Georgia Pro" w:eastAsia="Georgia Pro" w:hAnsi="Georgia Pro" w:cs="Georgia Pro"/>
-          <w:color w:val="000000" w:themeColor="text1"/>
-        </w:rPr>
-        <w:t>,</w:t>
-      </w:r>
-      <w:r>
-        <w:rPr>
-          <w:rFonts w:ascii="Georgia Pro" w:eastAsia="Georgia Pro" w:hAnsi="Georgia Pro" w:cs="Georgia Pro"/>
-          <w:color w:val="000000" w:themeColor="text1"/>
-        </w:rPr>
-        <w:br/>
-        <w:t xml:space="preserve">      </w:t>
-      </w:r>
-      <w:r>
-        <w:rPr>
-          <w:rFonts w:ascii="Georgia Pro" w:eastAsia="Georgia Pro" w:hAnsi="Georgia Pro" w:cs="Georgia Pro"/>
-          <w:color w:val="000000" w:themeColor="text1"/>
-        </w:rPr>
-        <w:t>“</w:t>
-      </w:r>
-      <w:r>
-        <w:rPr>
-          <w:rFonts w:ascii="Georgia Pro" w:eastAsia="Georgia Pro" w:hAnsi="Georgia Pro" w:cs="Georgia Pro"/>
-          <w:color w:val="000000" w:themeColor="text1"/>
-        </w:rPr>
-        <w:t>name</w:t>
-      </w:r>
-      <w:r>
-        <w:rPr>
-          <w:rFonts w:ascii="Georgia Pro" w:eastAsia="Georgia Pro" w:hAnsi="Georgia Pro" w:cs="Georgia Pro"/>
-          <w:color w:val="000000" w:themeColor="text1"/>
-        </w:rPr>
-        <w:t>”</w:t>
-      </w:r>
-      <w:r>
-        <w:rPr>
-          <w:rFonts w:ascii="Georgia Pro" w:eastAsia="Georgia Pro" w:hAnsi="Georgia Pro" w:cs="Georgia Pro"/>
-          <w:color w:val="000000" w:themeColor="text1"/>
-        </w:rPr>
-        <w:t xml:space="preserve">: </w:t>
-      </w:r>
-      <w:r>
-        <w:rPr>
-          <w:rFonts w:ascii="Georgia Pro" w:eastAsia="Georgia Pro" w:hAnsi="Georgia Pro" w:cs="Georgia Pro"/>
-          <w:color w:val="000000" w:themeColor="text1"/>
-        </w:rPr>
-        <w:t>“</w:t>
-      </w:r>
-      <w:r>
-        <w:rPr>
-          <w:rFonts w:ascii="Georgia Pro" w:eastAsia="Georgia Pro" w:hAnsi="Georgia Pro" w:cs="Georgia Pro"/>
-          <w:color w:val="000000" w:themeColor="text1"/>
-        </w:rPr>
-        <w:t>$APP</w:t>
-      </w:r>
-      <w:r>
-        <w:rPr>
-          <w:rFonts w:ascii="Georgia Pro" w:eastAsia="Georgia Pro" w:hAnsi="Georgia Pro" w:cs="Georgia Pro"/>
-          <w:color w:val="000000" w:themeColor="text1"/>
-        </w:rPr>
-        <w:t>”</w:t>
-      </w:r>
-      <w:r>
-        <w:rPr>
-          <w:rFonts w:ascii="Georgia Pro" w:eastAsia="Georgia Pro" w:hAnsi="Georgia Pro" w:cs="Georgia Pro"/>
-          <w:color w:val="000000" w:themeColor="text1"/>
-        </w:rPr>
-        <w:t>,</w:t>
-      </w:r>
-      <w:r>
-        <w:rPr>
-          <w:rFonts w:ascii="Georgia Pro" w:eastAsia="Georgia Pro" w:hAnsi="Georgia Pro" w:cs="Georgia Pro"/>
-          <w:color w:val="000000" w:themeColor="text1"/>
-        </w:rPr>
-        <w:br/>
-        <w:t xml:space="preserve">      </w:t>
-      </w:r>
-      <w:r>
-        <w:rPr>
-          <w:rFonts w:ascii="Georgia Pro" w:eastAsia="Georgia Pro" w:hAnsi="Georgia Pro" w:cs="Georgia Pro"/>
-          <w:color w:val="000000" w:themeColor="text1"/>
-        </w:rPr>
-        <w:t>“</w:t>
-      </w:r>
-      <w:r>
-        <w:rPr>
-          <w:rFonts w:ascii="Georgia Pro" w:eastAsia="Georgia Pro" w:hAnsi="Georgia Pro" w:cs="Georgia Pro"/>
-          <w:color w:val="000000" w:themeColor="text1"/>
-        </w:rPr>
-        <w:t>location</w:t>
-      </w:r>
-      <w:r>
-        <w:rPr>
-          <w:rFonts w:ascii="Georgia Pro" w:eastAsia="Georgia Pro" w:hAnsi="Georgia Pro" w:cs="Georgia Pro"/>
-          <w:color w:val="000000" w:themeColor="text1"/>
-        </w:rPr>
-        <w:t>”</w:t>
-      </w:r>
-      <w:r>
-        <w:rPr>
-          <w:rFonts w:ascii="Georgia Pro" w:eastAsia="Georgia Pro" w:hAnsi="Georgia Pro" w:cs="Georgia Pro"/>
-          <w:color w:val="000000" w:themeColor="text1"/>
-        </w:rPr>
-        <w:t xml:space="preserve">: </w:t>
-      </w:r>
-      <w:r>
-        <w:rPr>
-          <w:rFonts w:ascii="Georgia Pro" w:eastAsia="Georgia Pro" w:hAnsi="Georgia Pro" w:cs="Georgia Pro"/>
-          <w:color w:val="000000" w:themeColor="text1"/>
-        </w:rPr>
-        <w:t>“</w:t>
-      </w:r>
-      <w:r>
-        <w:rPr>
-          <w:rFonts w:ascii="Georgia Pro" w:eastAsia="Georgia Pro" w:hAnsi="Georgia Pro" w:cs="Georgia Pro"/>
-          <w:color w:val="000000" w:themeColor="text1"/>
-        </w:rPr>
-        <w:t>$LOC</w:t>
-      </w:r>
-      <w:r>
-        <w:rPr>
-          <w:rFonts w:ascii="Georgia Pro" w:eastAsia="Georgia Pro" w:hAnsi="Georgia Pro" w:cs="Georgia Pro"/>
-          <w:color w:val="000000" w:themeColor="text1"/>
-        </w:rPr>
-        <w:t>”</w:t>
-      </w:r>
-      <w:r>
-        <w:rPr>
-          <w:rFonts w:ascii="Georgia Pro" w:eastAsia="Georgia Pro" w:hAnsi="Georgia Pro" w:cs="Georgia Pro"/>
-          <w:color w:val="000000" w:themeColor="text1"/>
-        </w:rPr>
-        <w:t>,</w:t>
-      </w:r>
-      <w:r>
-        <w:rPr>
-          <w:rFonts w:ascii="Georgia Pro" w:eastAsia="Georgia Pro" w:hAnsi="Georgia Pro" w:cs="Georgia Pro"/>
-          <w:color w:val="000000" w:themeColor="text1"/>
-        </w:rPr>
-        <w:br/>
-        <w:t xml:space="preserve">      </w:t>
-      </w:r>
-      <w:r>
-        <w:rPr>
-          <w:rFonts w:ascii="Georgia Pro" w:eastAsia="Georgia Pro" w:hAnsi="Georgia Pro" w:cs="Georgia Pro"/>
-          <w:color w:val="000000" w:themeColor="text1"/>
-        </w:rPr>
-        <w:t>“</w:t>
-      </w:r>
-      <w:r>
-        <w:rPr>
-          <w:rFonts w:ascii="Georgia Pro" w:eastAsia="Georgia Pro" w:hAnsi="Georgia Pro" w:cs="Georgia Pro"/>
-          <w:color w:val="000000" w:themeColor="text1"/>
-        </w:rPr>
-        <w:t>kind</w:t>
-      </w:r>
-      <w:r>
-        <w:rPr>
-          <w:rFonts w:ascii="Georgia Pro" w:eastAsia="Georgia Pro" w:hAnsi="Georgia Pro" w:cs="Georgia Pro"/>
-          <w:color w:val="000000" w:themeColor="text1"/>
-        </w:rPr>
-        <w:t>”</w:t>
-      </w:r>
-      <w:r>
-        <w:rPr>
-          <w:rFonts w:ascii="Georgia Pro" w:eastAsia="Georgia Pro" w:hAnsi="Georgia Pro" w:cs="Georgia Pro"/>
-          <w:color w:val="000000" w:themeColor="text1"/>
-        </w:rPr>
-        <w:t xml:space="preserve">: </w:t>
-      </w:r>
-      <w:r>
-        <w:rPr>
-          <w:rFonts w:ascii="Georgia Pro" w:eastAsia="Georgia Pro" w:hAnsi="Georgia Pro" w:cs="Georgia Pro"/>
-          <w:color w:val="000000" w:themeColor="text1"/>
-        </w:rPr>
-        <w:t>“</w:t>
-      </w:r>
-      <w:proofErr w:type="spellStart"/>
-      <w:r>
-        <w:rPr>
-          <w:rFonts w:ascii="Georgia Pro" w:eastAsia="Georgia Pro" w:hAnsi="Georgia Pro" w:cs="Georgia Pro"/>
-          <w:color w:val="000000" w:themeColor="text1"/>
-        </w:rPr>
-        <w:t>functionapp</w:t>
-      </w:r>
-      <w:proofErr w:type="spellEnd"/>
-      <w:r>
-        <w:rPr>
-          <w:rFonts w:ascii="Georgia Pro" w:eastAsia="Georgia Pro" w:hAnsi="Georgia Pro" w:cs="Georgia Pro"/>
-          <w:color w:val="000000" w:themeColor="text1"/>
-        </w:rPr>
-        <w:t>”</w:t>
-      </w:r>
-      <w:r>
-        <w:rPr>
-          <w:rFonts w:ascii="Georgia Pro" w:eastAsia="Georgia Pro" w:hAnsi="Georgia Pro" w:cs="Georgia Pro"/>
-          <w:color w:val="000000" w:themeColor="text1"/>
-        </w:rPr>
-        <w:t>,</w:t>
-      </w:r>
-      <w:r>
-        <w:rPr>
-          <w:rFonts w:ascii="Georgia Pro" w:eastAsia="Georgia Pro" w:hAnsi="Georgia Pro" w:cs="Georgia Pro"/>
-          <w:color w:val="000000" w:themeColor="text1"/>
-        </w:rPr>
-        <w:br/>
-        <w:t xml:space="preserve">      </w:t>
-      </w:r>
-      <w:r>
-        <w:rPr>
-          <w:rFonts w:ascii="Georgia Pro" w:eastAsia="Georgia Pro" w:hAnsi="Georgia Pro" w:cs="Georgia Pro"/>
-          <w:color w:val="000000" w:themeColor="text1"/>
-        </w:rPr>
-        <w:t>“</w:t>
-      </w:r>
-      <w:proofErr w:type="spellStart"/>
-      <w:r>
-        <w:rPr>
-          <w:rFonts w:ascii="Georgia Pro" w:eastAsia="Georgia Pro" w:hAnsi="Georgia Pro" w:cs="Georgia Pro"/>
-          <w:color w:val="000000" w:themeColor="text1"/>
-        </w:rPr>
-        <w:t>dependsOn</w:t>
-      </w:r>
-      <w:proofErr w:type="spellEnd"/>
-      <w:r>
-        <w:rPr>
-          <w:rFonts w:ascii="Georgia Pro" w:eastAsia="Georgia Pro" w:hAnsi="Georgia Pro" w:cs="Georgia Pro"/>
-          <w:color w:val="000000" w:themeColor="text1"/>
-        </w:rPr>
-        <w:t>”</w:t>
-      </w:r>
-      <w:r>
-        <w:rPr>
-          <w:rFonts w:ascii="Georgia Pro" w:eastAsia="Georgia Pro" w:hAnsi="Georgia Pro" w:cs="Georgia Pro"/>
-          <w:color w:val="000000" w:themeColor="text1"/>
-        </w:rPr>
-        <w:t>: [</w:t>
-      </w:r>
-      <w:r>
-        <w:rPr>
-          <w:rFonts w:ascii="Georgia Pro" w:eastAsia="Georgia Pro" w:hAnsi="Georgia Pro" w:cs="Georgia Pro"/>
-          <w:color w:val="000000" w:themeColor="text1"/>
-        </w:rPr>
-        <w:br/>
-        <w:t xml:space="preserve">        </w:t>
-      </w:r>
-      <w:r>
-        <w:rPr>
-          <w:rFonts w:ascii="Georgia Pro" w:eastAsia="Georgia Pro" w:hAnsi="Georgia Pro" w:cs="Georgia Pro"/>
-          <w:color w:val="000000" w:themeColor="text1"/>
-        </w:rPr>
-        <w:t>“</w:t>
-      </w:r>
-      <w:r>
-        <w:rPr>
-          <w:rFonts w:ascii="Georgia Pro" w:eastAsia="Georgia Pro" w:hAnsi="Georgia Pro" w:cs="Georgia Pro"/>
-          <w:color w:val="000000" w:themeColor="text1"/>
-        </w:rPr>
-        <w:t>$STORE</w:t>
-      </w:r>
-      <w:r>
-        <w:rPr>
-          <w:rFonts w:ascii="Georgia Pro" w:eastAsia="Georgia Pro" w:hAnsi="Georgia Pro" w:cs="Georgia Pro"/>
-          <w:color w:val="000000" w:themeColor="text1"/>
-        </w:rPr>
-        <w:t>”</w:t>
-      </w:r>
-      <w:r>
-        <w:rPr>
-          <w:rFonts w:ascii="Georgia Pro" w:eastAsia="Georgia Pro" w:hAnsi="Georgia Pro" w:cs="Georgia Pro"/>
-          <w:color w:val="000000" w:themeColor="text1"/>
-        </w:rPr>
-        <w:t>,</w:t>
-      </w:r>
-      <w:r>
-        <w:rPr>
-          <w:rFonts w:ascii="Georgia Pro" w:eastAsia="Georgia Pro" w:hAnsi="Georgia Pro" w:cs="Georgia Pro"/>
-          <w:color w:val="000000" w:themeColor="text1"/>
-        </w:rPr>
-        <w:br/>
-        <w:t xml:space="preserve">        </w:t>
-      </w:r>
-      <w:r>
-        <w:rPr>
-          <w:rFonts w:ascii="Georgia Pro" w:eastAsia="Georgia Pro" w:hAnsi="Georgia Pro" w:cs="Georgia Pro"/>
-          <w:color w:val="000000" w:themeColor="text1"/>
-        </w:rPr>
-        <w:t>“</w:t>
-      </w:r>
-      <w:r>
-        <w:rPr>
-          <w:rFonts w:ascii="Georgia Pro" w:eastAsia="Georgia Pro" w:hAnsi="Georgia Pro" w:cs="Georgia Pro"/>
-          <w:color w:val="000000" w:themeColor="text1"/>
-        </w:rPr>
-        <w:t>$APP-plan</w:t>
-      </w:r>
-      <w:r>
-        <w:rPr>
-          <w:rFonts w:ascii="Georgia Pro" w:eastAsia="Georgia Pro" w:hAnsi="Georgia Pro" w:cs="Georgia Pro"/>
-          <w:color w:val="000000" w:themeColor="text1"/>
-        </w:rPr>
-        <w:t>”</w:t>
-      </w:r>
-      <w:r>
-        <w:rPr>
-          <w:rFonts w:ascii="Georgia Pro" w:eastAsia="Georgia Pro" w:hAnsi="Georgia Pro" w:cs="Georgia Pro"/>
-          <w:color w:val="000000" w:themeColor="text1"/>
-        </w:rPr>
-        <w:br/>
-        <w:t xml:space="preserve">      ],</w:t>
-      </w:r>
-      <w:r>
-        <w:rPr>
-          <w:rFonts w:ascii="Georgia Pro" w:eastAsia="Georgia Pro" w:hAnsi="Georgia Pro" w:cs="Georgia Pro"/>
-          <w:color w:val="000000" w:themeColor="text1"/>
-        </w:rPr>
-        <w:br/>
-        <w:t xml:space="preserve">      </w:t>
-      </w:r>
-      <w:r>
-        <w:rPr>
-          <w:rFonts w:ascii="Georgia Pro" w:eastAsia="Georgia Pro" w:hAnsi="Georgia Pro" w:cs="Georgia Pro"/>
-          <w:color w:val="000000" w:themeColor="text1"/>
-        </w:rPr>
-        <w:t>“</w:t>
-      </w:r>
-      <w:r>
-        <w:rPr>
-          <w:rFonts w:ascii="Georgia Pro" w:eastAsia="Georgia Pro" w:hAnsi="Georgia Pro" w:cs="Georgia Pro"/>
-          <w:color w:val="000000" w:themeColor="text1"/>
-        </w:rPr>
-        <w:t>properties</w:t>
-      </w:r>
-      <w:r>
-        <w:rPr>
-          <w:rFonts w:ascii="Georgia Pro" w:eastAsia="Georgia Pro" w:hAnsi="Georgia Pro" w:cs="Georgia Pro"/>
-          <w:color w:val="000000" w:themeColor="text1"/>
-        </w:rPr>
-        <w:t>”</w:t>
-      </w:r>
-      <w:r>
-        <w:rPr>
-          <w:rFonts w:ascii="Georgia Pro" w:eastAsia="Georgia Pro" w:hAnsi="Georgia Pro" w:cs="Georgia Pro"/>
-          <w:color w:val="000000" w:themeColor="text1"/>
-        </w:rPr>
-        <w:t>: {</w:t>
-      </w:r>
-      <w:r>
-        <w:rPr>
-          <w:rFonts w:ascii="Georgia Pro" w:eastAsia="Georgia Pro" w:hAnsi="Georgia Pro" w:cs="Georgia Pro"/>
-          <w:color w:val="000000" w:themeColor="text1"/>
-        </w:rPr>
-        <w:br/>
-        <w:t xml:space="preserve">        </w:t>
-      </w:r>
-      <w:r>
-        <w:rPr>
-          <w:rFonts w:ascii="Georgia Pro" w:eastAsia="Georgia Pro" w:hAnsi="Georgia Pro" w:cs="Georgia Pro"/>
-          <w:color w:val="000000" w:themeColor="text1"/>
-        </w:rPr>
-        <w:t>“</w:t>
-      </w:r>
-      <w:proofErr w:type="spellStart"/>
-      <w:r>
-        <w:rPr>
-          <w:rFonts w:ascii="Georgia Pro" w:eastAsia="Georgia Pro" w:hAnsi="Georgia Pro" w:cs="Georgia Pro"/>
-          <w:color w:val="000000" w:themeColor="text1"/>
-        </w:rPr>
-        <w:t>serverFarmId</w:t>
-      </w:r>
-      <w:proofErr w:type="spellEnd"/>
-      <w:r>
-        <w:rPr>
-          <w:rFonts w:ascii="Georgia Pro" w:eastAsia="Georgia Pro" w:hAnsi="Georgia Pro" w:cs="Georgia Pro"/>
-          <w:color w:val="000000" w:themeColor="text1"/>
-        </w:rPr>
-        <w:t>”</w:t>
-      </w:r>
-      <w:r>
-        <w:rPr>
-          <w:rFonts w:ascii="Georgia Pro" w:eastAsia="Georgia Pro" w:hAnsi="Georgia Pro" w:cs="Georgia Pro"/>
-          <w:color w:val="000000" w:themeColor="text1"/>
-        </w:rPr>
-        <w:t xml:space="preserve">: </w:t>
-      </w:r>
-      <w:r>
-        <w:rPr>
-          <w:rFonts w:ascii="Georgia Pro" w:eastAsia="Georgia Pro" w:hAnsi="Georgia Pro" w:cs="Georgia Pro"/>
-          <w:color w:val="000000" w:themeColor="text1"/>
-        </w:rPr>
-        <w:t>“</w:t>
-      </w:r>
-      <w:r>
-        <w:rPr>
-          <w:rFonts w:ascii="Georgia Pro" w:eastAsia="Georgia Pro" w:hAnsi="Georgia Pro" w:cs="Georgia Pro"/>
-          <w:color w:val="000000" w:themeColor="text1"/>
-        </w:rPr>
-        <w:t>$APP-plan</w:t>
-      </w:r>
-      <w:r>
-        <w:rPr>
-          <w:rFonts w:ascii="Georgia Pro" w:eastAsia="Georgia Pro" w:hAnsi="Georgia Pro" w:cs="Georgia Pro"/>
-          <w:color w:val="000000" w:themeColor="text1"/>
-        </w:rPr>
-        <w:t>”</w:t>
-      </w:r>
-      <w:r>
-        <w:rPr>
-          <w:rFonts w:ascii="Georgia Pro" w:eastAsia="Georgia Pro" w:hAnsi="Georgia Pro" w:cs="Georgia Pro"/>
-          <w:color w:val="000000" w:themeColor="text1"/>
-        </w:rPr>
-        <w:t>,</w:t>
-      </w:r>
-      <w:r>
-        <w:rPr>
-          <w:rFonts w:ascii="Georgia Pro" w:eastAsia="Georgia Pro" w:hAnsi="Georgia Pro" w:cs="Georgia Pro"/>
-          <w:color w:val="000000" w:themeColor="text1"/>
-        </w:rPr>
-        <w:br/>
-        <w:t xml:space="preserve">        </w:t>
-      </w:r>
-      <w:r>
-        <w:rPr>
-          <w:rFonts w:ascii="Georgia Pro" w:eastAsia="Georgia Pro" w:hAnsi="Georgia Pro" w:cs="Georgia Pro"/>
-          <w:color w:val="000000" w:themeColor="text1"/>
-        </w:rPr>
-        <w:t>“</w:t>
-      </w:r>
-      <w:proofErr w:type="spellStart"/>
-      <w:r>
-        <w:rPr>
-          <w:rFonts w:ascii="Georgia Pro" w:eastAsia="Georgia Pro" w:hAnsi="Georgia Pro" w:cs="Georgia Pro"/>
-          <w:color w:val="000000" w:themeColor="text1"/>
-        </w:rPr>
-        <w:t>siteConfig</w:t>
-      </w:r>
-      <w:proofErr w:type="spellEnd"/>
-      <w:r>
-        <w:rPr>
-          <w:rFonts w:ascii="Georgia Pro" w:eastAsia="Georgia Pro" w:hAnsi="Georgia Pro" w:cs="Georgia Pro"/>
-          <w:color w:val="000000" w:themeColor="text1"/>
-        </w:rPr>
-        <w:t>”</w:t>
-      </w:r>
-      <w:r>
-        <w:rPr>
-          <w:rFonts w:ascii="Georgia Pro" w:eastAsia="Georgia Pro" w:hAnsi="Georgia Pro" w:cs="Georgia Pro"/>
-          <w:color w:val="000000" w:themeColor="text1"/>
-        </w:rPr>
-        <w:t>: {</w:t>
-      </w:r>
-      <w:r>
-        <w:rPr>
-          <w:rFonts w:ascii="Georgia Pro" w:eastAsia="Georgia Pro" w:hAnsi="Georgia Pro" w:cs="Georgia Pro"/>
-          <w:color w:val="000000" w:themeColor="text1"/>
-        </w:rPr>
-        <w:br/>
-        <w:t xml:space="preserve">          </w:t>
-      </w:r>
-      <w:r>
-        <w:rPr>
-          <w:rFonts w:ascii="Georgia Pro" w:eastAsia="Georgia Pro" w:hAnsi="Georgia Pro" w:cs="Georgia Pro"/>
-          <w:color w:val="000000" w:themeColor="text1"/>
-        </w:rPr>
-        <w:t>“</w:t>
-      </w:r>
-      <w:proofErr w:type="spellStart"/>
-      <w:r>
-        <w:rPr>
-          <w:rFonts w:ascii="Georgia Pro" w:eastAsia="Georgia Pro" w:hAnsi="Georgia Pro" w:cs="Georgia Pro"/>
-          <w:color w:val="000000" w:themeColor="text1"/>
-        </w:rPr>
-        <w:t>appSettings</w:t>
-      </w:r>
-      <w:proofErr w:type="spellEnd"/>
-      <w:r>
-        <w:rPr>
-          <w:rFonts w:ascii="Georgia Pro" w:eastAsia="Georgia Pro" w:hAnsi="Georgia Pro" w:cs="Georgia Pro"/>
-          <w:color w:val="000000" w:themeColor="text1"/>
-        </w:rPr>
-        <w:t>”</w:t>
-      </w:r>
-      <w:r>
-        <w:rPr>
-          <w:rFonts w:ascii="Georgia Pro" w:eastAsia="Georgia Pro" w:hAnsi="Georgia Pro" w:cs="Georgia Pro"/>
-          <w:color w:val="000000" w:themeColor="text1"/>
-        </w:rPr>
-        <w:t>: [</w:t>
-      </w:r>
-      <w:r>
-        <w:rPr>
-          <w:rFonts w:ascii="Georgia Pro" w:eastAsia="Georgia Pro" w:hAnsi="Georgia Pro" w:cs="Georgia Pro"/>
-          <w:color w:val="000000" w:themeColor="text1"/>
-        </w:rPr>
-        <w:br/>
-        <w:t xml:space="preserve">            {</w:t>
-      </w:r>
-      <w:r>
-        <w:rPr>
-          <w:rFonts w:ascii="Georgia Pro" w:eastAsia="Georgia Pro" w:hAnsi="Georgia Pro" w:cs="Georgia Pro"/>
-          <w:color w:val="000000" w:themeColor="text1"/>
-        </w:rPr>
-        <w:br/>
-      </w:r>
-      <w:r>
-        <w:rPr>
-          <w:rFonts w:ascii="Georgia Pro" w:eastAsia="Georgia Pro" w:hAnsi="Georgia Pro" w:cs="Georgia Pro"/>
-          <w:color w:val="000000" w:themeColor="text1"/>
-        </w:rPr>
-        <w:lastRenderedPageBreak/>
-        <w:t xml:space="preserve">              </w:t>
-      </w:r>
-      <w:r>
-        <w:rPr>
-          <w:rFonts w:ascii="Georgia Pro" w:eastAsia="Georgia Pro" w:hAnsi="Georgia Pro" w:cs="Georgia Pro"/>
-          <w:color w:val="000000" w:themeColor="text1"/>
-        </w:rPr>
-        <w:t>“</w:t>
-      </w:r>
-      <w:r>
-        <w:rPr>
-          <w:rFonts w:ascii="Georgia Pro" w:eastAsia="Georgia Pro" w:hAnsi="Georgia Pro" w:cs="Georgia Pro"/>
-          <w:color w:val="000000" w:themeColor="text1"/>
-        </w:rPr>
-        <w:t>name</w:t>
-      </w:r>
-      <w:r>
-        <w:rPr>
-          <w:rFonts w:ascii="Georgia Pro" w:eastAsia="Georgia Pro" w:hAnsi="Georgia Pro" w:cs="Georgia Pro"/>
-          <w:color w:val="000000" w:themeColor="text1"/>
-        </w:rPr>
-        <w:t>”</w:t>
-      </w:r>
-      <w:r>
-        <w:rPr>
-          <w:rFonts w:ascii="Georgia Pro" w:eastAsia="Georgia Pro" w:hAnsi="Georgia Pro" w:cs="Georgia Pro"/>
-          <w:color w:val="000000" w:themeColor="text1"/>
-        </w:rPr>
-        <w:t xml:space="preserve">: </w:t>
-      </w:r>
-      <w:r>
-        <w:rPr>
-          <w:rFonts w:ascii="Georgia Pro" w:eastAsia="Georgia Pro" w:hAnsi="Georgia Pro" w:cs="Georgia Pro"/>
-          <w:color w:val="000000" w:themeColor="text1"/>
-        </w:rPr>
-        <w:t>“</w:t>
-      </w:r>
-      <w:proofErr w:type="spellStart"/>
-      <w:r>
-        <w:rPr>
-          <w:rFonts w:ascii="Georgia Pro" w:eastAsia="Georgia Pro" w:hAnsi="Georgia Pro" w:cs="Georgia Pro"/>
-          <w:color w:val="000000" w:themeColor="text1"/>
-        </w:rPr>
-        <w:t>AzureWebJobsStorage</w:t>
-      </w:r>
-      <w:proofErr w:type="spellEnd"/>
-      <w:r>
-        <w:rPr>
-          <w:rFonts w:ascii="Georgia Pro" w:eastAsia="Georgia Pro" w:hAnsi="Georgia Pro" w:cs="Georgia Pro"/>
-          <w:color w:val="000000" w:themeColor="text1"/>
-        </w:rPr>
-        <w:t>”</w:t>
-      </w:r>
-      <w:r>
-        <w:rPr>
-          <w:rFonts w:ascii="Georgia Pro" w:eastAsia="Georgia Pro" w:hAnsi="Georgia Pro" w:cs="Georgia Pro"/>
-          <w:color w:val="000000" w:themeColor="text1"/>
-        </w:rPr>
-        <w:t>,</w:t>
-      </w:r>
-      <w:r>
-        <w:rPr>
-          <w:rFonts w:ascii="Georgia Pro" w:eastAsia="Georgia Pro" w:hAnsi="Georgia Pro" w:cs="Georgia Pro"/>
-          <w:color w:val="000000" w:themeColor="text1"/>
-        </w:rPr>
-        <w:br/>
-        <w:t xml:space="preserve">              </w:t>
-      </w:r>
-      <w:r>
-        <w:rPr>
-          <w:rFonts w:ascii="Georgia Pro" w:eastAsia="Georgia Pro" w:hAnsi="Georgia Pro" w:cs="Georgia Pro"/>
-          <w:color w:val="000000" w:themeColor="text1"/>
-        </w:rPr>
-        <w:t>“</w:t>
-      </w:r>
-      <w:r>
-        <w:rPr>
-          <w:rFonts w:ascii="Georgia Pro" w:eastAsia="Georgia Pro" w:hAnsi="Georgia Pro" w:cs="Georgia Pro"/>
-          <w:color w:val="000000" w:themeColor="text1"/>
-        </w:rPr>
-        <w:t>value</w:t>
-      </w:r>
-      <w:r>
-        <w:rPr>
-          <w:rFonts w:ascii="Georgia Pro" w:eastAsia="Georgia Pro" w:hAnsi="Georgia Pro" w:cs="Georgia Pro"/>
-          <w:color w:val="000000" w:themeColor="text1"/>
-        </w:rPr>
-        <w:t>”</w:t>
-      </w:r>
-      <w:r>
-        <w:rPr>
-          <w:rFonts w:ascii="Georgia Pro" w:eastAsia="Georgia Pro" w:hAnsi="Georgia Pro" w:cs="Georgia Pro"/>
-          <w:color w:val="000000" w:themeColor="text1"/>
-        </w:rPr>
-        <w:t xml:space="preserve">: </w:t>
-      </w:r>
-      <w:r>
-        <w:rPr>
-          <w:rFonts w:ascii="Georgia Pro" w:eastAsia="Georgia Pro" w:hAnsi="Georgia Pro" w:cs="Georgia Pro"/>
-          <w:color w:val="000000" w:themeColor="text1"/>
-        </w:rPr>
-        <w:t>“</w:t>
-      </w:r>
-      <w:proofErr w:type="spellStart"/>
-      <w:r>
-        <w:rPr>
-          <w:rFonts w:ascii="Georgia Pro" w:eastAsia="Georgia Pro" w:hAnsi="Georgia Pro" w:cs="Georgia Pro"/>
-          <w:color w:val="000000" w:themeColor="text1"/>
-        </w:rPr>
-        <w:t>DefaultEndpointsProtocol</w:t>
-      </w:r>
-      <w:proofErr w:type="spellEnd"/>
-      <w:r>
-        <w:rPr>
-          <w:rFonts w:ascii="Georgia Pro" w:eastAsia="Georgia Pro" w:hAnsi="Georgia Pro" w:cs="Georgia Pro"/>
-          <w:color w:val="000000" w:themeColor="text1"/>
-        </w:rPr>
-        <w:t>=</w:t>
-      </w:r>
-      <w:proofErr w:type="spellStart"/>
-      <w:r>
-        <w:rPr>
-          <w:rFonts w:ascii="Georgia Pro" w:eastAsia="Georgia Pro" w:hAnsi="Georgia Pro" w:cs="Georgia Pro"/>
-          <w:color w:val="000000" w:themeColor="text1"/>
-        </w:rPr>
-        <w:t>https;AccountName</w:t>
-      </w:r>
-      <w:proofErr w:type="spellEnd"/>
-      <w:r>
-        <w:rPr>
-          <w:rFonts w:ascii="Georgia Pro" w:eastAsia="Georgia Pro" w:hAnsi="Georgia Pro" w:cs="Georgia Pro"/>
-          <w:color w:val="000000" w:themeColor="text1"/>
-        </w:rPr>
-        <w:t>=$STORE</w:t>
-      </w:r>
-      <w:r>
-        <w:rPr>
-          <w:rFonts w:ascii="Georgia Pro" w:eastAsia="Georgia Pro" w:hAnsi="Georgia Pro" w:cs="Georgia Pro"/>
-          <w:color w:val="000000" w:themeColor="text1"/>
-        </w:rPr>
-        <w:t>”</w:t>
-      </w:r>
-      <w:r>
-        <w:rPr>
-          <w:rFonts w:ascii="Georgia Pro" w:eastAsia="Georgia Pro" w:hAnsi="Georgia Pro" w:cs="Georgia Pro"/>
-          <w:color w:val="000000" w:themeColor="text1"/>
-        </w:rPr>
-        <w:br/>
-        <w:t xml:space="preserve">            },</w:t>
-      </w:r>
-      <w:r>
-        <w:rPr>
-          <w:rFonts w:ascii="Georgia Pro" w:eastAsia="Georgia Pro" w:hAnsi="Georgia Pro" w:cs="Georgia Pro"/>
-          <w:color w:val="000000" w:themeColor="text1"/>
-        </w:rPr>
-        <w:br/>
-        <w:t xml:space="preserve">            {</w:t>
-      </w:r>
-      <w:r>
-        <w:rPr>
-          <w:rFonts w:ascii="Georgia Pro" w:eastAsia="Georgia Pro" w:hAnsi="Georgia Pro" w:cs="Georgia Pro"/>
-          <w:color w:val="000000" w:themeColor="text1"/>
-        </w:rPr>
-        <w:br/>
-        <w:t xml:space="preserve">              </w:t>
-      </w:r>
-      <w:r>
-        <w:rPr>
-          <w:rFonts w:ascii="Georgia Pro" w:eastAsia="Georgia Pro" w:hAnsi="Georgia Pro" w:cs="Georgia Pro"/>
-          <w:color w:val="000000" w:themeColor="text1"/>
-        </w:rPr>
-        <w:t>“</w:t>
-      </w:r>
-      <w:r>
-        <w:rPr>
-          <w:rFonts w:ascii="Georgia Pro" w:eastAsia="Georgia Pro" w:hAnsi="Georgia Pro" w:cs="Georgia Pro"/>
-          <w:color w:val="000000" w:themeColor="text1"/>
-        </w:rPr>
-        <w:t>name</w:t>
-      </w:r>
-      <w:r>
-        <w:rPr>
-          <w:rFonts w:ascii="Georgia Pro" w:eastAsia="Georgia Pro" w:hAnsi="Georgia Pro" w:cs="Georgia Pro"/>
-          <w:color w:val="000000" w:themeColor="text1"/>
-        </w:rPr>
-        <w:t>”</w:t>
-      </w:r>
-      <w:r>
-        <w:rPr>
-          <w:rFonts w:ascii="Georgia Pro" w:eastAsia="Georgia Pro" w:hAnsi="Georgia Pro" w:cs="Georgia Pro"/>
-          <w:color w:val="000000" w:themeColor="text1"/>
-        </w:rPr>
-        <w:t xml:space="preserve">: </w:t>
-      </w:r>
-      <w:r>
-        <w:rPr>
-          <w:rFonts w:ascii="Georgia Pro" w:eastAsia="Georgia Pro" w:hAnsi="Georgia Pro" w:cs="Georgia Pro"/>
-          <w:color w:val="000000" w:themeColor="text1"/>
-        </w:rPr>
-        <w:t>“</w:t>
-      </w:r>
-      <w:r>
-        <w:rPr>
-          <w:rFonts w:ascii="Georgia Pro" w:eastAsia="Georgia Pro" w:hAnsi="Georgia Pro" w:cs="Georgia Pro"/>
-          <w:color w:val="000000" w:themeColor="text1"/>
-        </w:rPr>
-        <w:t>FUNCTIONS_WORKER_RUNTIME</w:t>
-      </w:r>
-      <w:r>
-        <w:rPr>
-          <w:rFonts w:ascii="Georgia Pro" w:eastAsia="Georgia Pro" w:hAnsi="Georgia Pro" w:cs="Georgia Pro"/>
-          <w:color w:val="000000" w:themeColor="text1"/>
-        </w:rPr>
-        <w:t>”</w:t>
-      </w:r>
-      <w:r>
-        <w:rPr>
-          <w:rFonts w:ascii="Georgia Pro" w:eastAsia="Georgia Pro" w:hAnsi="Georgia Pro" w:cs="Georgia Pro"/>
-          <w:color w:val="000000" w:themeColor="text1"/>
-        </w:rPr>
-        <w:t>,</w:t>
-      </w:r>
-      <w:r>
-        <w:rPr>
-          <w:rFonts w:ascii="Georgia Pro" w:eastAsia="Georgia Pro" w:hAnsi="Georgia Pro" w:cs="Georgia Pro"/>
-          <w:color w:val="000000" w:themeColor="text1"/>
-        </w:rPr>
-        <w:br/>
-        <w:t xml:space="preserve">              </w:t>
-      </w:r>
-      <w:r>
-        <w:rPr>
-          <w:rFonts w:ascii="Georgia Pro" w:eastAsia="Georgia Pro" w:hAnsi="Georgia Pro" w:cs="Georgia Pro"/>
-          <w:color w:val="000000" w:themeColor="text1"/>
-        </w:rPr>
-        <w:t>“</w:t>
-      </w:r>
-      <w:r>
-        <w:rPr>
-          <w:rFonts w:ascii="Georgia Pro" w:eastAsia="Georgia Pro" w:hAnsi="Georgia Pro" w:cs="Georgia Pro"/>
-          <w:color w:val="000000" w:themeColor="text1"/>
-        </w:rPr>
-        <w:t>value</w:t>
-      </w:r>
-      <w:r>
-        <w:rPr>
-          <w:rFonts w:ascii="Georgia Pro" w:eastAsia="Georgia Pro" w:hAnsi="Georgia Pro" w:cs="Georgia Pro"/>
-          <w:color w:val="000000" w:themeColor="text1"/>
-        </w:rPr>
-        <w:t>”</w:t>
-      </w:r>
-      <w:r>
-        <w:rPr>
-          <w:rFonts w:ascii="Georgia Pro" w:eastAsia="Georgia Pro" w:hAnsi="Georgia Pro" w:cs="Georgia Pro"/>
-          <w:color w:val="000000" w:themeColor="text1"/>
-        </w:rPr>
-        <w:t xml:space="preserve">: </w:t>
-      </w:r>
-      <w:r>
-        <w:rPr>
-          <w:rFonts w:ascii="Georgia Pro" w:eastAsia="Georgia Pro" w:hAnsi="Georgia Pro" w:cs="Georgia Pro"/>
-          <w:color w:val="000000" w:themeColor="text1"/>
-        </w:rPr>
-        <w:t>“</w:t>
-      </w:r>
-      <w:r>
-        <w:rPr>
-          <w:rFonts w:ascii="Georgia Pro" w:eastAsia="Georgia Pro" w:hAnsi="Georgia Pro" w:cs="Georgia Pro"/>
-          <w:color w:val="000000" w:themeColor="text1"/>
-        </w:rPr>
-        <w:t>node</w:t>
-      </w:r>
-      <w:r>
-        <w:rPr>
-          <w:rFonts w:ascii="Georgia Pro" w:eastAsia="Georgia Pro" w:hAnsi="Georgia Pro" w:cs="Georgia Pro"/>
-          <w:color w:val="000000" w:themeColor="text1"/>
-        </w:rPr>
-        <w:t>”</w:t>
-      </w:r>
-      <w:r>
-        <w:rPr>
-          <w:rFonts w:ascii="Georgia Pro" w:eastAsia="Georgia Pro" w:hAnsi="Georgia Pro" w:cs="Georgia Pro"/>
-          <w:color w:val="000000" w:themeColor="text1"/>
-        </w:rPr>
-        <w:br/>
-        <w:t xml:space="preserve">            }</w:t>
-      </w:r>
-      <w:r>
-        <w:rPr>
-          <w:rFonts w:ascii="Georgia Pro" w:eastAsia="Georgia Pro" w:hAnsi="Georgia Pro" w:cs="Georgia Pro"/>
-          <w:color w:val="000000" w:themeColor="text1"/>
-        </w:rPr>
-        <w:br/>
-        <w:t xml:space="preserve">          ]</w:t>
-      </w:r>
-      <w:r>
-        <w:rPr>
-          <w:rFonts w:ascii="Georgia Pro" w:eastAsia="Georgia Pro" w:hAnsi="Georgia Pro" w:cs="Georgia Pro"/>
-          <w:color w:val="000000" w:themeColor="text1"/>
-        </w:rPr>
-        <w:br/>
-        <w:t xml:space="preserve">        }</w:t>
-      </w:r>
-      <w:r>
-        <w:rPr>
-          <w:rFonts w:ascii="Georgia Pro" w:eastAsia="Georgia Pro" w:hAnsi="Georgia Pro" w:cs="Georgia Pro"/>
-          <w:color w:val="000000" w:themeColor="text1"/>
-        </w:rPr>
-        <w:br/>
-        <w:t xml:space="preserve">      }</w:t>
-      </w:r>
-      <w:r>
-        <w:rPr>
-          <w:rFonts w:ascii="Georgia Pro" w:eastAsia="Georgia Pro" w:hAnsi="Georgia Pro" w:cs="Georgia Pro"/>
-          <w:color w:val="000000" w:themeColor="text1"/>
-        </w:rPr>
-        <w:br/>
-        <w:t xml:space="preserve">    }</w:t>
-      </w:r>
-      <w:r>
-        <w:rPr>
-          <w:rFonts w:ascii="Georgia Pro" w:eastAsia="Georgia Pro" w:hAnsi="Georgia Pro" w:cs="Georgia Pro"/>
-          <w:color w:val="000000" w:themeColor="text1"/>
-        </w:rPr>
-        <w:br/>
-        <w:t xml:space="preserve">  ]</w:t>
-      </w:r>
-      <w:r>
-        <w:rPr>
-          <w:rFonts w:ascii="Georgia Pro" w:eastAsia="Georgia Pro" w:hAnsi="Georgia Pro" w:cs="Georgia Pro"/>
-          <w:color w:val="000000" w:themeColor="text1"/>
-        </w:rPr>
-        <w:br/>
-        <w:t>}</w:t>
-      </w:r>
-      <w:r>
-        <w:rPr>
-          <w:rFonts w:ascii="Georgia Pro" w:eastAsia="Georgia Pro" w:hAnsi="Georgia Pro" w:cs="Georgia Pro"/>
-          <w:color w:val="000000" w:themeColor="text1"/>
-        </w:rPr>
-        <w:br/>
-        <w:t>EOF</w:t>
+        <w:t xml:space="preserve">  --output table</w:t>
       </w:r>
     </w:p>
     <w:p>
@@ -2997,275 +2835,23 @@
           <w:rFonts w:ascii="Georgia Pro" w:eastAsia="Georgia Pro" w:hAnsi="Georgia Pro" w:cs="Georgia Pro"/>
           <w:color w:val="000000" w:themeColor="text1"/>
         </w:rPr>
-        <w:t>Creates an ARM template locally in Cloud Shell.</w:t>
-      </w:r>
-    </w:p>
-    <w:p>
-      <w:pPr>
-        <w:spacing w:after="0" w:line="480" w:lineRule="auto"/>
-        <w:rPr>
-          <w:rFonts w:ascii="Georgia Pro" w:eastAsia="Georgia Pro" w:hAnsi="Georgia Pro" w:cs="Georgia Pro"/>
-          <w:color w:val="000000" w:themeColor="text1"/>
-        </w:rPr>
-      </w:pPr>
-      <w:r>
-        <w:rPr>
-          <w:rFonts w:ascii="Georgia Pro" w:eastAsia="Georgia Pro" w:hAnsi="Georgia Pro" w:cs="Georgia Pro"/>
-          <w:color w:val="000000" w:themeColor="text1"/>
-        </w:rPr>
-        <w:t>Template deploys:</w:t>
-      </w:r>
-    </w:p>
-    <w:p>
-      <w:pPr>
-        <w:numPr>
-          <w:ilvl w:val="0"/>
-          <w:numId w:val="24"/>
-        </w:numPr>
-        <w:spacing w:after="0" w:line="480" w:lineRule="auto"/>
-        <w:rPr>
-          <w:rFonts w:ascii="Georgia Pro" w:eastAsia="Georgia Pro" w:hAnsi="Georgia Pro" w:cs="Georgia Pro"/>
-          <w:color w:val="000000" w:themeColor="text1"/>
-        </w:rPr>
-      </w:pPr>
-      <w:r>
-        <w:rPr>
-          <w:rFonts w:ascii="Georgia Pro" w:eastAsia="Georgia Pro" w:hAnsi="Georgia Pro" w:cs="Georgia Pro"/>
-          <w:color w:val="000000" w:themeColor="text1"/>
-        </w:rPr>
-        <w:t xml:space="preserve">Storage Account </w:t>
-      </w:r>
-    </w:p>
-    <w:p>
-      <w:pPr>
-        <w:numPr>
-          <w:ilvl w:val="0"/>
-          <w:numId w:val="24"/>
-        </w:numPr>
-        <w:spacing w:after="0" w:line="480" w:lineRule="auto"/>
-        <w:rPr>
-          <w:rFonts w:ascii="Georgia Pro" w:eastAsia="Georgia Pro" w:hAnsi="Georgia Pro" w:cs="Georgia Pro"/>
-          <w:color w:val="000000" w:themeColor="text1"/>
-        </w:rPr>
-      </w:pPr>
-      <w:r>
-        <w:rPr>
-          <w:rFonts w:ascii="Georgia Pro" w:eastAsia="Georgia Pro" w:hAnsi="Georgia Pro" w:cs="Georgia Pro"/>
-          <w:color w:val="000000" w:themeColor="text1"/>
-        </w:rPr>
-        <w:t xml:space="preserve">Consumption plan </w:t>
-      </w:r>
-    </w:p>
-    <w:p>
-      <w:pPr>
-        <w:numPr>
-          <w:ilvl w:val="0"/>
-          <w:numId w:val="24"/>
-        </w:numPr>
-        <w:spacing w:after="0" w:line="480" w:lineRule="auto"/>
-        <w:rPr>
-          <w:rFonts w:ascii="Georgia Pro" w:eastAsia="Georgia Pro" w:hAnsi="Georgia Pro" w:cs="Georgia Pro"/>
-          <w:color w:val="000000" w:themeColor="text1"/>
-        </w:rPr>
-      </w:pPr>
-      <w:r>
-        <w:rPr>
-          <w:rFonts w:ascii="Georgia Pro" w:eastAsia="Georgia Pro" w:hAnsi="Georgia Pro" w:cs="Georgia Pro"/>
-          <w:color w:val="000000" w:themeColor="text1"/>
-        </w:rPr>
-        <w:t xml:space="preserve">Azure Function App </w:t>
-      </w:r>
-    </w:p>
-    <w:p>
-      <w:pPr>
-        <w:spacing w:after="0" w:line="480" w:lineRule="auto"/>
-        <w:rPr>
-          <w:rFonts w:ascii="Georgia Pro" w:eastAsia="Georgia Pro" w:hAnsi="Georgia Pro" w:cs="Georgia Pro"/>
-          <w:color w:val="000000" w:themeColor="text1"/>
-        </w:rPr>
-      </w:pPr>
-      <w:r>
-        <w:rPr>
-          <w:rFonts w:ascii="Georgia Pro" w:eastAsia="Georgia Pro" w:hAnsi="Georgia Pro" w:cs="Georgia Pro"/>
-          <w:color w:val="000000" w:themeColor="text1"/>
-        </w:rPr>
-        <w:pict w14:anchorId="51949724">
-          <v:rect id="_x0000_i1139" style="width:0;height:1.5pt" o:hralign="center" o:hrstd="t" o:hr="t" fillcolor="#a0a0a0" stroked="f"/>
-        </w:pict>
-      </w:r>
-    </w:p>
-    <w:p>
-      <w:pPr>
-        <w:spacing w:after="0" w:line="480" w:lineRule="auto"/>
-        <w:rPr>
-          <w:rFonts w:ascii="Georgia Pro" w:eastAsia="Georgia Pro" w:hAnsi="Georgia Pro" w:cs="Georgia Pro"/>
-          <w:b/>
-          <w:bCs/>
-          <w:color w:val="000000" w:themeColor="text1"/>
-        </w:rPr>
-      </w:pPr>
-      <w:r>
-        <w:rPr>
-          <w:rFonts w:ascii="Georgia Pro" w:eastAsia="Georgia Pro" w:hAnsi="Georgia Pro" w:cs="Georgia Pro"/>
-          <w:b/>
-          <w:bCs/>
-          <w:color w:val="000000" w:themeColor="text1"/>
-        </w:rPr>
-        <w:t>Step 4 – Deploy ARM template</w:t>
-      </w:r>
-    </w:p>
-    <w:p>
-      <w:pPr>
-        <w:spacing w:after="0" w:line="480" w:lineRule="auto"/>
-        <w:rPr>
-          <w:rFonts w:ascii="Georgia Pro" w:eastAsia="Georgia Pro" w:hAnsi="Georgia Pro" w:cs="Georgia Pro"/>
-          <w:color w:val="000000" w:themeColor="text1"/>
-        </w:rPr>
-      </w:pPr>
-      <w:proofErr w:type="spellStart"/>
-      <w:r>
-        <w:rPr>
-          <w:rFonts w:ascii="Georgia Pro" w:eastAsia="Georgia Pro" w:hAnsi="Georgia Pro" w:cs="Georgia Pro"/>
-          <w:color w:val="000000" w:themeColor="text1"/>
-        </w:rPr>
-        <w:t>az</w:t>
-      </w:r>
-      <w:proofErr w:type="spellEnd"/>
-      <w:r>
-        <w:rPr>
-          <w:rFonts w:ascii="Georgia Pro" w:eastAsia="Georgia Pro" w:hAnsi="Georgia Pro" w:cs="Georgia Pro"/>
-          <w:color w:val="000000" w:themeColor="text1"/>
-        </w:rPr>
-        <w:t xml:space="preserve"> deployment group create \</w:t>
-      </w:r>
-      <w:r>
-        <w:rPr>
-          <w:rFonts w:ascii="Georgia Pro" w:eastAsia="Georgia Pro" w:hAnsi="Georgia Pro" w:cs="Georgia Pro"/>
-          <w:color w:val="000000" w:themeColor="text1"/>
-        </w:rPr>
-        <w:br/>
-        <w:t xml:space="preserve">  --resource-group $RG \</w:t>
-      </w:r>
-      <w:r>
-        <w:rPr>
-          <w:rFonts w:ascii="Georgia Pro" w:eastAsia="Georgia Pro" w:hAnsi="Georgia Pro" w:cs="Georgia Pro"/>
-          <w:color w:val="000000" w:themeColor="text1"/>
-        </w:rPr>
-        <w:br/>
-        <w:t xml:space="preserve">  --template-file </w:t>
-      </w:r>
-      <w:proofErr w:type="spellStart"/>
-      <w:proofErr w:type="gramStart"/>
-      <w:r>
-        <w:rPr>
-          <w:rFonts w:ascii="Georgia Pro" w:eastAsia="Georgia Pro" w:hAnsi="Georgia Pro" w:cs="Georgia Pro"/>
-          <w:color w:val="000000" w:themeColor="text1"/>
-        </w:rPr>
-        <w:t>template.json</w:t>
-      </w:r>
-      <w:proofErr w:type="spellEnd"/>
-      <w:proofErr w:type="gramEnd"/>
-    </w:p>
-    <w:p>
-      <w:pPr>
-        <w:spacing w:after="0" w:line="480" w:lineRule="auto"/>
-        <w:rPr>
-          <w:rFonts w:ascii="Georgia Pro" w:eastAsia="Georgia Pro" w:hAnsi="Georgia Pro" w:cs="Georgia Pro"/>
-          <w:b/>
-          <w:bCs/>
-          <w:color w:val="000000" w:themeColor="text1"/>
-        </w:rPr>
-      </w:pPr>
-      <w:r>
-        <w:rPr>
-          <w:rFonts w:ascii="Georgia Pro" w:eastAsia="Georgia Pro" w:hAnsi="Georgia Pro" w:cs="Georgia Pro"/>
-          <w:b/>
-          <w:bCs/>
-          <w:color w:val="000000" w:themeColor="text1"/>
-        </w:rPr>
-        <w:t xml:space="preserve">What </w:t>
-      </w:r>
-      <w:proofErr w:type="gramStart"/>
-      <w:r>
-        <w:rPr>
-          <w:rFonts w:ascii="Georgia Pro" w:eastAsia="Georgia Pro" w:hAnsi="Georgia Pro" w:cs="Georgia Pro"/>
-          <w:b/>
-          <w:bCs/>
-          <w:color w:val="000000" w:themeColor="text1"/>
-        </w:rPr>
-        <w:t>this does</w:t>
-      </w:r>
-      <w:proofErr w:type="gramEnd"/>
-    </w:p>
-    <w:p>
-      <w:pPr>
-        <w:spacing w:after="0" w:line="480" w:lineRule="auto"/>
-        <w:rPr>
-          <w:rFonts w:ascii="Georgia Pro" w:eastAsia="Georgia Pro" w:hAnsi="Georgia Pro" w:cs="Georgia Pro"/>
-          <w:color w:val="000000" w:themeColor="text1"/>
-        </w:rPr>
-      </w:pPr>
-      <w:r>
-        <w:rPr>
-          <w:rFonts w:ascii="Georgia Pro" w:eastAsia="Georgia Pro" w:hAnsi="Georgia Pro" w:cs="Georgia Pro"/>
-          <w:color w:val="000000" w:themeColor="text1"/>
-        </w:rPr>
-        <w:t>Deploys all resources from the ARM template into Azure.</w:t>
-      </w:r>
-    </w:p>
-    <w:p>
-      <w:pPr>
-        <w:spacing w:after="0" w:line="480" w:lineRule="auto"/>
-        <w:rPr>
-          <w:rFonts w:ascii="Georgia Pro" w:eastAsia="Georgia Pro" w:hAnsi="Georgia Pro" w:cs="Georgia Pro"/>
-          <w:color w:val="000000" w:themeColor="text1"/>
-        </w:rPr>
-      </w:pPr>
-      <w:r>
-        <w:rPr>
-          <w:rFonts w:ascii="Georgia Pro" w:eastAsia="Georgia Pro" w:hAnsi="Georgia Pro" w:cs="Georgia Pro"/>
-          <w:color w:val="000000" w:themeColor="text1"/>
-        </w:rPr>
-        <w:lastRenderedPageBreak/>
-        <w:t>Azure reads the JSON file and creates the infrastructure.</w:t>
-      </w:r>
-    </w:p>
-    <w:p>
-      <w:pPr>
-        <w:spacing w:after="0" w:line="480" w:lineRule="auto"/>
-        <w:rPr>
-          <w:rFonts w:ascii="Georgia Pro" w:eastAsia="Georgia Pro" w:hAnsi="Georgia Pro" w:cs="Georgia Pro"/>
-          <w:color w:val="000000" w:themeColor="text1"/>
-        </w:rPr>
-      </w:pPr>
-      <w:r>
-        <w:rPr>
-          <w:rFonts w:ascii="Georgia Pro" w:eastAsia="Georgia Pro" w:hAnsi="Georgia Pro" w:cs="Georgia Pro"/>
-          <w:color w:val="000000" w:themeColor="text1"/>
-        </w:rPr>
-        <w:pict w14:anchorId="4C772D40">
-          <v:rect id="_x0000_i1140" style="width:0;height:1.5pt" o:hralign="center" o:hrstd="t" o:hr="t" fillcolor="#a0a0a0" stroked="f"/>
-        </w:pict>
-      </w:r>
-    </w:p>
-    <w:p>
-      <w:pPr>
-        <w:spacing w:after="0" w:line="480" w:lineRule="auto"/>
-        <w:rPr>
-          <w:rFonts w:ascii="Georgia Pro" w:eastAsia="Georgia Pro" w:hAnsi="Georgia Pro" w:cs="Georgia Pro"/>
-          <w:b/>
-          <w:bCs/>
-          <w:color w:val="000000" w:themeColor="text1"/>
-        </w:rPr>
-      </w:pPr>
-      <w:r>
-        <w:rPr>
-          <w:rFonts w:ascii="Georgia Pro" w:eastAsia="Georgia Pro" w:hAnsi="Georgia Pro" w:cs="Georgia Pro"/>
-          <w:b/>
-          <w:bCs/>
-          <w:color w:val="000000" w:themeColor="text1"/>
-        </w:rPr>
-        <w:t>Step 5 – Verify deployment</w:t>
+        <w:t>Shows deployed Function Apps inside the resource group.</w:t>
+      </w:r>
+    </w:p>
+    <w:p>
+      <w:pPr>
+        <w:spacing w:after="0" w:line="480" w:lineRule="auto"/>
+        <w:rPr>
+          <w:rFonts w:ascii="Georgia Pro" w:eastAsia="Georgia Pro" w:hAnsi="Georgia Pro" w:cs="Georgia Pro"/>
+          <w:color w:val="000000" w:themeColor="text1"/>
+        </w:rPr>
+      </w:pPr>
+      <w:r>
+        <w:rPr>
+          <w:rFonts w:ascii="Georgia Pro" w:eastAsia="Georgia Pro" w:hAnsi="Georgia Pro" w:cs="Georgia Pro"/>
+          <w:color w:val="000000" w:themeColor="text1"/>
+        </w:rPr>
+        <w:t>Expected:</w:t>
       </w:r>
     </w:p>
     <w:p>
@@ -3283,37 +2869,12 @@
           <w:color w:val="000000" w:themeColor="text1"/>
         </w:rPr>
       </w:pPr>
-      <w:proofErr w:type="spellStart"/>
-      <w:r>
-        <w:rPr>
-          <w:rFonts w:ascii="Georgia Pro" w:eastAsia="Georgia Pro" w:hAnsi="Georgia Pro" w:cs="Georgia Pro"/>
-          <w:color w:val="000000" w:themeColor="text1"/>
-        </w:rPr>
-        <w:t>az</w:t>
-      </w:r>
-      <w:proofErr w:type="spellEnd"/>
-      <w:r>
-        <w:rPr>
-          <w:rFonts w:ascii="Georgia Pro" w:eastAsia="Georgia Pro" w:hAnsi="Georgia Pro" w:cs="Georgia Pro"/>
-          <w:color w:val="000000" w:themeColor="text1"/>
-        </w:rPr>
-        <w:t xml:space="preserve"> </w:t>
-      </w:r>
-      <w:proofErr w:type="spellStart"/>
-      <w:r>
-        <w:rPr>
-          <w:rFonts w:ascii="Georgia Pro" w:eastAsia="Georgia Pro" w:hAnsi="Georgia Pro" w:cs="Georgia Pro"/>
-          <w:color w:val="000000" w:themeColor="text1"/>
-        </w:rPr>
-        <w:t>functionapp</w:t>
-      </w:r>
-      <w:proofErr w:type="spellEnd"/>
-      <w:r>
-        <w:rPr>
-          <w:rFonts w:ascii="Georgia Pro" w:eastAsia="Georgia Pro" w:hAnsi="Georgia Pro" w:cs="Georgia Pro"/>
-          <w:color w:val="000000" w:themeColor="text1"/>
-        </w:rPr>
-        <w:t xml:space="preserve"> list \</w:t>
+      <w:r>
+        <w:rPr>
+          <w:rFonts w:ascii="Georgia Pro" w:eastAsia="Georgia Pro" w:hAnsi="Georgia Pro" w:cs="Georgia Pro"/>
+          <w:color w:val="000000" w:themeColor="text1"/>
+        </w:rPr>
+        <w:t>Name        State</w:t>
       </w:r>
       <w:r>
         <w:rPr>
@@ -3321,15 +2882,50 @@
           <w:color w:val="000000" w:themeColor="text1"/>
         </w:rPr>
         <w:br/>
-        <w:t xml:space="preserve">  --resource-group $RG \</w:t>
-      </w:r>
+      </w:r>
+      <w:proofErr w:type="gramStart"/>
+      <w:r>
+        <w:rPr>
+          <w:rFonts w:ascii="Georgia Pro" w:eastAsia="Georgia Pro" w:hAnsi="Georgia Pro" w:cs="Georgia Pro"/>
+          <w:color w:val="000000" w:themeColor="text1"/>
+        </w:rPr>
+        <w:t>----------  -------</w:t>
+      </w:r>
+      <w:proofErr w:type="gramEnd"/>
       <w:r>
         <w:rPr>
           <w:rFonts w:ascii="Georgia Pro" w:eastAsia="Georgia Pro" w:hAnsi="Georgia Pro" w:cs="Georgia Pro"/>
           <w:color w:val="000000" w:themeColor="text1"/>
         </w:rPr>
         <w:br/>
-        <w:t xml:space="preserve">  --output table</w:t>
+        <w:t>labfunc</w:t>
+      </w:r>
+      <w:proofErr w:type="gramStart"/>
+      <w:r>
+        <w:rPr>
+          <w:rFonts w:ascii="Georgia Pro" w:eastAsia="Georgia Pro" w:hAnsi="Georgia Pro" w:cs="Georgia Pro"/>
+          <w:color w:val="000000" w:themeColor="text1"/>
+        </w:rPr>
+        <w:t>123  Running</w:t>
+      </w:r>
+      <w:proofErr w:type="gramEnd"/>
+    </w:p>
+    <w:p>
+      <w:pPr>
+        <w:spacing w:after="0" w:line="480" w:lineRule="auto"/>
+        <w:rPr>
+          <w:rFonts w:ascii="Georgia Pro" w:eastAsia="Georgia Pro" w:hAnsi="Georgia Pro" w:cs="Georgia Pro"/>
+          <w:color w:val="000000" w:themeColor="text1"/>
+        </w:rPr>
+      </w:pPr>
+      <w:r>
+        <w:rPr>
+          <w:rFonts w:ascii="Georgia Pro" w:eastAsia="Georgia Pro" w:hAnsi="Georgia Pro" w:cs="Georgia Pro"/>
+          <w:color w:val="000000" w:themeColor="text1"/>
+        </w:rPr>
+        <w:pict w14:anchorId="130FBCAE">
+          <v:rect id="_x0000_i1031" style="width:0;height:1.5pt" o:hralign="center" o:hrstd="t" o:hr="t" fillcolor="#a0a0a0" stroked="f"/>
+        </w:pict>
       </w:r>
     </w:p>
     <w:p>
@@ -3342,68 +2938,30 @@
           <w:color w:val="000000" w:themeColor="text1"/>
         </w:rPr>
       </w:pPr>
-    </w:p>
-    <w:p>
-      <w:pPr>
-        <w:spacing w:after="0" w:line="480" w:lineRule="auto"/>
+      <w:r>
         <w:rPr>
           <w:rFonts w:ascii="Georgia Pro" w:eastAsia="Georgia Pro" w:hAnsi="Georgia Pro" w:cs="Georgia Pro"/>
           <w:b/>
           <w:bCs/>
           <w:color w:val="000000" w:themeColor="text1"/>
         </w:rPr>
-      </w:pPr>
-      <w:r>
-        <w:rPr>
-          <w:rFonts w:ascii="Georgia Pro" w:eastAsia="Georgia Pro" w:hAnsi="Georgia Pro" w:cs="Georgia Pro"/>
-          <w:b/>
-          <w:bCs/>
-          <w:color w:val="000000" w:themeColor="text1"/>
-        </w:rPr>
-        <w:t xml:space="preserve">What </w:t>
-      </w:r>
-      <w:proofErr w:type="gramStart"/>
-      <w:r>
-        <w:rPr>
-          <w:rFonts w:ascii="Georgia Pro" w:eastAsia="Georgia Pro" w:hAnsi="Georgia Pro" w:cs="Georgia Pro"/>
-          <w:b/>
-          <w:bCs/>
-          <w:color w:val="000000" w:themeColor="text1"/>
-        </w:rPr>
-        <w:t>this does</w:t>
-      </w:r>
-      <w:proofErr w:type="gramEnd"/>
-    </w:p>
-    <w:p>
-      <w:pPr>
-        <w:spacing w:after="0" w:line="480" w:lineRule="auto"/>
-        <w:rPr>
-          <w:rFonts w:ascii="Georgia Pro" w:eastAsia="Georgia Pro" w:hAnsi="Georgia Pro" w:cs="Georgia Pro"/>
-          <w:color w:val="000000" w:themeColor="text1"/>
-        </w:rPr>
-      </w:pPr>
-      <w:r>
-        <w:rPr>
-          <w:rFonts w:ascii="Georgia Pro" w:eastAsia="Georgia Pro" w:hAnsi="Georgia Pro" w:cs="Georgia Pro"/>
-          <w:color w:val="000000" w:themeColor="text1"/>
-        </w:rPr>
-        <w:t>Shows deployed Function Apps inside the resource group.</w:t>
-      </w:r>
-    </w:p>
-    <w:p>
-      <w:pPr>
-        <w:spacing w:after="0" w:line="480" w:lineRule="auto"/>
-        <w:rPr>
-          <w:rFonts w:ascii="Georgia Pro" w:eastAsia="Georgia Pro" w:hAnsi="Georgia Pro" w:cs="Georgia Pro"/>
-          <w:color w:val="000000" w:themeColor="text1"/>
-        </w:rPr>
-      </w:pPr>
-      <w:r>
-        <w:rPr>
-          <w:rFonts w:ascii="Georgia Pro" w:eastAsia="Georgia Pro" w:hAnsi="Georgia Pro" w:cs="Georgia Pro"/>
-          <w:color w:val="000000" w:themeColor="text1"/>
-        </w:rPr>
-        <w:t>Expected:</w:t>
+        <w:t>Step 6 – Create HTTP-trigger function</w:t>
+      </w:r>
+    </w:p>
+    <w:p>
+      <w:pPr>
+        <w:spacing w:after="0" w:line="480" w:lineRule="auto"/>
+        <w:rPr>
+          <w:rFonts w:ascii="Georgia Pro" w:eastAsia="Georgia Pro" w:hAnsi="Georgia Pro" w:cs="Georgia Pro"/>
+          <w:color w:val="000000" w:themeColor="text1"/>
+        </w:rPr>
+      </w:pPr>
+      <w:r>
+        <w:rPr>
+          <w:rFonts w:ascii="Georgia Pro" w:eastAsia="Georgia Pro" w:hAnsi="Georgia Pro" w:cs="Georgia Pro"/>
+          <w:color w:val="000000" w:themeColor="text1"/>
+        </w:rPr>
+        <w:t>Create project:</w:t>
       </w:r>
     </w:p>
     <w:p>
@@ -3421,63 +2979,100 @@
           <w:color w:val="000000" w:themeColor="text1"/>
         </w:rPr>
       </w:pPr>
-      <w:r>
-        <w:rPr>
-          <w:rFonts w:ascii="Georgia Pro" w:eastAsia="Georgia Pro" w:hAnsi="Georgia Pro" w:cs="Georgia Pro"/>
-          <w:color w:val="000000" w:themeColor="text1"/>
-        </w:rPr>
-        <w:t>Name        State</w:t>
-      </w:r>
+      <w:proofErr w:type="spellStart"/>
+      <w:r>
+        <w:rPr>
+          <w:rFonts w:ascii="Georgia Pro" w:eastAsia="Georgia Pro" w:hAnsi="Georgia Pro" w:cs="Georgia Pro"/>
+          <w:color w:val="000000" w:themeColor="text1"/>
+        </w:rPr>
+        <w:t>mkdir</w:t>
+      </w:r>
+      <w:proofErr w:type="spellEnd"/>
+      <w:r>
+        <w:rPr>
+          <w:rFonts w:ascii="Georgia Pro" w:eastAsia="Georgia Pro" w:hAnsi="Georgia Pro" w:cs="Georgia Pro"/>
+          <w:color w:val="000000" w:themeColor="text1"/>
+        </w:rPr>
+        <w:t xml:space="preserve"> </w:t>
+      </w:r>
+      <w:proofErr w:type="spellStart"/>
+      <w:r>
+        <w:rPr>
+          <w:rFonts w:ascii="Georgia Pro" w:eastAsia="Georgia Pro" w:hAnsi="Georgia Pro" w:cs="Georgia Pro"/>
+          <w:color w:val="000000" w:themeColor="text1"/>
+        </w:rPr>
+        <w:t>myfunc</w:t>
+      </w:r>
+      <w:proofErr w:type="spellEnd"/>
       <w:r>
         <w:rPr>
           <w:rFonts w:ascii="Georgia Pro" w:eastAsia="Georgia Pro" w:hAnsi="Georgia Pro" w:cs="Georgia Pro"/>
           <w:color w:val="000000" w:themeColor="text1"/>
         </w:rPr>
         <w:br/>
-      </w:r>
-      <w:proofErr w:type="gramStart"/>
-      <w:r>
-        <w:rPr>
-          <w:rFonts w:ascii="Georgia Pro" w:eastAsia="Georgia Pro" w:hAnsi="Georgia Pro" w:cs="Georgia Pro"/>
-          <w:color w:val="000000" w:themeColor="text1"/>
-        </w:rPr>
-        <w:t>----------  -------</w:t>
-      </w:r>
-      <w:proofErr w:type="gramEnd"/>
+        <w:t xml:space="preserve">cd </w:t>
+      </w:r>
+      <w:proofErr w:type="spellStart"/>
+      <w:r>
+        <w:rPr>
+          <w:rFonts w:ascii="Georgia Pro" w:eastAsia="Georgia Pro" w:hAnsi="Georgia Pro" w:cs="Georgia Pro"/>
+          <w:color w:val="000000" w:themeColor="text1"/>
+        </w:rPr>
+        <w:t>myfunc</w:t>
+      </w:r>
+      <w:proofErr w:type="spellEnd"/>
       <w:r>
         <w:rPr>
           <w:rFonts w:ascii="Georgia Pro" w:eastAsia="Georgia Pro" w:hAnsi="Georgia Pro" w:cs="Georgia Pro"/>
           <w:color w:val="000000" w:themeColor="text1"/>
         </w:rPr>
         <w:br/>
-        <w:t>labfunc</w:t>
-      </w:r>
-      <w:proofErr w:type="gramStart"/>
-      <w:r>
-        <w:rPr>
-          <w:rFonts w:ascii="Georgia Pro" w:eastAsia="Georgia Pro" w:hAnsi="Georgia Pro" w:cs="Georgia Pro"/>
-          <w:color w:val="000000" w:themeColor="text1"/>
-        </w:rPr>
-        <w:t>123  Running</w:t>
-      </w:r>
-      <w:proofErr w:type="gramEnd"/>
-    </w:p>
-    <w:p>
-      <w:pPr>
-        <w:spacing w:after="0" w:line="480" w:lineRule="auto"/>
-        <w:rPr>
-          <w:rFonts w:ascii="Georgia Pro" w:eastAsia="Georgia Pro" w:hAnsi="Georgia Pro" w:cs="Georgia Pro"/>
-          <w:color w:val="000000" w:themeColor="text1"/>
-        </w:rPr>
-      </w:pPr>
-      <w:r>
-        <w:rPr>
-          <w:rFonts w:ascii="Georgia Pro" w:eastAsia="Georgia Pro" w:hAnsi="Georgia Pro" w:cs="Georgia Pro"/>
-          <w:color w:val="000000" w:themeColor="text1"/>
-        </w:rPr>
-        <w:pict w14:anchorId="130FBCAE">
-          <v:rect id="_x0000_i1141" style="width:0;height:1.5pt" o:hralign="center" o:hrstd="t" o:hr="t" fillcolor="#a0a0a0" stroked="f"/>
-        </w:pict>
+      </w:r>
+      <w:proofErr w:type="spellStart"/>
+      <w:r>
+        <w:rPr>
+          <w:rFonts w:ascii="Georgia Pro" w:eastAsia="Georgia Pro" w:hAnsi="Georgia Pro" w:cs="Georgia Pro"/>
+          <w:color w:val="000000" w:themeColor="text1"/>
+        </w:rPr>
+        <w:t>func</w:t>
+      </w:r>
+      <w:proofErr w:type="spellEnd"/>
+      <w:r>
+        <w:rPr>
+          <w:rFonts w:ascii="Georgia Pro" w:eastAsia="Georgia Pro" w:hAnsi="Georgia Pro" w:cs="Georgia Pro"/>
+          <w:color w:val="000000" w:themeColor="text1"/>
+        </w:rPr>
+        <w:t xml:space="preserve"> </w:t>
+      </w:r>
+      <w:proofErr w:type="spellStart"/>
+      <w:r>
+        <w:rPr>
+          <w:rFonts w:ascii="Georgia Pro" w:eastAsia="Georgia Pro" w:hAnsi="Georgia Pro" w:cs="Georgia Pro"/>
+          <w:color w:val="000000" w:themeColor="text1"/>
+        </w:rPr>
+        <w:t>init</w:t>
+      </w:r>
+      <w:proofErr w:type="spellEnd"/>
+      <w:r>
+        <w:rPr>
+          <w:rFonts w:ascii="Georgia Pro" w:eastAsia="Georgia Pro" w:hAnsi="Georgia Pro" w:cs="Georgia Pro"/>
+          <w:color w:val="000000" w:themeColor="text1"/>
+        </w:rPr>
+        <w:t xml:space="preserve"> </w:t>
+      </w:r>
+      <w:r>
+        <w:rPr>
+          <w:rFonts w:ascii="Georgia Pro" w:eastAsia="Georgia Pro" w:hAnsi="Georgia Pro" w:cs="Georgia Pro"/>
+          <w:color w:val="000000" w:themeColor="text1"/>
+        </w:rPr>
+        <w:t>–</w:t>
+      </w:r>
+      <w:r>
+        <w:rPr>
+          <w:rFonts w:ascii="Georgia Pro" w:eastAsia="Georgia Pro" w:hAnsi="Georgia Pro" w:cs="Georgia Pro"/>
+          <w:color w:val="000000" w:themeColor="text1"/>
+        </w:rPr>
+        <w:t>worker-runtime node</w:t>
       </w:r>
     </w:p>
     <w:p>
@@ -3490,30 +3085,102 @@
           <w:color w:val="000000" w:themeColor="text1"/>
         </w:rPr>
       </w:pPr>
-      <w:r>
+    </w:p>
+    <w:p>
+      <w:pPr>
+        <w:spacing w:after="0" w:line="480" w:lineRule="auto"/>
         <w:rPr>
           <w:rFonts w:ascii="Georgia Pro" w:eastAsia="Georgia Pro" w:hAnsi="Georgia Pro" w:cs="Georgia Pro"/>
           <w:b/>
           <w:bCs/>
           <w:color w:val="000000" w:themeColor="text1"/>
         </w:rPr>
-        <w:t>Step 6 – Create HTTP-trigger function</w:t>
-      </w:r>
-    </w:p>
-    <w:p>
-      <w:pPr>
-        <w:spacing w:after="0" w:line="480" w:lineRule="auto"/>
-        <w:rPr>
-          <w:rFonts w:ascii="Georgia Pro" w:eastAsia="Georgia Pro" w:hAnsi="Georgia Pro" w:cs="Georgia Pro"/>
-          <w:color w:val="000000" w:themeColor="text1"/>
-        </w:rPr>
-      </w:pPr>
-      <w:r>
-        <w:rPr>
-          <w:rFonts w:ascii="Georgia Pro" w:eastAsia="Georgia Pro" w:hAnsi="Georgia Pro" w:cs="Georgia Pro"/>
-          <w:color w:val="000000" w:themeColor="text1"/>
-        </w:rPr>
-        <w:t>Create project:</w:t>
+      </w:pPr>
+      <w:r>
+        <w:rPr>
+          <w:rFonts w:ascii="Georgia Pro" w:eastAsia="Georgia Pro" w:hAnsi="Georgia Pro" w:cs="Georgia Pro"/>
+          <w:b/>
+          <w:bCs/>
+          <w:color w:val="000000" w:themeColor="text1"/>
+        </w:rPr>
+        <w:t xml:space="preserve">What </w:t>
+      </w:r>
+      <w:proofErr w:type="gramStart"/>
+      <w:r>
+        <w:rPr>
+          <w:rFonts w:ascii="Georgia Pro" w:eastAsia="Georgia Pro" w:hAnsi="Georgia Pro" w:cs="Georgia Pro"/>
+          <w:b/>
+          <w:bCs/>
+          <w:color w:val="000000" w:themeColor="text1"/>
+        </w:rPr>
+        <w:t>this does</w:t>
+      </w:r>
+      <w:proofErr w:type="gramEnd"/>
+    </w:p>
+    <w:p>
+      <w:pPr>
+        <w:spacing w:after="0" w:line="480" w:lineRule="auto"/>
+        <w:rPr>
+          <w:rFonts w:ascii="Georgia Pro" w:eastAsia="Georgia Pro" w:hAnsi="Georgia Pro" w:cs="Georgia Pro"/>
+          <w:color w:val="000000" w:themeColor="text1"/>
+        </w:rPr>
+      </w:pPr>
+      <w:r>
+        <w:rPr>
+          <w:rFonts w:ascii="Georgia Pro" w:eastAsia="Georgia Pro" w:hAnsi="Georgia Pro" w:cs="Georgia Pro"/>
+          <w:color w:val="000000" w:themeColor="text1"/>
+        </w:rPr>
+        <w:t>Creates local Azure Functions project in Cloud Shell.</w:t>
+      </w:r>
+    </w:p>
+    <w:p>
+      <w:pPr>
+        <w:spacing w:after="0" w:line="480" w:lineRule="auto"/>
+        <w:rPr>
+          <w:rFonts w:ascii="Georgia Pro" w:eastAsia="Georgia Pro" w:hAnsi="Georgia Pro" w:cs="Georgia Pro"/>
+          <w:color w:val="000000" w:themeColor="text1"/>
+        </w:rPr>
+      </w:pPr>
+      <w:r>
+        <w:rPr>
+          <w:rFonts w:ascii="Georgia Pro" w:eastAsia="Georgia Pro" w:hAnsi="Georgia Pro" w:cs="Georgia Pro"/>
+          <w:color w:val="000000" w:themeColor="text1"/>
+        </w:rPr>
+        <w:pict w14:anchorId="5DC61D2D">
+          <v:rect id="_x0000_i1032" style="width:0;height:1.5pt" o:hralign="center" o:hrstd="t" o:hr="t" fillcolor="#a0a0a0" stroked="f"/>
+        </w:pict>
+      </w:r>
+    </w:p>
+    <w:p>
+      <w:pPr>
+        <w:rPr>
+          <w:rFonts w:ascii="Georgia Pro" w:eastAsia="Georgia Pro" w:hAnsi="Georgia Pro" w:cs="Georgia Pro"/>
+          <w:color w:val="000000" w:themeColor="text1"/>
+        </w:rPr>
+      </w:pPr>
+      <w:r>
+        <w:rPr>
+          <w:rFonts w:ascii="Georgia Pro" w:eastAsia="Georgia Pro" w:hAnsi="Georgia Pro" w:cs="Georgia Pro"/>
+          <w:color w:val="000000" w:themeColor="text1"/>
+        </w:rPr>
+        <w:br w:type="page"/>
+      </w:r>
+    </w:p>
+    <w:p>
+      <w:pPr>
+        <w:spacing w:after="0" w:line="480" w:lineRule="auto"/>
+        <w:rPr>
+          <w:rFonts w:ascii="Georgia Pro" w:eastAsia="Georgia Pro" w:hAnsi="Georgia Pro" w:cs="Georgia Pro"/>
+          <w:color w:val="000000" w:themeColor="text1"/>
+        </w:rPr>
+      </w:pPr>
+      <w:r>
+        <w:rPr>
+          <w:rFonts w:ascii="Georgia Pro" w:eastAsia="Georgia Pro" w:hAnsi="Georgia Pro" w:cs="Georgia Pro"/>
+          <w:color w:val="000000" w:themeColor="text1"/>
+        </w:rPr>
+        <w:lastRenderedPageBreak/>
+        <w:t>Create function:</w:t>
       </w:r>
     </w:p>
     <w:p>
@@ -3537,7 +3204,7 @@
           <w:rFonts w:ascii="Georgia Pro" w:eastAsia="Georgia Pro" w:hAnsi="Georgia Pro" w:cs="Georgia Pro"/>
           <w:color w:val="000000" w:themeColor="text1"/>
         </w:rPr>
-        <w:t>mkdir</w:t>
+        <w:t>func</w:t>
       </w:r>
       <w:proofErr w:type="spellEnd"/>
       <w:r>
@@ -3545,7 +3212,15 @@
           <w:rFonts w:ascii="Georgia Pro" w:eastAsia="Georgia Pro" w:hAnsi="Georgia Pro" w:cs="Georgia Pro"/>
           <w:color w:val="000000" w:themeColor="text1"/>
         </w:rPr>
-        <w:t xml:space="preserve"> </w:t>
+        <w:t xml:space="preserve"> new \</w:t>
+      </w:r>
+      <w:r>
+        <w:rPr>
+          <w:rFonts w:ascii="Georgia Pro" w:eastAsia="Georgia Pro" w:hAnsi="Georgia Pro" w:cs="Georgia Pro"/>
+          <w:color w:val="000000" w:themeColor="text1"/>
+        </w:rPr>
+        <w:br/>
+        <w:t xml:space="preserve">  --name </w:t>
       </w:r>
       <w:proofErr w:type="spellStart"/>
       <w:r>
@@ -3553,7 +3228,7 @@
           <w:rFonts w:ascii="Georgia Pro" w:eastAsia="Georgia Pro" w:hAnsi="Georgia Pro" w:cs="Georgia Pro"/>
           <w:color w:val="000000" w:themeColor="text1"/>
         </w:rPr>
-        <w:t>myfunc</w:t>
+        <w:t>HelloAzure</w:t>
       </w:r>
       <w:proofErr w:type="spellEnd"/>
       <w:r>
@@ -3561,8 +3236,23 @@
           <w:rFonts w:ascii="Georgia Pro" w:eastAsia="Georgia Pro" w:hAnsi="Georgia Pro" w:cs="Georgia Pro"/>
           <w:color w:val="000000" w:themeColor="text1"/>
         </w:rPr>
+        <w:t xml:space="preserve"> \</w:t>
+      </w:r>
+      <w:r>
+        <w:rPr>
+          <w:rFonts w:ascii="Georgia Pro" w:eastAsia="Georgia Pro" w:hAnsi="Georgia Pro" w:cs="Georgia Pro"/>
+          <w:color w:val="000000" w:themeColor="text1"/>
+        </w:rPr>
         <w:br/>
-        <w:t xml:space="preserve">cd </w:t>
+        <w:t xml:space="preserve">  --template "HTTP trigger" \</w:t>
+      </w:r>
+      <w:r>
+        <w:rPr>
+          <w:rFonts w:ascii="Georgia Pro" w:eastAsia="Georgia Pro" w:hAnsi="Georgia Pro" w:cs="Georgia Pro"/>
+          <w:color w:val="000000" w:themeColor="text1"/>
+        </w:rPr>
+        <w:br/>
+        <w:t xml:space="preserve">  --</w:t>
       </w:r>
       <w:proofErr w:type="spellStart"/>
       <w:r>
@@ -3570,7 +3260,7 @@
           <w:rFonts w:ascii="Georgia Pro" w:eastAsia="Georgia Pro" w:hAnsi="Georgia Pro" w:cs="Georgia Pro"/>
           <w:color w:val="000000" w:themeColor="text1"/>
         </w:rPr>
-        <w:t>myfunc</w:t>
+        <w:t>authlevel</w:t>
       </w:r>
       <w:proofErr w:type="spellEnd"/>
       <w:r>
@@ -3578,53 +3268,7 @@
           <w:rFonts w:ascii="Georgia Pro" w:eastAsia="Georgia Pro" w:hAnsi="Georgia Pro" w:cs="Georgia Pro"/>
           <w:color w:val="000000" w:themeColor="text1"/>
         </w:rPr>
-        <w:br/>
-      </w:r>
-      <w:proofErr w:type="spellStart"/>
-      <w:r>
-        <w:rPr>
-          <w:rFonts w:ascii="Georgia Pro" w:eastAsia="Georgia Pro" w:hAnsi="Georgia Pro" w:cs="Georgia Pro"/>
-          <w:color w:val="000000" w:themeColor="text1"/>
-        </w:rPr>
-        <w:t>func</w:t>
-      </w:r>
-      <w:proofErr w:type="spellEnd"/>
-      <w:r>
-        <w:rPr>
-          <w:rFonts w:ascii="Georgia Pro" w:eastAsia="Georgia Pro" w:hAnsi="Georgia Pro" w:cs="Georgia Pro"/>
-          <w:color w:val="000000" w:themeColor="text1"/>
-        </w:rPr>
-        <w:t xml:space="preserve"> </w:t>
-      </w:r>
-      <w:proofErr w:type="spellStart"/>
-      <w:r>
-        <w:rPr>
-          <w:rFonts w:ascii="Georgia Pro" w:eastAsia="Georgia Pro" w:hAnsi="Georgia Pro" w:cs="Georgia Pro"/>
-          <w:color w:val="000000" w:themeColor="text1"/>
-        </w:rPr>
-        <w:t>init</w:t>
-      </w:r>
-      <w:proofErr w:type="spellEnd"/>
-      <w:r>
-        <w:rPr>
-          <w:rFonts w:ascii="Georgia Pro" w:eastAsia="Georgia Pro" w:hAnsi="Georgia Pro" w:cs="Georgia Pro"/>
-          <w:color w:val="000000" w:themeColor="text1"/>
-        </w:rPr>
-        <w:t xml:space="preserve"> </w:t>
-      </w:r>
-      <w:r>
-        <w:rPr>
-          <w:rFonts w:ascii="Georgia Pro" w:eastAsia="Georgia Pro" w:hAnsi="Georgia Pro" w:cs="Georgia Pro"/>
-          <w:color w:val="000000" w:themeColor="text1"/>
-        </w:rPr>
-        <w:t>–</w:t>
-      </w:r>
-      <w:r>
-        <w:rPr>
-          <w:rFonts w:ascii="Georgia Pro" w:eastAsia="Georgia Pro" w:hAnsi="Georgia Pro" w:cs="Georgia Pro"/>
-          <w:color w:val="000000" w:themeColor="text1"/>
-        </w:rPr>
-        <w:t>worker-runtime node</w:t>
+        <w:t xml:space="preserve"> anonymous</w:t>
       </w:r>
     </w:p>
     <w:p>
@@ -3682,57 +3326,7 @@
           <w:rFonts w:ascii="Georgia Pro" w:eastAsia="Georgia Pro" w:hAnsi="Georgia Pro" w:cs="Georgia Pro"/>
           <w:color w:val="000000" w:themeColor="text1"/>
         </w:rPr>
-        <w:t>Creates local Azure Functions project in Cloud Shell.</w:t>
-      </w:r>
-    </w:p>
-    <w:p>
-      <w:pPr>
-        <w:spacing w:after="0" w:line="480" w:lineRule="auto"/>
-        <w:rPr>
-          <w:rFonts w:ascii="Georgia Pro" w:eastAsia="Georgia Pro" w:hAnsi="Georgia Pro" w:cs="Georgia Pro"/>
-          <w:color w:val="000000" w:themeColor="text1"/>
-        </w:rPr>
-      </w:pPr>
-      <w:r>
-        <w:rPr>
-          <w:rFonts w:ascii="Georgia Pro" w:eastAsia="Georgia Pro" w:hAnsi="Georgia Pro" w:cs="Georgia Pro"/>
-          <w:color w:val="000000" w:themeColor="text1"/>
-        </w:rPr>
-        <w:pict w14:anchorId="5DC61D2D">
-          <v:rect id="_x0000_i1142" style="width:0;height:1.5pt" o:hralign="center" o:hrstd="t" o:hr="t" fillcolor="#a0a0a0" stroked="f"/>
-        </w:pict>
-      </w:r>
-    </w:p>
-    <w:p>
-      <w:pPr>
-        <w:rPr>
-          <w:rFonts w:ascii="Georgia Pro" w:eastAsia="Georgia Pro" w:hAnsi="Georgia Pro" w:cs="Georgia Pro"/>
-          <w:color w:val="000000" w:themeColor="text1"/>
-        </w:rPr>
-      </w:pPr>
-      <w:r>
-        <w:rPr>
-          <w:rFonts w:ascii="Georgia Pro" w:eastAsia="Georgia Pro" w:hAnsi="Georgia Pro" w:cs="Georgia Pro"/>
-          <w:color w:val="000000" w:themeColor="text1"/>
-        </w:rPr>
-        <w:br w:type="page"/>
-      </w:r>
-    </w:p>
-    <w:p>
-      <w:pPr>
-        <w:spacing w:after="0" w:line="480" w:lineRule="auto"/>
-        <w:rPr>
-          <w:rFonts w:ascii="Georgia Pro" w:eastAsia="Georgia Pro" w:hAnsi="Georgia Pro" w:cs="Georgia Pro"/>
-          <w:color w:val="000000" w:themeColor="text1"/>
-        </w:rPr>
-      </w:pPr>
-      <w:r>
-        <w:rPr>
-          <w:rFonts w:ascii="Georgia Pro" w:eastAsia="Georgia Pro" w:hAnsi="Georgia Pro" w:cs="Georgia Pro"/>
-          <w:color w:val="000000" w:themeColor="text1"/>
-        </w:rPr>
-        <w:lastRenderedPageBreak/>
-        <w:t>Create function:</w:t>
+        <w:t>Adds an HTTP endpoint named:</w:t>
       </w:r>
     </w:p>
     <w:p>
@@ -3751,76 +3345,58 @@
         </w:rPr>
       </w:pPr>
       <w:proofErr w:type="spellStart"/>
-      <w:r>
-        <w:rPr>
-          <w:rFonts w:ascii="Georgia Pro" w:eastAsia="Georgia Pro" w:hAnsi="Georgia Pro" w:cs="Georgia Pro"/>
-          <w:color w:val="000000" w:themeColor="text1"/>
-        </w:rPr>
-        <w:t>func</w:t>
+      <w:proofErr w:type="gramStart"/>
+      <w:r>
+        <w:rPr>
+          <w:rFonts w:ascii="Georgia Pro" w:eastAsia="Georgia Pro" w:hAnsi="Georgia Pro" w:cs="Georgia Pro"/>
+          <w:color w:val="000000" w:themeColor="text1"/>
+        </w:rPr>
+        <w:t>HelloAzure</w:t>
       </w:r>
       <w:proofErr w:type="spellEnd"/>
-      <w:r>
-        <w:rPr>
-          <w:rFonts w:ascii="Georgia Pro" w:eastAsia="Georgia Pro" w:hAnsi="Georgia Pro" w:cs="Georgia Pro"/>
-          <w:color w:val="000000" w:themeColor="text1"/>
-        </w:rPr>
-        <w:t xml:space="preserve"> new \</w:t>
-      </w:r>
-      <w:r>
-        <w:rPr>
-          <w:rFonts w:ascii="Georgia Pro" w:eastAsia="Georgia Pro" w:hAnsi="Georgia Pro" w:cs="Georgia Pro"/>
-          <w:color w:val="000000" w:themeColor="text1"/>
-        </w:rPr>
-        <w:br/>
-        <w:t xml:space="preserve">  --name </w:t>
-      </w:r>
-      <w:proofErr w:type="spellStart"/>
-      <w:r>
-        <w:rPr>
-          <w:rFonts w:ascii="Georgia Pro" w:eastAsia="Georgia Pro" w:hAnsi="Georgia Pro" w:cs="Georgia Pro"/>
-          <w:color w:val="000000" w:themeColor="text1"/>
-        </w:rPr>
-        <w:t>HelloAzure</w:t>
-      </w:r>
-      <w:proofErr w:type="spellEnd"/>
-      <w:r>
-        <w:rPr>
-          <w:rFonts w:ascii="Georgia Pro" w:eastAsia="Georgia Pro" w:hAnsi="Georgia Pro" w:cs="Georgia Pro"/>
-          <w:color w:val="000000" w:themeColor="text1"/>
-        </w:rPr>
-        <w:t xml:space="preserve"> \</w:t>
-      </w:r>
-      <w:r>
-        <w:rPr>
-          <w:rFonts w:ascii="Georgia Pro" w:eastAsia="Georgia Pro" w:hAnsi="Georgia Pro" w:cs="Georgia Pro"/>
-          <w:color w:val="000000" w:themeColor="text1"/>
-        </w:rPr>
-        <w:br/>
-        <w:t xml:space="preserve">  --template "HTTP trigger" \</w:t>
-      </w:r>
-      <w:r>
-        <w:rPr>
-          <w:rFonts w:ascii="Georgia Pro" w:eastAsia="Georgia Pro" w:hAnsi="Georgia Pro" w:cs="Georgia Pro"/>
-          <w:color w:val="000000" w:themeColor="text1"/>
-        </w:rPr>
-        <w:br/>
-        <w:t xml:space="preserve">  --</w:t>
-      </w:r>
-      <w:proofErr w:type="spellStart"/>
-      <w:r>
-        <w:rPr>
-          <w:rFonts w:ascii="Georgia Pro" w:eastAsia="Georgia Pro" w:hAnsi="Georgia Pro" w:cs="Georgia Pro"/>
-          <w:color w:val="000000" w:themeColor="text1"/>
-        </w:rPr>
-        <w:t>authlevel</w:t>
-      </w:r>
-      <w:proofErr w:type="spellEnd"/>
-      <w:r>
-        <w:rPr>
-          <w:rFonts w:ascii="Georgia Pro" w:eastAsia="Georgia Pro" w:hAnsi="Georgia Pro" w:cs="Georgia Pro"/>
-          <w:color w:val="000000" w:themeColor="text1"/>
-        </w:rPr>
-        <w:t xml:space="preserve"> anonymous</w:t>
+      <w:proofErr w:type="gramEnd"/>
+    </w:p>
+    <w:p>
+      <w:pPr>
+        <w:spacing w:after="0" w:line="480" w:lineRule="auto"/>
+        <w:rPr>
+          <w:rFonts w:ascii="Georgia Pro" w:eastAsia="Georgia Pro" w:hAnsi="Georgia Pro" w:cs="Georgia Pro"/>
+          <w:color w:val="000000" w:themeColor="text1"/>
+        </w:rPr>
+      </w:pPr>
+    </w:p>
+    <w:p>
+      <w:pPr>
+        <w:spacing w:after="0" w:line="480" w:lineRule="auto"/>
+        <w:rPr>
+          <w:rFonts w:ascii="Georgia Pro" w:eastAsia="Georgia Pro" w:hAnsi="Georgia Pro" w:cs="Georgia Pro"/>
+          <w:color w:val="000000" w:themeColor="text1"/>
+        </w:rPr>
+      </w:pPr>
+      <w:r>
+        <w:rPr>
+          <w:rFonts w:ascii="Georgia Pro" w:eastAsia="Georgia Pro" w:hAnsi="Georgia Pro" w:cs="Georgia Pro"/>
+          <w:color w:val="000000" w:themeColor="text1"/>
+        </w:rPr>
+        <w:t>Anonymous means it can be accessed in browser without keys.</w:t>
+      </w:r>
+    </w:p>
+    <w:p>
+      <w:pPr>
+        <w:spacing w:after="0" w:line="480" w:lineRule="auto"/>
+        <w:rPr>
+          <w:rFonts w:ascii="Georgia Pro" w:eastAsia="Georgia Pro" w:hAnsi="Georgia Pro" w:cs="Georgia Pro"/>
+          <w:color w:val="000000" w:themeColor="text1"/>
+        </w:rPr>
+      </w:pPr>
+      <w:r>
+        <w:rPr>
+          <w:rFonts w:ascii="Georgia Pro" w:eastAsia="Georgia Pro" w:hAnsi="Georgia Pro" w:cs="Georgia Pro"/>
+          <w:color w:val="000000" w:themeColor="text1"/>
+        </w:rPr>
+        <w:pict w14:anchorId="145A2982">
+          <v:rect id="_x0000_i1033" style="width:0;height:1.5pt" o:hralign="center" o:hrstd="t" o:hr="t" fillcolor="#a0a0a0" stroked="f"/>
+        </w:pict>
       </w:r>
     </w:p>
     <w:p>
@@ -3833,52 +3409,14 @@
           <w:color w:val="000000" w:themeColor="text1"/>
         </w:rPr>
       </w:pPr>
-    </w:p>
-    <w:p>
-      <w:pPr>
-        <w:spacing w:after="0" w:line="480" w:lineRule="auto"/>
+      <w:r>
         <w:rPr>
           <w:rFonts w:ascii="Georgia Pro" w:eastAsia="Georgia Pro" w:hAnsi="Georgia Pro" w:cs="Georgia Pro"/>
           <w:b/>
           <w:bCs/>
           <w:color w:val="000000" w:themeColor="text1"/>
         </w:rPr>
-      </w:pPr>
-      <w:r>
-        <w:rPr>
-          <w:rFonts w:ascii="Georgia Pro" w:eastAsia="Georgia Pro" w:hAnsi="Georgia Pro" w:cs="Georgia Pro"/>
-          <w:b/>
-          <w:bCs/>
-          <w:color w:val="000000" w:themeColor="text1"/>
-        </w:rPr>
-        <w:t xml:space="preserve">What </w:t>
-      </w:r>
-      <w:proofErr w:type="gramStart"/>
-      <w:r>
-        <w:rPr>
-          <w:rFonts w:ascii="Georgia Pro" w:eastAsia="Georgia Pro" w:hAnsi="Georgia Pro" w:cs="Georgia Pro"/>
-          <w:b/>
-          <w:bCs/>
-          <w:color w:val="000000" w:themeColor="text1"/>
-        </w:rPr>
-        <w:t>this does</w:t>
-      </w:r>
-      <w:proofErr w:type="gramEnd"/>
-    </w:p>
-    <w:p>
-      <w:pPr>
-        <w:spacing w:after="0" w:line="480" w:lineRule="auto"/>
-        <w:rPr>
-          <w:rFonts w:ascii="Georgia Pro" w:eastAsia="Georgia Pro" w:hAnsi="Georgia Pro" w:cs="Georgia Pro"/>
-          <w:color w:val="000000" w:themeColor="text1"/>
-        </w:rPr>
-      </w:pPr>
-      <w:r>
-        <w:rPr>
-          <w:rFonts w:ascii="Georgia Pro" w:eastAsia="Georgia Pro" w:hAnsi="Georgia Pro" w:cs="Georgia Pro"/>
-          <w:color w:val="000000" w:themeColor="text1"/>
-        </w:rPr>
-        <w:t>Adds an HTTP endpoint named:</w:t>
+        <w:t>Step 7 – Deploy code to Azure</w:t>
       </w:r>
     </w:p>
     <w:p>
@@ -3897,58 +3435,36 @@
         </w:rPr>
       </w:pPr>
       <w:proofErr w:type="spellStart"/>
-      <w:proofErr w:type="gramStart"/>
-      <w:r>
-        <w:rPr>
-          <w:rFonts w:ascii="Georgia Pro" w:eastAsia="Georgia Pro" w:hAnsi="Georgia Pro" w:cs="Georgia Pro"/>
-          <w:color w:val="000000" w:themeColor="text1"/>
-        </w:rPr>
-        <w:t>HelloAzure</w:t>
+      <w:r>
+        <w:rPr>
+          <w:rFonts w:ascii="Georgia Pro" w:eastAsia="Georgia Pro" w:hAnsi="Georgia Pro" w:cs="Georgia Pro"/>
+          <w:color w:val="000000" w:themeColor="text1"/>
+        </w:rPr>
+        <w:t>func</w:t>
       </w:r>
       <w:proofErr w:type="spellEnd"/>
-      <w:proofErr w:type="gramEnd"/>
-    </w:p>
-    <w:p>
-      <w:pPr>
-        <w:spacing w:after="0" w:line="480" w:lineRule="auto"/>
-        <w:rPr>
-          <w:rFonts w:ascii="Georgia Pro" w:eastAsia="Georgia Pro" w:hAnsi="Georgia Pro" w:cs="Georgia Pro"/>
-          <w:color w:val="000000" w:themeColor="text1"/>
-        </w:rPr>
-      </w:pPr>
-    </w:p>
-    <w:p>
-      <w:pPr>
-        <w:spacing w:after="0" w:line="480" w:lineRule="auto"/>
-        <w:rPr>
-          <w:rFonts w:ascii="Georgia Pro" w:eastAsia="Georgia Pro" w:hAnsi="Georgia Pro" w:cs="Georgia Pro"/>
-          <w:color w:val="000000" w:themeColor="text1"/>
-        </w:rPr>
-      </w:pPr>
-      <w:r>
-        <w:rPr>
-          <w:rFonts w:ascii="Georgia Pro" w:eastAsia="Georgia Pro" w:hAnsi="Georgia Pro" w:cs="Georgia Pro"/>
-          <w:color w:val="000000" w:themeColor="text1"/>
-        </w:rPr>
-        <w:t>Anonymous means it can be accessed in browser without keys.</w:t>
-      </w:r>
-    </w:p>
-    <w:p>
-      <w:pPr>
-        <w:spacing w:after="0" w:line="480" w:lineRule="auto"/>
-        <w:rPr>
-          <w:rFonts w:ascii="Georgia Pro" w:eastAsia="Georgia Pro" w:hAnsi="Georgia Pro" w:cs="Georgia Pro"/>
-          <w:color w:val="000000" w:themeColor="text1"/>
-        </w:rPr>
-      </w:pPr>
-      <w:r>
-        <w:rPr>
-          <w:rFonts w:ascii="Georgia Pro" w:eastAsia="Georgia Pro" w:hAnsi="Georgia Pro" w:cs="Georgia Pro"/>
-          <w:color w:val="000000" w:themeColor="text1"/>
-        </w:rPr>
-        <w:pict w14:anchorId="145A2982">
-          <v:rect id="_x0000_i1143" style="width:0;height:1.5pt" o:hralign="center" o:hrstd="t" o:hr="t" fillcolor="#a0a0a0" stroked="f"/>
-        </w:pict>
+      <w:r>
+        <w:rPr>
+          <w:rFonts w:ascii="Georgia Pro" w:eastAsia="Georgia Pro" w:hAnsi="Georgia Pro" w:cs="Georgia Pro"/>
+          <w:color w:val="000000" w:themeColor="text1"/>
+        </w:rPr>
+        <w:t xml:space="preserve"> azure </w:t>
+      </w:r>
+      <w:proofErr w:type="spellStart"/>
+      <w:r>
+        <w:rPr>
+          <w:rFonts w:ascii="Georgia Pro" w:eastAsia="Georgia Pro" w:hAnsi="Georgia Pro" w:cs="Georgia Pro"/>
+          <w:color w:val="000000" w:themeColor="text1"/>
+        </w:rPr>
+        <w:t>functionapp</w:t>
+      </w:r>
+      <w:proofErr w:type="spellEnd"/>
+      <w:r>
+        <w:rPr>
+          <w:rFonts w:ascii="Georgia Pro" w:eastAsia="Georgia Pro" w:hAnsi="Georgia Pro" w:cs="Georgia Pro"/>
+          <w:color w:val="000000" w:themeColor="text1"/>
+        </w:rPr>
+        <w:t xml:space="preserve"> publish $APP</w:t>
       </w:r>
     </w:p>
     <w:p>
@@ -3961,121 +3477,85 @@
           <w:color w:val="000000" w:themeColor="text1"/>
         </w:rPr>
       </w:pPr>
-      <w:r>
+    </w:p>
+    <w:p>
+      <w:pPr>
+        <w:spacing w:after="0" w:line="480" w:lineRule="auto"/>
         <w:rPr>
           <w:rFonts w:ascii="Georgia Pro" w:eastAsia="Georgia Pro" w:hAnsi="Georgia Pro" w:cs="Georgia Pro"/>
           <w:b/>
           <w:bCs/>
           <w:color w:val="000000" w:themeColor="text1"/>
         </w:rPr>
-        <w:t>Step 7 – Deploy code to Azure</w:t>
-      </w:r>
-    </w:p>
-    <w:p>
-      <w:pPr>
-        <w:pBdr>
-          <w:top w:val="single" w:sz="4" w:space="1" w:color="auto"/>
-          <w:left w:val="single" w:sz="4" w:space="4" w:color="auto"/>
-          <w:bottom w:val="single" w:sz="4" w:space="1" w:color="auto"/>
-          <w:right w:val="single" w:sz="4" w:space="4" w:color="auto"/>
-        </w:pBdr>
-        <w:shd w:val="clear" w:color="auto" w:fill="F2F2F2" w:themeFill="background1" w:themeFillShade="F2"/>
-        <w:spacing w:after="0" w:line="480" w:lineRule="auto"/>
-        <w:rPr>
-          <w:rFonts w:ascii="Georgia Pro" w:eastAsia="Georgia Pro" w:hAnsi="Georgia Pro" w:cs="Georgia Pro"/>
-          <w:color w:val="000000" w:themeColor="text1"/>
-        </w:rPr>
-      </w:pPr>
-      <w:proofErr w:type="spellStart"/>
-      <w:r>
-        <w:rPr>
-          <w:rFonts w:ascii="Georgia Pro" w:eastAsia="Georgia Pro" w:hAnsi="Georgia Pro" w:cs="Georgia Pro"/>
-          <w:color w:val="000000" w:themeColor="text1"/>
-        </w:rPr>
-        <w:t>func</w:t>
-      </w:r>
-      <w:proofErr w:type="spellEnd"/>
-      <w:r>
-        <w:rPr>
-          <w:rFonts w:ascii="Georgia Pro" w:eastAsia="Georgia Pro" w:hAnsi="Georgia Pro" w:cs="Georgia Pro"/>
-          <w:color w:val="000000" w:themeColor="text1"/>
-        </w:rPr>
-        <w:t xml:space="preserve"> azure </w:t>
-      </w:r>
-      <w:proofErr w:type="spellStart"/>
-      <w:r>
-        <w:rPr>
-          <w:rFonts w:ascii="Georgia Pro" w:eastAsia="Georgia Pro" w:hAnsi="Georgia Pro" w:cs="Georgia Pro"/>
-          <w:color w:val="000000" w:themeColor="text1"/>
-        </w:rPr>
-        <w:t>functionapp</w:t>
-      </w:r>
-      <w:proofErr w:type="spellEnd"/>
-      <w:r>
-        <w:rPr>
-          <w:rFonts w:ascii="Georgia Pro" w:eastAsia="Georgia Pro" w:hAnsi="Georgia Pro" w:cs="Georgia Pro"/>
-          <w:color w:val="000000" w:themeColor="text1"/>
-        </w:rPr>
-        <w:t xml:space="preserve"> publish $APP</w:t>
-      </w:r>
-    </w:p>
-    <w:p>
-      <w:pPr>
-        <w:spacing w:after="0" w:line="480" w:lineRule="auto"/>
+      </w:pPr>
+      <w:r>
         <w:rPr>
           <w:rFonts w:ascii="Georgia Pro" w:eastAsia="Georgia Pro" w:hAnsi="Georgia Pro" w:cs="Georgia Pro"/>
           <w:b/>
           <w:bCs/>
           <w:color w:val="000000" w:themeColor="text1"/>
         </w:rPr>
-      </w:pPr>
-    </w:p>
-    <w:p>
-      <w:pPr>
-        <w:spacing w:after="0" w:line="480" w:lineRule="auto"/>
+        <w:t xml:space="preserve">What </w:t>
+      </w:r>
+      <w:proofErr w:type="gramStart"/>
+      <w:r>
         <w:rPr>
           <w:rFonts w:ascii="Georgia Pro" w:eastAsia="Georgia Pro" w:hAnsi="Georgia Pro" w:cs="Georgia Pro"/>
           <w:b/>
           <w:bCs/>
           <w:color w:val="000000" w:themeColor="text1"/>
         </w:rPr>
-      </w:pPr>
-      <w:r>
-        <w:rPr>
-          <w:rFonts w:ascii="Georgia Pro" w:eastAsia="Georgia Pro" w:hAnsi="Georgia Pro" w:cs="Georgia Pro"/>
-          <w:b/>
-          <w:bCs/>
-          <w:color w:val="000000" w:themeColor="text1"/>
-        </w:rPr>
-        <w:t xml:space="preserve">What </w:t>
-      </w:r>
+        <w:t>this does</w:t>
+      </w:r>
+      <w:proofErr w:type="gramEnd"/>
+    </w:p>
+    <w:p>
+      <w:pPr>
+        <w:spacing w:after="0" w:line="480" w:lineRule="auto"/>
+        <w:rPr>
+          <w:rFonts w:ascii="Georgia Pro" w:eastAsia="Georgia Pro" w:hAnsi="Georgia Pro" w:cs="Georgia Pro"/>
+          <w:color w:val="000000" w:themeColor="text1"/>
+        </w:rPr>
+      </w:pPr>
       <w:proofErr w:type="gramStart"/>
       <w:r>
         <w:rPr>
           <w:rFonts w:ascii="Georgia Pro" w:eastAsia="Georgia Pro" w:hAnsi="Georgia Pro" w:cs="Georgia Pro"/>
-          <w:b/>
-          <w:bCs/>
-          <w:color w:val="000000" w:themeColor="text1"/>
-        </w:rPr>
-        <w:t>this does</w:t>
+          <w:color w:val="000000" w:themeColor="text1"/>
+        </w:rPr>
+        <w:t>Uploads</w:t>
       </w:r>
       <w:proofErr w:type="gramEnd"/>
-    </w:p>
-    <w:p>
-      <w:pPr>
-        <w:spacing w:after="0" w:line="480" w:lineRule="auto"/>
-        <w:rPr>
-          <w:rFonts w:ascii="Georgia Pro" w:eastAsia="Georgia Pro" w:hAnsi="Georgia Pro" w:cs="Georgia Pro"/>
-          <w:color w:val="000000" w:themeColor="text1"/>
-        </w:rPr>
-      </w:pPr>
+      <w:r>
+        <w:rPr>
+          <w:rFonts w:ascii="Georgia Pro" w:eastAsia="Georgia Pro" w:hAnsi="Georgia Pro" w:cs="Georgia Pro"/>
+          <w:color w:val="000000" w:themeColor="text1"/>
+        </w:rPr>
+        <w:t xml:space="preserve"> your local function code into Azure Function App.</w:t>
+      </w:r>
+    </w:p>
+    <w:p>
+      <w:pPr>
+        <w:spacing w:after="0" w:line="480" w:lineRule="auto"/>
+        <w:rPr>
+          <w:rFonts w:ascii="Georgia Pro" w:eastAsia="Georgia Pro" w:hAnsi="Georgia Pro" w:cs="Georgia Pro"/>
+          <w:color w:val="000000" w:themeColor="text1"/>
+        </w:rPr>
+      </w:pPr>
+      <w:r>
+        <w:rPr>
+          <w:rFonts w:ascii="Georgia Pro" w:eastAsia="Georgia Pro" w:hAnsi="Georgia Pro" w:cs="Georgia Pro"/>
+          <w:color w:val="000000" w:themeColor="text1"/>
+        </w:rPr>
+        <w:t xml:space="preserve">After </w:t>
+      </w:r>
       <w:proofErr w:type="gramStart"/>
       <w:r>
         <w:rPr>
           <w:rFonts w:ascii="Georgia Pro" w:eastAsia="Georgia Pro" w:hAnsi="Georgia Pro" w:cs="Georgia Pro"/>
           <w:color w:val="000000" w:themeColor="text1"/>
         </w:rPr>
-        <w:t>Uploads</w:t>
+        <w:t>publish</w:t>
       </w:r>
       <w:proofErr w:type="gramEnd"/>
       <w:r>
@@ -4083,38 +3563,6 @@
           <w:rFonts w:ascii="Georgia Pro" w:eastAsia="Georgia Pro" w:hAnsi="Georgia Pro" w:cs="Georgia Pro"/>
           <w:color w:val="000000" w:themeColor="text1"/>
         </w:rPr>
-        <w:t xml:space="preserve"> your local function code into Azure Function App.</w:t>
-      </w:r>
-    </w:p>
-    <w:p>
-      <w:pPr>
-        <w:spacing w:after="0" w:line="480" w:lineRule="auto"/>
-        <w:rPr>
-          <w:rFonts w:ascii="Georgia Pro" w:eastAsia="Georgia Pro" w:hAnsi="Georgia Pro" w:cs="Georgia Pro"/>
-          <w:color w:val="000000" w:themeColor="text1"/>
-        </w:rPr>
-      </w:pPr>
-      <w:r>
-        <w:rPr>
-          <w:rFonts w:ascii="Georgia Pro" w:eastAsia="Georgia Pro" w:hAnsi="Georgia Pro" w:cs="Georgia Pro"/>
-          <w:color w:val="000000" w:themeColor="text1"/>
-        </w:rPr>
-        <w:t xml:space="preserve">After </w:t>
-      </w:r>
-      <w:proofErr w:type="gramStart"/>
-      <w:r>
-        <w:rPr>
-          <w:rFonts w:ascii="Georgia Pro" w:eastAsia="Georgia Pro" w:hAnsi="Georgia Pro" w:cs="Georgia Pro"/>
-          <w:color w:val="000000" w:themeColor="text1"/>
-        </w:rPr>
-        <w:t>publish</w:t>
-      </w:r>
-      <w:proofErr w:type="gramEnd"/>
-      <w:r>
-        <w:rPr>
-          <w:rFonts w:ascii="Georgia Pro" w:eastAsia="Georgia Pro" w:hAnsi="Georgia Pro" w:cs="Georgia Pro"/>
-          <w:color w:val="000000" w:themeColor="text1"/>
-        </w:rPr>
         <w:t xml:space="preserve"> Azure gives function URL.</w:t>
       </w:r>
     </w:p>
@@ -4132,7 +3580,7 @@
           <w:color w:val="000000" w:themeColor="text1"/>
         </w:rPr>
         <w:pict w14:anchorId="61F711C1">
-          <v:rect id="_x0000_i1144" style="width:0;height:1.5pt" o:hralign="center" o:hrstd="t" o:hr="t" fillcolor="#a0a0a0" stroked="f"/>
+          <v:rect id="_x0000_i1034" style="width:0;height:1.5pt" o:hralign="center" o:hrstd="t" o:hr="t" fillcolor="#a0a0a0" stroked="f"/>
         </w:pict>
       </w:r>
     </w:p>
@@ -4513,7 +3961,7 @@
           <w:color w:val="000000" w:themeColor="text1"/>
         </w:rPr>
         <w:pict w14:anchorId="5E70F56C">
-          <v:rect id="_x0000_i1145" style="width:0;height:1.5pt" o:hralign="center" o:hrstd="t" o:hr="t" fillcolor="#a0a0a0" stroked="f"/>
+          <v:rect id="_x0000_i1035" style="width:0;height:1.5pt" o:hralign="center" o:hrstd="t" o:hr="t" fillcolor="#a0a0a0" stroked="f"/>
         </w:pict>
       </w:r>
     </w:p>
@@ -4531,7 +3979,7 @@
           <w:color w:val="000000" w:themeColor="text1"/>
         </w:rPr>
         <w:pict w14:anchorId="2E84280C">
-          <v:rect id="_x0000_i1146" style="width:0;height:1.5pt" o:hralign="center" o:hrstd="t" o:hr="t" fillcolor="#a0a0a0" stroked="f"/>
+          <v:rect id="_x0000_i1036" style="width:0;height:1.5pt" o:hralign="center" o:hrstd="t" o:hr="t" fillcolor="#a0a0a0" stroked="f"/>
         </w:pict>
       </w:r>
     </w:p>
@@ -4726,7 +4174,7 @@
           <w:color w:val="000000" w:themeColor="text1"/>
         </w:rPr>
         <w:pict w14:anchorId="1F0118D9">
-          <v:rect id="_x0000_i1147" style="width:0;height:1.5pt" o:hralign="center" o:hrstd="t" o:hr="t" fillcolor="#a0a0a0" stroked="f"/>
+          <v:rect id="_x0000_i1037" style="width:0;height:1.5pt" o:hralign="center" o:hrstd="t" o:hr="t" fillcolor="#a0a0a0" stroked="f"/>
         </w:pict>
       </w:r>
     </w:p>
@@ -9170,6 +8618,7 @@
   <w:style w:type="character" w:default="1" w:styleId="DefaultParagraphFont">
     <w:name w:val="Default Paragraph Font"/>
     <w:uiPriority w:val="1"/>
+    <w:semiHidden/>
     <w:unhideWhenUsed/>
   </w:style>
   <w:style w:type="table" w:default="1" w:styleId="TableNormal">
